--- a/ind/docx/009.content.docx
+++ b/ind/docx/009.content.docx
@@ -19,7 +19,7 @@
         <w:rPr>
           <w:lang w:val="id_ID" w:bidi="id_ID"/>
         </w:rPr>
-        <w:t>Resource: Kamus Alkitab (Tyndale)</w:t>
+        <w:t>Resource: Tyndale Open Bible Dictionary</w:t>
       </w:r>
       <w:r>
         <w:rPr>
@@ -112,7 +112,7 @@
         <w:rPr>
           <w:lang w:val="id_ID" w:bidi="id_ID"/>
         </w:rPr>
-        <w:t>Kamus Alkitab (Tyndale)</w:t>
+        <w:t>Tyndale Open Bible Dictionary</w:t>
       </w:r>
     </w:p>
     <w:p>

--- a/ind/docx/009.content.docx
+++ b/ind/docx/009.content.docx
@@ -15208,82 +15208,96 @@
         <w:rPr>
           <w:lang w:val="id_ID" w:bidi="id_ID"/>
         </w:rPr>
-        <w:t>Kitab Yehezkiel</w:t>
-      </w:r>
-      <w:r>
-        <w:rPr>
-          <w:lang w:val="id_ID" w:bidi="id_ID"/>
-        </w:rPr>
-      </w:r>
-    </w:p>
-    <w:p>
-      <w:pPr/>
-      <w:r>
-        <w:rPr>
-          <w:lang w:val="id_ID" w:bidi="id_ID"/>
-        </w:rPr>
-      </w:r>
-      <w:r>
-        <w:rPr>
-          <w:lang w:val="id_ID" w:bidi="id_ID"/>
-        </w:rPr>
-        <w:t>Kitab Nabi dalam PL, berasal dari masa pembuangan Babel.</w:t>
-      </w:r>
-    </w:p>
-    <w:p>
-      <w:pPr/>
-      <w:r>
-        <w:rPr>
-          <w:lang w:val="id_ID" w:bidi="id_ID"/>
-        </w:rPr>
-      </w:r>
-      <w:r>
-        <w:rPr>
-          <w:lang w:val="id_ID" w:bidi="id_ID"/>
-        </w:rPr>
-        <w:t>Tinjauan</w:t>
-      </w:r>
-    </w:p>
-    <w:p>
-      <w:pPr/>
-      <w:r>
-        <w:rPr>
-          <w:lang w:val="id_ID" w:bidi="id_ID"/>
-        </w:rPr>
-      </w:r>
-      <w:r>
-        <w:rPr>
-          <w:lang w:val="id_ID" w:bidi="id_ID"/>
-        </w:rPr>
-        <w:t>• Penulis</w:t>
-      </w:r>
-    </w:p>
-    <w:p>
-      <w:pPr/>
-      <w:r>
-        <w:rPr>
-          <w:lang w:val="id_ID" w:bidi="id_ID"/>
-        </w:rPr>
-      </w:r>
-      <w:r>
-        <w:rPr>
-          <w:lang w:val="id_ID" w:bidi="id_ID"/>
-        </w:rPr>
-        <w:t>• Waktu Penulisan dan Latar Belakang</w:t>
-      </w:r>
-    </w:p>
-    <w:p>
-      <w:pPr/>
-      <w:r>
-        <w:rPr>
-          <w:lang w:val="id_ID" w:bidi="id_ID"/>
-        </w:rPr>
-      </w:r>
-      <w:r>
-        <w:rPr>
-          <w:lang w:val="id_ID" w:bidi="id_ID"/>
-        </w:rPr>
-        <w:t>• Isi</w:t>
+        <w:t>Kitab, Kisah Para Rasul</w:t>
+      </w:r>
+      <w:r>
+        <w:rPr>
+          <w:lang w:val="id_ID" w:bidi="id_ID"/>
+        </w:rPr>
+      </w:r>
+    </w:p>
+    <w:p>
+      <w:pPr/>
+      <w:r>
+        <w:rPr>
+          <w:lang w:val="id_ID" w:bidi="id_ID"/>
+        </w:rPr>
+      </w:r>
+      <w:r>
+        <w:rPr>
+          <w:lang w:val="id_ID" w:bidi="id_ID"/>
+        </w:rPr>
+        <w:t>Kitab PB menyajikan sejarah gereja mula-mula dan ditulis sebagai kelanjutan dari Injil Lukas. Dalam susunan kitab-kitab PB, Kitab Kisah Para Rasul berada setelah keempat Injil dan sebelum Surat-surat.</w:t>
+      </w:r>
+    </w:p>
+    <w:p>
+      <w:pPr/>
+      <w:r>
+        <w:rPr>
+          <w:lang w:val="id_ID" w:bidi="id_ID"/>
+        </w:rPr>
+      </w:r>
+      <w:r>
+        <w:rPr>
+          <w:lang w:val="id_ID" w:bidi="id_ID"/>
+        </w:rPr>
+        <w:t>Pratinjau</w:t>
+      </w:r>
+    </w:p>
+    <w:p>
+      <w:pPr/>
+      <w:r>
+        <w:rPr>
+          <w:lang w:val="id_ID" w:bidi="id_ID"/>
+        </w:rPr>
+      </w:r>
+      <w:r>
+        <w:rPr>
+          <w:lang w:val="id_ID" w:bidi="id_ID"/>
+        </w:rPr>
+        <w:t>• Pengarang</w:t>
+      </w:r>
+    </w:p>
+    <w:p>
+      <w:pPr/>
+      <w:r>
+        <w:rPr>
+          <w:lang w:val="id_ID" w:bidi="id_ID"/>
+        </w:rPr>
+      </w:r>
+      <w:r>
+        <w:rPr>
+          <w:lang w:val="id_ID" w:bidi="id_ID"/>
+        </w:rPr>
+        <w:t>• Tanggal, Asal, Tujuan</w:t>
+      </w:r>
+    </w:p>
+    <w:p>
+      <w:pPr/>
+      <w:r>
+        <w:rPr>
+          <w:lang w:val="id_ID" w:bidi="id_ID"/>
+        </w:rPr>
+      </w:r>
+      <w:r>
+        <w:rPr>
+          <w:lang w:val="id_ID" w:bidi="id_ID"/>
+        </w:rPr>
+        <w:t>• Latar Belakang dan Isi</w:t>
+      </w:r>
+    </w:p>
+    <w:p>
+      <w:pPr/>
+      <w:r>
+        <w:rPr>
+          <w:lang w:val="id_ID" w:bidi="id_ID"/>
+        </w:rPr>
+      </w:r>
+      <w:r>
+        <w:rPr>
+          <w:lang w:val="id_ID" w:bidi="id_ID"/>
+        </w:rPr>
+        <w:t>• Tujuan</w:t>
       </w:r>
     </w:p>
     <w:p>
@@ -15308,7 +15322,21 @@
         <w:rPr>
           <w:lang w:val="id_ID" w:bidi="id_ID"/>
         </w:rPr>
-        <w:t>Yehezkiel adalah anak Busi (</w:t>
+        <w:t>Kitab Kisah Para Rasul tidak menyatakan dengan jelas siapa penulisnya, tetapi konsensus umum mengatakan bahwa Lukas adalah penulisnya.</w:t>
+      </w:r>
+    </w:p>
+    <w:p>
+      <w:pPr/>
+      <w:r>
+        <w:rPr>
+          <w:lang w:val="id_ID" w:bidi="id_ID"/>
+        </w:rPr>
+      </w:r>
+      <w:r>
+        <w:rPr>
+          <w:lang w:val="id_ID" w:bidi="id_ID"/>
+        </w:rPr>
+        <w:t xml:space="preserve">Tradisi gereja mula-mula dari abad kedua menyatakan bahwa Kisah Para Rasul (dan juga Injil ketiga) ditulis oleh seorang rekan seperjalanan dan rekan sekerja Rasul Paulus. Rekan itu diidentifikasi dalam </w:t>
       </w:r>
       <w:hyperlink r:id="rId499">
         <w:r>
@@ -15319,14 +15347,26 @@
             <w:color w:val="0000EE"/>
             <w:u w:val="single"/>
           </w:rPr>
-          <w:t>Yeh. 1:3</w:t>
-        </w:r>
-      </w:hyperlink>
-      <w:r>
-        <w:rPr>
-          <w:lang w:val="id_ID" w:bidi="id_ID"/>
-        </w:rPr>
-        <w:t>), anggota keluarga imam. Tidak jelas apakah dia pernah melayani di bait suci sebagai imam, tetapi begitulah pelatihannya. Tulisan-tulisannya menunjukkan bahwa dia mengetahui peraturan-peraturan tentang pengorbanan, ritual, dan harapan rakyat terhadap imam. Dalam pengasingan, Yehezkiel sang imam menyampaikan firman Tuhan tentang masa depan bait suci kepada rekan-rekannya yang diasingkan. Menetap di Tel-abib, di kanal Kebar, ribuan orang buangan hidup dengan susah payah. Mereka berharap untuk segera kembali ke Yehuda dan perubahan yang lebih baik dalam situasi internasional. Harapan mereka dikobarkan oleh khotbah-khotbah bersemangat dari nabi-nabi palsu, yang disamakan dengan serigala di antara reruntuhan (</w:t>
+          <w:t>Kolose 4:14</w:t>
+        </w:r>
+      </w:hyperlink>
+      <w:r>
+        <w:rPr>
+          <w:lang w:val="id_ID" w:bidi="id_ID"/>
+        </w:rPr>
+        <w:t xml:space="preserve"> sebagai “</w:t>
+      </w:r>
+      <w:r>
+        <w:rPr>
+          <w:lang w:val="id_ID" w:bidi="id_ID"/>
+        </w:rPr>
+        <w:t>tabib Lukas yang kekasih</w:t>
+      </w:r>
+      <w:r>
+        <w:rPr>
+          <w:lang w:val="id_ID" w:bidi="id_ID"/>
+        </w:rPr>
+        <w:t>” (TB) dan disebutkan di antara rekan-rekan sekerja Paulus (</w:t>
       </w:r>
       <w:hyperlink r:id="rId500">
         <w:r>
@@ -15337,26 +15377,14 @@
             <w:color w:val="0000EE"/>
             <w:u w:val="single"/>
           </w:rPr>
-          <w:t>Yeh. 13:4</w:t>
-        </w:r>
-      </w:hyperlink>
-      <w:r>
-        <w:rPr>
-          <w:lang w:val="id_ID" w:bidi="id_ID"/>
-        </w:rPr>
-        <w:t>). Mereka dengan saleh berkata, "</w:t>
-      </w:r>
-      <w:r>
-        <w:rPr>
-          <w:lang w:val="id_ID" w:bidi="id_ID"/>
-        </w:rPr>
-        <w:t>Demikianlah firman Tuhan</w:t>
-      </w:r>
-      <w:r>
-        <w:rPr>
-          <w:lang w:val="id_ID" w:bidi="id_ID"/>
-        </w:rPr>
-        <w:t xml:space="preserve"> … ," tetapi sebenarnya mereka mengutus diri sendiri (ay. </w:t>
+          <w:t>Kol. 4:10–17</w:t>
+        </w:r>
+      </w:hyperlink>
+      <w:r>
+        <w:rPr>
+          <w:lang w:val="id_ID" w:bidi="id_ID"/>
+        </w:rPr>
+        <w:t xml:space="preserve">; lihat juga </w:t>
       </w:r>
       <w:hyperlink r:id="rId501">
         <w:r>
@@ -15367,14 +15395,14 @@
             <w:color w:val="0000EE"/>
             <w:u w:val="single"/>
           </w:rPr>
-          <w:t>6</w:t>
-        </w:r>
-      </w:hyperlink>
-      <w:r>
-        <w:rPr>
-          <w:lang w:val="id_ID" w:bidi="id_ID"/>
-        </w:rPr>
-        <w:t xml:space="preserve">). Mereka menipu orang-orang dengan pesan damai pada saat penghakiman Allah akan dicurahkan kepada umat-Nya (ay. </w:t>
+          <w:t>2Tim. 4:11</w:t>
+        </w:r>
+      </w:hyperlink>
+      <w:r>
+        <w:rPr>
+          <w:lang w:val="id_ID" w:bidi="id_ID"/>
+        </w:rPr>
+        <w:t xml:space="preserve">; </w:t>
       </w:r>
       <w:hyperlink r:id="rId502">
         <w:r>
@@ -15385,26 +15413,42 @@
             <w:color w:val="0000EE"/>
             <w:u w:val="single"/>
           </w:rPr>
-          <w:t>10</w:t>
-        </w:r>
-      </w:hyperlink>
-      <w:r>
-        <w:rPr>
-          <w:lang w:val="id_ID" w:bidi="id_ID"/>
-        </w:rPr>
-        <w:t>). Mereka telah membuat orang-orang tidak percaya pada nubuat sehingga sebuah pepatah beredar di antara orang-orang, "</w:t>
-      </w:r>
-      <w:r>
-        <w:rPr>
-          <w:lang w:val="id_ID" w:bidi="id_ID"/>
-        </w:rPr>
-        <w:t>Sudah lama berselang, tetapi satu penglihatan pun tak jadi?</w:t>
-      </w:r>
-      <w:r>
-        <w:rPr>
-          <w:lang w:val="id_ID" w:bidi="id_ID"/>
-        </w:rPr>
-        <w:t>" (</w:t>
+          <w:t>Flm. 1:24</w:t>
+        </w:r>
+      </w:hyperlink>
+      <w:r>
+        <w:rPr>
+          <w:lang w:val="id_ID" w:bidi="id_ID"/>
+        </w:rPr>
+        <w:t>).</w:t>
+      </w:r>
+    </w:p>
+    <w:p>
+      <w:pPr/>
+      <w:r>
+        <w:rPr>
+          <w:lang w:val="id_ID" w:bidi="id_ID"/>
+        </w:rPr>
+      </w:r>
+      <w:r>
+        <w:rPr>
+          <w:lang w:val="id_ID" w:bidi="id_ID"/>
+        </w:rPr>
+        <w:t>Dukungan yang kuat untuk tradisi bahwa penulis Kitab Kisah Para Rasul adalah rekan Paulus berasal dari bagian kedua kitab ini yang menceritakan pelayanan Paulus. Di sana, beberapa narasi diceritakan dengan menggunakan kata ganti orang pertama jamak:</w:t>
+      </w:r>
+    </w:p>
+    <w:p>
+      <w:pPr/>
+      <w:r>
+        <w:rPr>
+          <w:lang w:val="id_ID" w:bidi="id_ID"/>
+        </w:rPr>
+      </w:r>
+      <w:r>
+        <w:rPr>
+          <w:lang w:val="id_ID" w:bidi="id_ID"/>
+        </w:rPr>
+        <w:t>1. “Pada malam harinya tampaklah oleh Paulus suatu penglihatan: ada seorang Makedonia berdiri di situ dan berseru kepadanya, katanya: ”Menyeberanglah ke mari dan tolonglah kami!” Setelah Paulus melihat penglihatan itu, segeralah kami mencari kesempatan untuk berangkat ke Makedonia, karena dari penglihatan itu kami menarik kesimpulan, bahwa Allah telah memanggil kami untuk memberitakan Injil kepada orang-orang di sana.” (</w:t>
       </w:r>
       <w:hyperlink r:id="rId503">
         <w:r>
@@ -15415,14 +15459,52 @@
             <w:color w:val="0000EE"/>
             <w:u w:val="single"/>
           </w:rPr>
-          <w:t>Yeh. 12:22</w:t>
-        </w:r>
-      </w:hyperlink>
-      <w:r>
-        <w:rPr>
-          <w:lang w:val="id_ID" w:bidi="id_ID"/>
-        </w:rPr>
-        <w:t xml:space="preserve">). Banyak waktu telah berlalu sejak penglihatan tentang penghakiman Allah diberikan kepada orang-orang, dan tidak ada yang bisa diartikan sebagai pemenuhan penglihatan-penglihatan itu. Yehezkiel dipanggil untuk melayani komunitasnya melalui tindakan simbolis, penglihatan, dan pesan verbal untuk meyakinkan orang-orang bahwa penghakiman Allah sudah dekat (ay. </w:t>
+          <w:t>Kisah 16:9–10</w:t>
+        </w:r>
+      </w:hyperlink>
+      <w:r>
+        <w:rPr>
+          <w:lang w:val="id_ID" w:bidi="id_ID"/>
+        </w:rPr>
+        <w:t>, TB).</w:t>
+      </w:r>
+    </w:p>
+    <w:p>
+      <w:pPr/>
+      <w:r>
+        <w:rPr>
+          <w:lang w:val="id_ID" w:bidi="id_ID"/>
+        </w:rPr>
+      </w:r>
+      <w:r>
+        <w:rPr>
+          <w:lang w:val="id_ID" w:bidi="id_ID"/>
+        </w:rPr>
+        <w:t>2. “</w:t>
+      </w:r>
+      <w:r>
+        <w:rPr>
+          <w:lang w:val="id_ID" w:bidi="id_ID"/>
+        </w:rPr>
+        <w:t>Mereka itu berangkat lebih dahulu dan menantikan kami di Troas</w:t>
+      </w:r>
+      <w:r>
+        <w:rPr>
+          <w:lang w:val="id_ID" w:bidi="id_ID"/>
+        </w:rPr>
+        <w:t xml:space="preserve">... </w:t>
+      </w:r>
+      <w:r>
+        <w:rPr>
+          <w:lang w:val="id_ID" w:bidi="id_ID"/>
+        </w:rPr>
+        <w:t>kami berlayar dari Filipi dan empat hari kemudian sampailah kami di Troas dan bertemu dengan mereka. Di situ kami tinggal tujuh hari lamanya</w:t>
+      </w:r>
+      <w:r>
+        <w:rPr>
+          <w:lang w:val="id_ID" w:bidi="id_ID"/>
+        </w:rPr>
+        <w:t>” (</w:t>
       </w:r>
       <w:hyperlink r:id="rId504">
         <w:r>
@@ -15433,14 +15515,140 @@
             <w:color w:val="0000EE"/>
             <w:u w:val="single"/>
           </w:rPr>
-          <w:t>23</w:t>
-        </w:r>
-      </w:hyperlink>
-      <w:r>
-        <w:rPr>
-          <w:lang w:val="id_ID" w:bidi="id_ID"/>
-        </w:rPr>
-        <w:t>).</w:t>
+          <w:t>Kisah 20:5–6</w:t>
+        </w:r>
+      </w:hyperlink>
+      <w:r>
+        <w:rPr>
+          <w:lang w:val="id_ID" w:bidi="id_ID"/>
+        </w:rPr>
+        <w:t>, TB).</w:t>
+      </w:r>
+    </w:p>
+    <w:p>
+      <w:pPr/>
+      <w:r>
+        <w:rPr>
+          <w:lang w:val="id_ID" w:bidi="id_ID"/>
+        </w:rPr>
+      </w:r>
+      <w:r>
+        <w:rPr>
+          <w:lang w:val="id_ID" w:bidi="id_ID"/>
+        </w:rPr>
+        <w:t>3. “</w:t>
+      </w:r>
+      <w:r>
+        <w:rPr>
+          <w:lang w:val="id_ID" w:bidi="id_ID"/>
+        </w:rPr>
+        <w:t xml:space="preserve">Setelah diputuskan, bahwa kami akan berlayar ke Italia … </w:t>
+      </w:r>
+      <w:r>
+        <w:rPr>
+          <w:lang w:val="id_ID" w:bidi="id_ID"/>
+        </w:rPr>
+        <w:t>” (</w:t>
+      </w:r>
+      <w:hyperlink r:id="rId505">
+        <w:r>
+          <w:rPr>
+            <w:lang w:val="id_ID" w:bidi="id_ID"/>
+          </w:rPr>
+          <w:rPr>
+            <w:color w:val="0000EE"/>
+            <w:u w:val="single"/>
+          </w:rPr>
+          <w:t>Kisah 27:1</w:t>
+        </w:r>
+      </w:hyperlink>
+      <w:r>
+        <w:rPr>
+          <w:lang w:val="id_ID" w:bidi="id_ID"/>
+        </w:rPr>
+        <w:t>, TB).</w:t>
+      </w:r>
+    </w:p>
+    <w:p>
+      <w:pPr/>
+      <w:r>
+        <w:rPr>
+          <w:lang w:val="id_ID" w:bidi="id_ID"/>
+        </w:rPr>
+      </w:r>
+      <w:r>
+        <w:rPr>
+          <w:lang w:val="id_ID" w:bidi="id_ID"/>
+        </w:rPr>
+        <w:t>Bagian-bagian “kami” ini (</w:t>
+      </w:r>
+      <w:hyperlink r:id="rId506">
+        <w:r>
+          <w:rPr>
+            <w:lang w:val="id_ID" w:bidi="id_ID"/>
+          </w:rPr>
+          <w:rPr>
+            <w:color w:val="0000EE"/>
+            <w:u w:val="single"/>
+          </w:rPr>
+          <w:t>Kisah 16:9–18</w:t>
+        </w:r>
+      </w:hyperlink>
+      <w:r>
+        <w:rPr>
+          <w:lang w:val="id_ID" w:bidi="id_ID"/>
+        </w:rPr>
+        <w:t xml:space="preserve">; </w:t>
+      </w:r>
+      <w:hyperlink r:id="rId507">
+        <w:r>
+          <w:rPr>
+            <w:lang w:val="id_ID" w:bidi="id_ID"/>
+          </w:rPr>
+          <w:rPr>
+            <w:color w:val="0000EE"/>
+            <w:u w:val="single"/>
+          </w:rPr>
+          <w:t>20:5–21:18</w:t>
+        </w:r>
+      </w:hyperlink>
+      <w:r>
+        <w:rPr>
+          <w:lang w:val="id_ID" w:bidi="id_ID"/>
+        </w:rPr>
+        <w:t xml:space="preserve">; </w:t>
+      </w:r>
+      <w:hyperlink r:id="rId508">
+        <w:r>
+          <w:rPr>
+            <w:lang w:val="id_ID" w:bidi="id_ID"/>
+          </w:rPr>
+          <w:rPr>
+            <w:color w:val="0000EE"/>
+            <w:u w:val="single"/>
+          </w:rPr>
+          <w:t>27:1–28:16</w:t>
+        </w:r>
+      </w:hyperlink>
+      <w:r>
+        <w:rPr>
+          <w:lang w:val="id_ID" w:bidi="id_ID"/>
+        </w:rPr>
+        <w:t>) terdengar seperti bagian dari narasi perjalanan atau catatan harian yang ditulis oleh seorang saksi mata yang menemani Paulus dari Troas ke Filipi dalam perjalanan misinya yang kedua; dari Filipi ke Miletus dalam perjalanan yang ketiga; dari Miletus ke Yerusalem; dan dari Kaisarea ke Roma. Sejak gaya dan kosakata dari narasi perjalanan ini mirip dengan narasi-narasi dalam kitab ini, maka sangat mungkin penulis catatan harian ini juga merupakan penulis dari keseluruhan kitab ini.</w:t>
+      </w:r>
+    </w:p>
+    <w:p>
+      <w:pPr/>
+      <w:r>
+        <w:rPr>
+          <w:lang w:val="id_ID" w:bidi="id_ID"/>
+        </w:rPr>
+      </w:r>
+      <w:r>
+        <w:rPr>
+          <w:lang w:val="id_ID" w:bidi="id_ID"/>
+        </w:rPr>
+        <w:t>Gaya sastra yang canggih dan penggunaan bahasa Yunani yang halus dalam kitab ini, serta fakta bahwa kitab ini ditujukan kepada seseorang yang bernama Teofilus (kemungkinan seorang pejabat tinggi Romawi), memberikan dukungan yang kuat bagi tradisi bahwa Lukas adalah seorang bukan Yahudi yang masuk Kristen. Penggunaannya yang konsisten dan sering terhadap PL dalam bahasa Yunani dapat mengindikasikan bahwa ia adalah “seorang yang takut akan Allah” sebelum ia beralih kepada iman yang baru.</w:t>
       </w:r>
     </w:p>
     <w:p>
@@ -15451,50 +15659,252 @@
         <w:rPr>
           <w:lang w:val="id_ID" w:bidi="id_ID"/>
         </w:rPr>
-        <w:t>Waktu Penulisan dan Latar Belakang</w:t>
-      </w:r>
-    </w:p>
-    <w:p>
-      <w:pPr/>
-      <w:r>
-        <w:rPr>
-          <w:lang w:val="id_ID" w:bidi="id_ID"/>
-        </w:rPr>
-      </w:r>
-      <w:r>
-        <w:rPr>
-          <w:lang w:val="id_ID" w:bidi="id_ID"/>
-        </w:rPr>
-        <w:t>Pelayanan nabi Yehezkiel dapat dipahami dengan baik jika dilihat dari latar belakang zamannya. Jika, seperti yang diyakini oleh bapa gereja Origen, referensi samar "pada tahun ketiga puluh" (</w:t>
-      </w:r>
-      <w:hyperlink r:id="rId505">
-        <w:r>
-          <w:rPr>
-            <w:lang w:val="id_ID" w:bidi="id_ID"/>
-          </w:rPr>
-          <w:rPr>
-            <w:color w:val="0000EE"/>
-            <w:u w:val="single"/>
-          </w:rPr>
-          <w:t>Yeh. 1:1</w:t>
-        </w:r>
-      </w:hyperlink>
-      <w:r>
-        <w:rPr>
-          <w:lang w:val="id_ID" w:bidi="id_ID"/>
-        </w:rPr>
-        <w:t>) menandai usia nabi pada saat penglihatan pertamanya, Yehezkiel lahir selama pemerintahan Raja Yosia dari Yehuda (sekitar 640–609 SM). Yosia adalah cucu Raja Manasye, yang tindakan-tindakan hujatnya telah mendatangkan penghakiman Allah atas kerajaan Yehuda (</w:t>
-      </w:r>
-      <w:hyperlink r:id="rId506">
-        <w:r>
-          <w:rPr>
-            <w:lang w:val="id_ID" w:bidi="id_ID"/>
-          </w:rPr>
-          <w:rPr>
-            <w:color w:val="0000EE"/>
-            <w:u w:val="single"/>
-          </w:rPr>
-          <w:t>2Raj. 21:10–15</w:t>
+        <w:t>Tanggal, Asal, Tujuan</w:t>
+      </w:r>
+    </w:p>
+    <w:p>
+      <w:pPr/>
+      <w:r>
+        <w:rPr>
+          <w:lang w:val="id_ID" w:bidi="id_ID"/>
+        </w:rPr>
+      </w:r>
+      <w:r>
+        <w:rPr>
+          <w:lang w:val="id_ID" w:bidi="id_ID"/>
+        </w:rPr>
+        <w:t>Pertanyaan tentang tanggal dan tempat asal mula Kitab Kisah Para Rasul masih terus diperdebatkan. Tidak ada indikasi yang jelas di dalam kitab ini. Namun, mengenai tujuannya, Lukas tidak meninggalkan keraguan. Dalam ayat pembuka, ia berbicara kepada Teofilus, yang kepadanya ia telah menulis sebuah kitab sebelumnya tentang kehidupan Yesus. Tidak diragukan lagi bahwa ia merujuk kepada karya yang kita kenal sebagai Injil Lukas. Dalam kata pengantar Injil tersebut (</w:t>
+      </w:r>
+      <w:hyperlink r:id="rId509">
+        <w:r>
+          <w:rPr>
+            <w:lang w:val="id_ID" w:bidi="id_ID"/>
+          </w:rPr>
+          <w:rPr>
+            <w:color w:val="0000EE"/>
+            <w:u w:val="single"/>
+          </w:rPr>
+          <w:t>Luk. 1:1–4</w:t>
+        </w:r>
+      </w:hyperlink>
+      <w:r>
+        <w:rPr>
+          <w:lang w:val="id_ID" w:bidi="id_ID"/>
+        </w:rPr>
+        <w:t>), Lukas dengan jelas menyatakan tujuannya untuk menulis dan mengalamatkan tulisannya kepada “</w:t>
+      </w:r>
+      <w:r>
+        <w:rPr>
+          <w:lang w:val="id_ID" w:bidi="id_ID"/>
+        </w:rPr>
+        <w:t>Teofilus yang mulia</w:t>
+      </w:r>
+      <w:r>
+        <w:rPr>
+          <w:lang w:val="id_ID" w:bidi="id_ID"/>
+        </w:rPr>
+        <w:t xml:space="preserve">.” Tidak jelas siapa orang itu. Beberapa penafsir berpendapat bahwa Teofilus (yang berarti “yang dikasihi Allah” atau “kekasih Allah”) merujuk kepada pembaca Kristen secara umum dan bukan kepada individu tertentu. Namun, sebutan “yang mulia” menentang anggapan tersebut. Sebutan tersebut merupakan gelar kehormatan yang umum, yang menunjuk pada seseorang yang memiliki kedudukan resmi dalam tatanan sosial politik Romawi (bdk. penggunaan gelar tersebut untuk Feliks, </w:t>
+      </w:r>
+      <w:hyperlink r:id="rId510">
+        <w:r>
+          <w:rPr>
+            <w:lang w:val="id_ID" w:bidi="id_ID"/>
+          </w:rPr>
+          <w:rPr>
+            <w:color w:val="0000EE"/>
+            <w:u w:val="single"/>
+          </w:rPr>
+          <w:t>Kisah 23:26</w:t>
+        </w:r>
+      </w:hyperlink>
+      <w:r>
+        <w:rPr>
+          <w:lang w:val="id_ID" w:bidi="id_ID"/>
+        </w:rPr>
+        <w:t xml:space="preserve">; </w:t>
+      </w:r>
+      <w:hyperlink r:id="rId511">
+        <w:r>
+          <w:rPr>
+            <w:lang w:val="id_ID" w:bidi="id_ID"/>
+          </w:rPr>
+          <w:rPr>
+            <w:color w:val="0000EE"/>
+            <w:u w:val="single"/>
+          </w:rPr>
+          <w:t>24:2</w:t>
+        </w:r>
+      </w:hyperlink>
+      <w:r>
+        <w:rPr>
+          <w:lang w:val="id_ID" w:bidi="id_ID"/>
+        </w:rPr>
+        <w:t xml:space="preserve">; dan untuk Festus, </w:t>
+      </w:r>
+      <w:hyperlink r:id="rId512">
+        <w:r>
+          <w:rPr>
+            <w:lang w:val="id_ID" w:bidi="id_ID"/>
+          </w:rPr>
+          <w:rPr>
+            <w:color w:val="0000EE"/>
+            <w:u w:val="single"/>
+          </w:rPr>
+          <w:t>26:25</w:t>
+        </w:r>
+      </w:hyperlink>
+      <w:r>
+        <w:rPr>
+          <w:lang w:val="id_ID" w:bidi="id_ID"/>
+        </w:rPr>
+        <w:t>). Dengan demikian, sangat mungkin bahwa Lukas menujukan dua jilid karyanya ini kepada seorang pejabat yang mewakili masyarakat Romawi.</w:t>
+      </w:r>
+    </w:p>
+    <w:p>
+      <w:pPr/>
+      <w:r>
+        <w:rPr>
+          <w:lang w:val="id_ID" w:bidi="id_ID"/>
+        </w:rPr>
+      </w:r>
+      <w:r>
+        <w:rPr>
+          <w:lang w:val="id_ID" w:bidi="id_ID"/>
+        </w:rPr>
+        <w:t>Kapankah Kitab Kisah Para Rasul ditulis? Beberapa ahli menanggalkannya pada kuartal terakhir dari abad pertama. Karena Injil ditulis lebih dahulu, dan karena Lukas mendasarkan kisahnya tentang Yesus pada laporan saksi mata dan sumber-sumber tertulis (di antaranya adalah Injil Markus, yang mungkin ditulis pada tahun 60-an), maka Kisah Para Rasul tidak dapat ditanggali sebelum tahun 85 Masehi. Para pendukung tanggal yang lebih akhir ini mengklaim dukungan dari teologi Kisah Para Rasul, yang mereka lihat sebagai gambaran dari jemaat Kristen yang sudah mapan dalam sejarah, yang disesuaikan dengan prospek periode yang panjang sebelum kedatangan Tuhan kembali. Karena pengharapan akan kedatangan Tuhan yang segera terjadi dikobarkan menjadi seperti api yang menyala-nyala oleh adanya pemberontakan orang-orang Yahudi dan jatuhnya Yerusalem pada tahun 70 M, maka harus ada waktu bagi kobaran api itu untuk sedikit mereda.</w:t>
+      </w:r>
+    </w:p>
+    <w:p>
+      <w:pPr/>
+      <w:r>
+        <w:rPr>
+          <w:lang w:val="id_ID" w:bidi="id_ID"/>
+        </w:rPr>
+      </w:r>
+      <w:r>
+        <w:rPr>
+          <w:lang w:val="id_ID" w:bidi="id_ID"/>
+        </w:rPr>
+        <w:t>Para ahli lain memperkirakan Kitab Kisah Para Rasul ditulis sekitar tahun 70 M atau tidak lama setelahnya. Pemberontakan Yahudi pada tahun 66–70 M, yang berpuncak pada penghancuran Yerusalem, membawa iman Yahudi - yang sah sampai saat itu - menjadi tercela. Gerakan Kristen, yang telah diterima sebagai sekte Yahudi, menjadi dicurigai. Orang-orang Kristen semakin dituduh sebagai musuh Roma. Sebuah studi tentang Kitab Kisah Para Rasul menunjukkan bahwa di antara sejumlah tujuan (lihat di bawah), Lukas tampaknya membela orang-orang Kristen dari tuduhan memusuhi negara. Ia menunjukkan bagaimana para pejabat Romawi berulang kali bersaksi tentang ketidakbersalahan orang-orang Kristen dan terutama tentang Paulus (</w:t>
+      </w:r>
+      <w:hyperlink r:id="rId513">
+        <w:r>
+          <w:rPr>
+            <w:lang w:val="id_ID" w:bidi="id_ID"/>
+          </w:rPr>
+          <w:rPr>
+            <w:color w:val="0000EE"/>
+            <w:u w:val="single"/>
+          </w:rPr>
+          <w:t>Kisah 16:39</w:t>
+        </w:r>
+      </w:hyperlink>
+      <w:r>
+        <w:rPr>
+          <w:lang w:val="id_ID" w:bidi="id_ID"/>
+        </w:rPr>
+        <w:t xml:space="preserve">; </w:t>
+      </w:r>
+      <w:hyperlink r:id="rId514">
+        <w:r>
+          <w:rPr>
+            <w:lang w:val="id_ID" w:bidi="id_ID"/>
+          </w:rPr>
+          <w:rPr>
+            <w:color w:val="0000EE"/>
+            <w:u w:val="single"/>
+          </w:rPr>
+          <w:t>18:14–17</w:t>
+        </w:r>
+      </w:hyperlink>
+      <w:r>
+        <w:rPr>
+          <w:lang w:val="id_ID" w:bidi="id_ID"/>
+        </w:rPr>
+        <w:t xml:space="preserve">; </w:t>
+      </w:r>
+      <w:hyperlink r:id="rId515">
+        <w:r>
+          <w:rPr>
+            <w:lang w:val="id_ID" w:bidi="id_ID"/>
+          </w:rPr>
+          <w:rPr>
+            <w:color w:val="0000EE"/>
+            <w:u w:val="single"/>
+          </w:rPr>
+          <w:t>19:37</w:t>
+        </w:r>
+      </w:hyperlink>
+      <w:r>
+        <w:rPr>
+          <w:lang w:val="id_ID" w:bidi="id_ID"/>
+        </w:rPr>
+        <w:t xml:space="preserve">; </w:t>
+      </w:r>
+      <w:hyperlink r:id="rId516">
+        <w:r>
+          <w:rPr>
+            <w:lang w:val="id_ID" w:bidi="id_ID"/>
+          </w:rPr>
+          <w:rPr>
+            <w:color w:val="0000EE"/>
+            <w:u w:val="single"/>
+          </w:rPr>
+          <w:t>23:29</w:t>
+        </w:r>
+      </w:hyperlink>
+      <w:r>
+        <w:rPr>
+          <w:lang w:val="id_ID" w:bidi="id_ID"/>
+        </w:rPr>
+        <w:t xml:space="preserve">; </w:t>
+      </w:r>
+      <w:hyperlink r:id="rId517">
+        <w:r>
+          <w:rPr>
+            <w:lang w:val="id_ID" w:bidi="id_ID"/>
+          </w:rPr>
+          <w:rPr>
+            <w:color w:val="0000EE"/>
+            <w:u w:val="single"/>
+          </w:rPr>
+          <w:t>25:25</w:t>
+        </w:r>
+      </w:hyperlink>
+      <w:r>
+        <w:rPr>
+          <w:lang w:val="id_ID" w:bidi="id_ID"/>
+        </w:rPr>
+        <w:t xml:space="preserve">; </w:t>
+      </w:r>
+      <w:hyperlink r:id="rId518">
+        <w:r>
+          <w:rPr>
+            <w:lang w:val="id_ID" w:bidi="id_ID"/>
+          </w:rPr>
+          <w:rPr>
+            <w:color w:val="0000EE"/>
+            <w:u w:val="single"/>
+          </w:rPr>
+          <w:t>26:32</w:t>
+        </w:r>
+      </w:hyperlink>
+      <w:r>
+        <w:rPr>
+          <w:lang w:val="id_ID" w:bidi="id_ID"/>
+        </w:rPr>
+        <w:t>). Lukas juga menjelaskan bahwa Paulus diizinkan untuk meneruskan misinya dengan persetujuan penuh dari para pejabat Romawi di jantung ibukota kekaisaran (</w:t>
+      </w:r>
+      <w:hyperlink r:id="rId519">
+        <w:r>
+          <w:rPr>
+            <w:lang w:val="id_ID" w:bidi="id_ID"/>
+          </w:rPr>
+          <w:rPr>
+            <w:color w:val="0000EE"/>
+            <w:u w:val="single"/>
+          </w:rPr>
+          <w:t>Kisah 28:16–31</w:t>
         </w:r>
       </w:hyperlink>
       <w:r>
@@ -15515,161 +15925,7 @@
         <w:rPr>
           <w:lang w:val="id_ID" w:bidi="id_ID"/>
         </w:rPr>
-        <w:t>Meskipun situasi politik Yehuda berbahaya, Yosia memimpin bangsa itu dalam reformasi radikal yang dimulai dengan ditemukannya "Kitab Taurat" (</w:t>
-      </w:r>
-      <w:hyperlink r:id="rId507">
-        <w:r>
-          <w:rPr>
-            <w:lang w:val="id_ID" w:bidi="id_ID"/>
-          </w:rPr>
-          <w:rPr>
-            <w:color w:val="0000EE"/>
-            <w:u w:val="single"/>
-          </w:rPr>
-          <w:t>2Raj. 22</w:t>
-        </w:r>
-      </w:hyperlink>
-      <w:r>
-        <w:rPr>
-          <w:lang w:val="id_ID" w:bidi="id_ID"/>
-        </w:rPr>
-        <w:t>) pada tahun kelahiran Yehezkiel (sekitar 621 SM). Penyembahan berhala dihapuskan dan bangsa itu kembali kepada Allah, tetapi penghakiman Allah atas Yehuda tidak dapat diubah (</w:t>
-      </w:r>
-      <w:hyperlink r:id="rId508">
-        <w:r>
-          <w:rPr>
-            <w:lang w:val="id_ID" w:bidi="id_ID"/>
-          </w:rPr>
-          <w:rPr>
-            <w:color w:val="0000EE"/>
-            <w:u w:val="single"/>
-          </w:rPr>
-          <w:t>2Raj. 23:26–27</w:t>
-        </w:r>
-      </w:hyperlink>
-      <w:r>
-        <w:rPr>
-          <w:lang w:val="id_ID" w:bidi="id_ID"/>
-        </w:rPr>
-        <w:t xml:space="preserve">). Yosia melakukan kesalahan dengan berusaha membuat Yehuda menjadi kerajaan yang harus diperhitungkan oleh negara lain. Dia terancam ketika firaun Mesir Neko melewati Yehuda dalam perjalanannya untuk membantu kerajaan Asyur yang melemah. Yosia berbaris untuk menghadapi pasukan Mesir, tetapi pasukannya tidak mampu menghadapi pasukan Mesir, dan dia mati dalam pertempuran (ay. </w:t>
-      </w:r>
-      <w:hyperlink r:id="rId509">
-        <w:r>
-          <w:rPr>
-            <w:lang w:val="id_ID" w:bidi="id_ID"/>
-          </w:rPr>
-          <w:rPr>
-            <w:color w:val="0000EE"/>
-            <w:u w:val="single"/>
-          </w:rPr>
-          <w:t>29</w:t>
-        </w:r>
-      </w:hyperlink>
-      <w:r>
-        <w:rPr>
-          <w:lang w:val="id_ID" w:bidi="id_ID"/>
-        </w:rPr>
-        <w:t>). Mesir menguasai Yehuda, dan Firaun Neko menempatkan Yoyakim sebagai penguasa atas Yerusalem. Namun, kekuasaan Mesir tidak bertahan lama, karena pada tahun 605 SM Mesir dan Asyur dikalahkan oleh raja Babel Nebukadnezar di Karkemis. Orang Babel kemudian menyerbu ke selatan menuju Yerusalem, dan deportasi pertama para pemimpin Yehuda (di antaranya nabi Daniel) terjadi.</w:t>
-      </w:r>
-    </w:p>
-    <w:p>
-      <w:pPr/>
-      <w:r>
-        <w:rPr>
-          <w:lang w:val="id_ID" w:bidi="id_ID"/>
-        </w:rPr>
-      </w:r>
-      <w:r>
-        <w:rPr>
-          <w:lang w:val="id_ID" w:bidi="id_ID"/>
-        </w:rPr>
-        <w:t>Yoyakim diizinkan untuk terus memerintah Yehuda sebagai raja bawahan Nebukadnezar. Namun, hubungannya dengan Mesir membuat Nebukadnezar murka kepadanya. Sebelum orang Babel dapat mengatasi situasi Yudea, Yoyakim meninggal dan putranya Yoyakhin, dinobatkan sebagai raja. Ketika pasukan Babel tiba di gerbang Yerusalem, Yoyakhin dan ribuan bangsawan dibawa ke Babel (</w:t>
-      </w:r>
-      <w:hyperlink r:id="rId510">
-        <w:r>
-          <w:rPr>
-            <w:lang w:val="id_ID" w:bidi="id_ID"/>
-          </w:rPr>
-          <w:rPr>
-            <w:color w:val="0000EE"/>
-            <w:u w:val="single"/>
-          </w:rPr>
-          <w:t>2Raj. 24:10–17</w:t>
-        </w:r>
-      </w:hyperlink>
-      <w:r>
-        <w:rPr>
-          <w:lang w:val="id_ID" w:bidi="id_ID"/>
-        </w:rPr>
-        <w:t>). Di antara para tawanan itu ada Yehezkiel, yang saat itu berusia sekitar 25 tahun.</w:t>
-      </w:r>
-    </w:p>
-    <w:p>
-      <w:pPr/>
-      <w:r>
-        <w:rPr>
-          <w:lang w:val="id_ID" w:bidi="id_ID"/>
-        </w:rPr>
-      </w:r>
-      <w:r>
-        <w:rPr>
-          <w:lang w:val="id_ID" w:bidi="id_ID"/>
-        </w:rPr>
-        <w:t>Meskipun kitab ini mengatakan sebaliknya, banyak ahli berpendapat bahwa Yehezkiel tinggal dan mengajar di Yehuda selama pengepungan dan kejatuhan Yerusalem (586 SM). Mereka menyimpulkan ini dari pengetahuan Yehezkiel dengan penyembahan berhala di Bait Allah dan gambarannya yang jelas tentang hari-hari terakhir Yerusalem (</w:t>
-      </w:r>
-      <w:hyperlink r:id="rId511">
-        <w:r>
-          <w:rPr>
-            <w:lang w:val="id_ID" w:bidi="id_ID"/>
-          </w:rPr>
-          <w:rPr>
-            <w:color w:val="0000EE"/>
-            <w:u w:val="single"/>
-          </w:rPr>
-          <w:t>Yeh. 8:11</w:t>
-        </w:r>
-      </w:hyperlink>
-      <w:r>
-        <w:rPr>
-          <w:lang w:val="id_ID" w:bidi="id_ID"/>
-        </w:rPr>
-        <w:t xml:space="preserve">). Yang lain meyakini bahwa Yehezkiel melayani baik kepada komunitas yang diasingkan maupun orang-orang Yehuda yang ditinggalkan di Yehuda. Tidak satu pun dari penafsiran ini yang sepenuhnya sesuai terhadap klaim dari kitab ini. Yehezkiel diasingkan pada tahun 597 SM. Dia dipanggil untuk menyampaikan firman Allah kepada orang-orang buangan di Tel-abib; ia dikaruniai penglihatan tentang praktik-praktik mengerikan di pelataran Bait Allah dan ia mengenal Yerusalem dan Yehuda karena ia pernah tinggal di sana dan karena laporan-laporan mengenai keadaan di Yerusalem yang sampai kepada orang-orang buangan melalui para utusan. Yeremia, teman sezaman Yehezkiel, bernubuat di Yerusalem, tetapi tidak ada bukti bahwa Yeremia dan Yehezkiel saling mengetahui tentang pelayanan satu sama lain. Jika Yehezkiel membawa firman Allah ke Yerusalem selama pengepungan, beberapa referensi tentang Yeremia mungkin muncul dalam tulisan-tulisannya. Jika Yeremia didukung oleh pelayanan Yehezkiel di Yerusalem, dia mungkin akan menyertakan kata-kata positif untuk rekan-rekannya dalam kitabnya. Kitab Yehezkiel dengan jelas mengatakan bahwa Yehezkiel hidup dan berkhotbah dalam pengasingan (lihat </w:t>
-      </w:r>
-      <w:hyperlink r:id="rId512">
-        <w:r>
-          <w:rPr>
-            <w:lang w:val="id_ID" w:bidi="id_ID"/>
-          </w:rPr>
-          <w:rPr>
-            <w:color w:val="0000EE"/>
-            <w:u w:val="single"/>
-          </w:rPr>
-          <w:t>Yeh. 1:1–3</w:t>
-        </w:r>
-      </w:hyperlink>
-      <w:r>
-        <w:rPr>
-          <w:lang w:val="id_ID" w:bidi="id_ID"/>
-        </w:rPr>
-        <w:t xml:space="preserve">; </w:t>
-      </w:r>
-      <w:hyperlink r:id="rId513">
-        <w:r>
-          <w:rPr>
-            <w:lang w:val="id_ID" w:bidi="id_ID"/>
-          </w:rPr>
-          <w:rPr>
-            <w:color w:val="0000EE"/>
-            <w:u w:val="single"/>
-          </w:rPr>
-          <w:t>11:24–25</w:t>
-        </w:r>
-      </w:hyperlink>
-      <w:r>
-        <w:rPr>
-          <w:lang w:val="id_ID" w:bidi="id_ID"/>
-        </w:rPr>
-        <w:t>).</w:t>
+        <w:t>Sebuah tanggal yang lebih awal, yang lebih dekat dengan pemenjaraan Paulus di Roma (awal tahun 60-an), telah dianjurkan oleh sejumlah ahli. Ada dua alasan yang kuat: (1) Akhir Kitab Kisah Para Rasul yang tiba-tiba, yang menggambarkan Paulus sedang menjalankan pelayanan di Roma sebelum pengadilannya dimulai, dapat mengindikasikan bahwa Lukas sedang menulis pada saat itu. Tentu saja ada kemungkinan bahwa Lukas mengakhiri kisahnya dengan Paulus yang memberitakan Injil di Roma karena salah satu tujuannya telah tercapai, yaitu untuk menunjukkan bagaimana Injil menyebar dari Yerusalem ke Roma. Tetapi tampaknya sangat tidak mungkin Lukas menutup kisahnya tanpa pembelaan Paulus terhadap Injil di hadapan Kaisar, jika hal itu telah terjadi. (2) Periode yang paling tepat untuk sejarah Lukas, dengan pembelaannya terhadap gerakan Kristen dari segala macam tuduhan baik dari orang Yahudi maupun bukan Yahudi, adalah periode ketika Kekristenan mulai dicurigai tetapi belum dilarang. Periode itu adalah masa sebelum dimulainya penganiayaan di bawah pemerintahan Nero pada tahun 64 Masehi. Tanggal awal ini sesuai dengan pendapat bahwa Lukas bersama dengan Paulus selama penahanan Paulus di Roma dan bahwa ia menulis sejarahnya di Roma sambil menunggu pengadilan Paulus dimulai. Ada kemungkinan bahwa karya Lukas sebagian dimaksudkan untuk mempengaruhi putusan pengadilan. Lukas memberikan gambaran tentang Kekristenan dan Paulus yang ia harapkan akan memampukan Paulus untuk melanjutkan pekerjaannya di antara orang-orang bukan Yahudi.</w:t>
       </w:r>
     </w:p>
     <w:p>
@@ -15680,6 +15936,2643 @@
         <w:rPr>
           <w:lang w:val="id_ID" w:bidi="id_ID"/>
         </w:rPr>
+        <w:t>Latar Belakang dan Isi</w:t>
+      </w:r>
+    </w:p>
+    <w:p>
+      <w:pPr/>
+      <w:r>
+        <w:rPr>
+          <w:lang w:val="id_ID" w:bidi="id_ID"/>
+        </w:rPr>
+      </w:r>
+      <w:r>
+        <w:rPr>
+          <w:lang w:val="id_ID" w:bidi="id_ID"/>
+        </w:rPr>
+        <w:t>Lukas mendasarkan tulisan dokumenternya pada ekspansi Kekristenan yang cepat dalam sejarah Kekaisaran Romawi dan Palestina selama tiga dekade dari tahun 30 hingga 60 Masehi. Beberapa pertimbangan historis dan geografis singkat akan membantu dalam memahami sejarah Lukas.</w:t>
+      </w:r>
+    </w:p>
+    <w:p>
+      <w:pPr/>
+      <w:r>
+        <w:rPr>
+          <w:lang w:val="id_ID" w:bidi="id_ID"/>
+        </w:rPr>
+      </w:r>
+      <w:hyperlink r:id="rId520">
+        <w:r>
+          <w:rPr>
+            <w:lang w:val="id_ID" w:bidi="id_ID"/>
+          </w:rPr>
+          <w:rPr>
+            <w:color w:val="0000EE"/>
+            <w:u w:val="single"/>
+          </w:rPr>
+          <w:t>Kisah Para Rasul 1–12</w:t>
+        </w:r>
+      </w:hyperlink>
+      <w:r>
+        <w:rPr>
+          <w:lang w:val="id_ID" w:bidi="id_ID"/>
+        </w:rPr>
+        <w:t xml:space="preserve"> melaporkan permulaan kegerakan Kristen di provinsi kekaisaran Siria, yang mencakup Yudea dan Samaria. Pada abad pertama Masehi, wilayah-wilayah tersebut umumnya diperintah oleh para wali negeri Romawi atau raja-raja boneka. Pada saat kematian dan kebangkitan Yesus (sekitar tahun 30 M), Pontius Pilatus menjadi wali negeri di Yudea dan Samaria (26–36 M). Galilea diperintah oleh Raja Herodes Antipas (4 SM-39 M). Tiberius adalah kaisar dari Kekaisaran Romawi (14–37 M). Kisah Para Rasul 1–12 terjadi pada periode 30–44 Masehi.</w:t>
+      </w:r>
+    </w:p>
+    <w:p>
+      <w:pPr/>
+      <w:r>
+        <w:rPr>
+          <w:lang w:val="id_ID" w:bidi="id_ID"/>
+        </w:rPr>
+      </w:r>
+      <w:r>
+        <w:rPr>
+          <w:lang w:val="id_ID" w:bidi="id_ID"/>
+        </w:rPr>
+        <w:t>Pertobatan Saulus (</w:t>
+      </w:r>
+      <w:hyperlink r:id="rId521">
+        <w:r>
+          <w:rPr>
+            <w:lang w:val="id_ID" w:bidi="id_ID"/>
+          </w:rPr>
+          <w:rPr>
+            <w:color w:val="0000EE"/>
+            <w:u w:val="single"/>
+          </w:rPr>
+          <w:t>Kisah 9</w:t>
+        </w:r>
+      </w:hyperlink>
+      <w:r>
+        <w:rPr>
+          <w:lang w:val="id_ID" w:bidi="id_ID"/>
+        </w:rPr>
+        <w:t>) secara umum bertanggal pada tahun 33 Masehi. Setelah pertobatan Saulus dan kepergiannya ke kampung halamannya di Tarsus, jemaat (gereja) jelas menikmati masa-masa yang tenang, mengkonsolidasikan keuntungan-keuntungannya dan berkembang secara stabil (</w:t>
+      </w:r>
+      <w:hyperlink r:id="rId522">
+        <w:r>
+          <w:rPr>
+            <w:lang w:val="id_ID" w:bidi="id_ID"/>
+          </w:rPr>
+          <w:rPr>
+            <w:color w:val="0000EE"/>
+            <w:u w:val="single"/>
+          </w:rPr>
+          <w:t>Kisah 9:31–11:26</w:t>
+        </w:r>
+      </w:hyperlink>
+      <w:r>
+        <w:rPr>
+          <w:lang w:val="id_ID" w:bidi="id_ID"/>
+        </w:rPr>
+        <w:t xml:space="preserve">). Dapat diasumsikan, dari </w:t>
+      </w:r>
+      <w:hyperlink r:id="rId523">
+        <w:r>
+          <w:rPr>
+            <w:lang w:val="id_ID" w:bidi="id_ID"/>
+          </w:rPr>
+          <w:rPr>
+            <w:color w:val="0000EE"/>
+            <w:u w:val="single"/>
+          </w:rPr>
+          <w:t>Galatia 1:18–21</w:t>
+        </w:r>
+      </w:hyperlink>
+      <w:r>
+        <w:rPr>
+          <w:lang w:val="id_ID" w:bidi="id_ID"/>
+        </w:rPr>
+        <w:t xml:space="preserve"> dan keberadaan komunitas-komunitas Kristen yang dikunjungi oleh Paulus dan Silas dalam perjalanan misi yang kedua (</w:t>
+      </w:r>
+      <w:hyperlink r:id="rId524">
+        <w:r>
+          <w:rPr>
+            <w:lang w:val="id_ID" w:bidi="id_ID"/>
+          </w:rPr>
+          <w:rPr>
+            <w:color w:val="0000EE"/>
+            <w:u w:val="single"/>
+          </w:rPr>
+          <w:t>Kisah 15:40–41</w:t>
+        </w:r>
+      </w:hyperlink>
+      <w:r>
+        <w:rPr>
+          <w:lang w:val="id_ID" w:bidi="id_ID"/>
+        </w:rPr>
+        <w:t>), bahwa Paulus tidak berpangku tangan saja selama dekade itu, tetapi secara intens terlibat dalam misi kepada orang-orang bukan Yahudi.(Setelah</w:t>
+      </w:r>
+      <w:hyperlink r:id="rId525">
+        <w:r>
+          <w:rPr>
+            <w:lang w:val="id_ID" w:bidi="id_ID"/>
+          </w:rPr>
+          <w:rPr>
+            <w:color w:val="0000EE"/>
+            <w:u w:val="single"/>
+          </w:rPr>
+          <w:t xml:space="preserve"> Kisah 13:9</w:t>
+        </w:r>
+      </w:hyperlink>
+      <w:r>
+        <w:rPr>
+          <w:lang w:val="id_ID" w:bidi="id_ID"/>
+        </w:rPr>
+        <w:t>, nama “Saulus” dihilangkan dari narasi ini).</w:t>
+      </w:r>
+    </w:p>
+    <w:p>
+      <w:pPr/>
+      <w:r>
+        <w:rPr>
+          <w:lang w:val="id_ID" w:bidi="id_ID"/>
+        </w:rPr>
+      </w:r>
+      <w:r>
+        <w:rPr>
+          <w:lang w:val="id_ID" w:bidi="id_ID"/>
+        </w:rPr>
+        <w:t xml:space="preserve">Pada tahun 41 M, Klaudius menjadi kaisar Roma dan melantik Herodes Agripa I sebagai raja orang Yahudi. (Pontius Pilatus telah diberhentikan dari jabatan sebagai wali negeri beberapa tahun sebelumnya karena tidak kompeten mengurus wilayah tersebut). Agripa I adalah cucu laki-laki dari Herodes Agung dan putri Yahudi bernama Mariamne. Karena akarnya sebagai orang Yahudi, ia lebih populer di kalangan rakyatnya dibandingkan dengan Herodes sebelumnya. Tidak diragukan lagi, keinginannya untuk meningkatkan popularitas itu dan mendapatkan dukungan dari para pemuka agama Yahudi telah menyebabkan pecahnya kembali kekerasan terhadap jemaat (gereja) di Yerusalem. </w:t>
+      </w:r>
+      <w:hyperlink r:id="rId526">
+        <w:r>
+          <w:rPr>
+            <w:lang w:val="id_ID" w:bidi="id_ID"/>
+          </w:rPr>
+          <w:rPr>
+            <w:color w:val="0000EE"/>
+            <w:u w:val="single"/>
+          </w:rPr>
+          <w:t>Kisah 12</w:t>
+        </w:r>
+      </w:hyperlink>
+      <w:r>
+        <w:rPr>
+          <w:lang w:val="id_ID" w:bidi="id_ID"/>
+        </w:rPr>
+        <w:t xml:space="preserve"> menceritakan tentang eksekusi Yakobus (saudara rasul Yohanes) dan pemenjaraan Petrus. Kisah kematian Agripa I (</w:t>
+      </w:r>
+      <w:hyperlink r:id="rId527">
+        <w:r>
+          <w:rPr>
+            <w:lang w:val="id_ID" w:bidi="id_ID"/>
+          </w:rPr>
+          <w:rPr>
+            <w:color w:val="0000EE"/>
+            <w:u w:val="single"/>
+          </w:rPr>
+          <w:t>Kisah 12:20–23</w:t>
+        </w:r>
+      </w:hyperlink>
+      <w:r>
+        <w:rPr>
+          <w:lang w:val="id_ID" w:bidi="id_ID"/>
+        </w:rPr>
+        <w:t>) diparalelkan dengan kisah yang ditulis oleh sejarawan Yahudi, Yosefus, yang mencatat peristiwa ini pada tahun 44 Masehi.</w:t>
+      </w:r>
+    </w:p>
+    <w:p>
+      <w:pPr/>
+      <w:r>
+        <w:rPr>
+          <w:lang w:val="id_ID" w:bidi="id_ID"/>
+        </w:rPr>
+      </w:r>
+      <w:r>
+        <w:rPr>
+          <w:lang w:val="id_ID" w:bidi="id_ID"/>
+        </w:rPr>
+        <w:t>Peristiwa kedua yang menjadi acuan waktu bagi kisah jemaat (gereja) mula-mula adalah pengumpulan bantuan kelaparan di Antiokhia untuk orang-orang Kristen di Yudea (</w:t>
+      </w:r>
+      <w:hyperlink r:id="rId528">
+        <w:r>
+          <w:rPr>
+            <w:lang w:val="id_ID" w:bidi="id_ID"/>
+          </w:rPr>
+          <w:rPr>
+            <w:color w:val="0000EE"/>
+            <w:u w:val="single"/>
+          </w:rPr>
+          <w:t>Kisah 11:27–29</w:t>
+        </w:r>
+      </w:hyperlink>
+      <w:r>
+        <w:rPr>
+          <w:lang w:val="id_ID" w:bidi="id_ID"/>
+        </w:rPr>
+        <w:t xml:space="preserve">). Lukas menyatakan bahwa kelaparan yang parah terjadi (ay </w:t>
+      </w:r>
+      <w:hyperlink r:id="rId529">
+        <w:r>
+          <w:rPr>
+            <w:lang w:val="id_ID" w:bidi="id_ID"/>
+          </w:rPr>
+          <w:rPr>
+            <w:color w:val="0000EE"/>
+            <w:u w:val="single"/>
+          </w:rPr>
+          <w:t>28</w:t>
+        </w:r>
+      </w:hyperlink>
+      <w:r>
+        <w:rPr>
+          <w:lang w:val="id_ID" w:bidi="id_ID"/>
+        </w:rPr>
+        <w:t xml:space="preserve">) pada masa pemerintahan Kaisar Klaudius (41–54 M). Yosefus, yang menulis buku </w:t>
+      </w:r>
+      <w:r>
+        <w:rPr>
+          <w:i/>
+          <w:lang w:val="id_ID" w:bidi="id_ID"/>
+        </w:rPr>
+        <w:t>Antiquities</w:t>
+      </w:r>
+      <w:r>
+        <w:rPr>
+          <w:lang w:val="id_ID" w:bidi="id_ID"/>
+        </w:rPr>
+        <w:t xml:space="preserve"> pada akhir abad pertama, berbicara tentang kelaparan yang hebat di Palestina antara tahun 44 dan 48 Masehi. Menurut </w:t>
+      </w:r>
+      <w:hyperlink r:id="rId530">
+        <w:r>
+          <w:rPr>
+            <w:lang w:val="id_ID" w:bidi="id_ID"/>
+          </w:rPr>
+          <w:rPr>
+            <w:color w:val="0000EE"/>
+            <w:u w:val="single"/>
+          </w:rPr>
+          <w:t>Kisah 12:25</w:t>
+        </w:r>
+      </w:hyperlink>
+      <w:r>
+        <w:rPr>
+          <w:lang w:val="id_ID" w:bidi="id_ID"/>
+        </w:rPr>
+        <w:t>, Barnabas dan Paulus menyelesaikan misi mereka kepada orang-orang Kristen yang dilanda kelaparan di Yudea setelah kematian Agripa I, sehingga memungkinkan untuk menentukan tanggal misi mereka sekitar tahun 45 M.</w:t>
+      </w:r>
+    </w:p>
+    <w:p>
+      <w:pPr/>
+      <w:r>
+        <w:rPr>
+          <w:lang w:val="id_ID" w:bidi="id_ID"/>
+        </w:rPr>
+      </w:r>
+      <w:r>
+        <w:rPr>
+          <w:lang w:val="id_ID" w:bidi="id_ID"/>
+        </w:rPr>
+        <w:t>Pada titik ini dalam narasi Kisah Para Rasul, Paulus secara resmi memulai misinya kepada bangsa-bangsa lain (</w:t>
+      </w:r>
+      <w:hyperlink r:id="rId531">
+        <w:r>
+          <w:rPr>
+            <w:lang w:val="id_ID" w:bidi="id_ID"/>
+          </w:rPr>
+          <w:rPr>
+            <w:color w:val="0000EE"/>
+            <w:u w:val="single"/>
+          </w:rPr>
+          <w:t>Kisah 13:1–3</w:t>
+        </w:r>
+      </w:hyperlink>
+      <w:r>
+        <w:rPr>
+          <w:lang w:val="id_ID" w:bidi="id_ID"/>
+        </w:rPr>
+        <w:t>), di mana sejarah dan geografi Kekaisaran Romawi yang lebih besar (luas) menjadi latar belakangnya. Kebijakan resmi Romawi terhadap berbagai agama di kekaisarannya adalah kebijakan yang penuh toleransi. Kebijakan tersebut, ditambah dengan penggunaan bahasa Yunani di seluruh wilayah kekaisaran dan jaringan jalan raya serta jalur laut yang fenomenal, membuka jalan bagi pekerjaan misi Paulus yang luas.</w:t>
+      </w:r>
+    </w:p>
+    <w:p>
+      <w:pPr/>
+      <w:r>
+        <w:rPr>
+          <w:lang w:val="id_ID" w:bidi="id_ID"/>
+        </w:rPr>
+      </w:r>
+      <w:r>
+        <w:rPr>
+          <w:lang w:val="id_ID" w:bidi="id_ID"/>
+        </w:rPr>
+        <w:t xml:space="preserve">Perjalanan pertama (46–47 M) membawa Paulus dan Barnabas melewati provinsi pulau Siprus di ujung timur laut Laut Tengah dan masuk ke provinsi Galatia, di mana jemaat-jemaat (gereja-gereja) didirikan di beberapa kota di Galatia selatan (Antiokhia Pisidia, Ikonium, Listra, Derbe). Galatia terletak di Asia Kecil, berbatasan dengan Laut Hitam, Laut Aegea, dan Laut Tengah (Laut Mediterania) di sisi utara, barat, dan selatan. Kota-kota tersebut, yang adalah pos-pos kolonial penting bagi Romawi, memiliki populasi yang beragam, termasuk komunitas Yahudi yang besar. Di tiap-tiap sinagoge dari komunitas-komunitas itulah Paulus melancarkan usaha misinya, yang hampir selalu mendapat tentangan keras (psl. </w:t>
+      </w:r>
+      <w:hyperlink r:id="rId31">
+        <w:r>
+          <w:rPr>
+            <w:lang w:val="id_ID" w:bidi="id_ID"/>
+          </w:rPr>
+          <w:rPr>
+            <w:color w:val="0000EE"/>
+            <w:u w:val="single"/>
+          </w:rPr>
+          <w:t>13–14</w:t>
+        </w:r>
+      </w:hyperlink>
+      <w:r>
+        <w:rPr>
+          <w:lang w:val="id_ID" w:bidi="id_ID"/>
+        </w:rPr>
+        <w:t>).</w:t>
+      </w:r>
+    </w:p>
+    <w:p>
+      <w:pPr/>
+      <w:r>
+        <w:rPr>
+          <w:lang w:val="id_ID" w:bidi="id_ID"/>
+        </w:rPr>
+      </w:r>
+      <w:r>
+        <w:rPr>
+          <w:lang w:val="id_ID" w:bidi="id_ID"/>
+        </w:rPr>
+        <w:t>Sidang Konsili Yerusalem tentang perbedaan antara orang Kristen Yahudi dan bukan Yahudi (</w:t>
+      </w:r>
+      <w:hyperlink r:id="rId532">
+        <w:r>
+          <w:rPr>
+            <w:lang w:val="id_ID" w:bidi="id_ID"/>
+          </w:rPr>
+          <w:rPr>
+            <w:color w:val="0000EE"/>
+            <w:u w:val="single"/>
+          </w:rPr>
+          <w:t>psl. 15</w:t>
+        </w:r>
+      </w:hyperlink>
+      <w:r>
+        <w:rPr>
+          <w:lang w:val="id_ID" w:bidi="id_ID"/>
+        </w:rPr>
+        <w:t>) dapat ditanggali pada tahun 48 Masehi. Peristiwa ini diikuti oleh perjalanan misi Paulus yang kedua, yang membawanya melewati wilayah yang telah diinjili di daerah asalnya, Kilikia, Galatia, dan melalui Troas di pantai Aegea menuju Makedonia dan turun ke Akhaya, Semenanjung Yunani (</w:t>
+      </w:r>
+      <w:hyperlink r:id="rId533">
+        <w:r>
+          <w:rPr>
+            <w:lang w:val="id_ID" w:bidi="id_ID"/>
+          </w:rPr>
+          <w:rPr>
+            <w:color w:val="0000EE"/>
+            <w:u w:val="single"/>
+          </w:rPr>
+          <w:t>Kisah 15:40–18:22</w:t>
+        </w:r>
+      </w:hyperlink>
+      <w:r>
+        <w:rPr>
+          <w:lang w:val="id_ID" w:bidi="id_ID"/>
+        </w:rPr>
+        <w:t>). Jemaat-jemaat (gereja-gereja) didirikan di kota-kota penting di Makedonia yaitu Filipi, Tesalonika, dan Berea.</w:t>
+      </w:r>
+    </w:p>
+    <w:p>
+      <w:pPr/>
+      <w:r>
+        <w:rPr>
+          <w:lang w:val="id_ID" w:bidi="id_ID"/>
+        </w:rPr>
+      </w:r>
+      <w:r>
+        <w:rPr>
+          <w:lang w:val="id_ID" w:bidi="id_ID"/>
+        </w:rPr>
+        <w:t>Masa satu setengah tahun Paulus di Korintus (</w:t>
+      </w:r>
+      <w:hyperlink r:id="rId534">
+        <w:r>
+          <w:rPr>
+            <w:lang w:val="id_ID" w:bidi="id_ID"/>
+          </w:rPr>
+          <w:rPr>
+            <w:color w:val="0000EE"/>
+            <w:u w:val="single"/>
+          </w:rPr>
+          <w:t>Kisah 18:11</w:t>
+        </w:r>
+      </w:hyperlink>
+      <w:r>
+        <w:rPr>
+          <w:lang w:val="id_ID" w:bidi="id_ID"/>
+        </w:rPr>
+        <w:t xml:space="preserve">) dapat ditentukan dengan pasti pada tahun 51–52 Masehi. Sebuah prasasti kuno di antara reruntuhan Delphi, sebuah kota di Yunani tengah, menyatakan bahwa Galio menjadi prokonsul Akhaya pada tahun 51. </w:t>
+      </w:r>
+      <w:hyperlink r:id="rId535">
+        <w:r>
+          <w:rPr>
+            <w:lang w:val="id_ID" w:bidi="id_ID"/>
+          </w:rPr>
+          <w:rPr>
+            <w:color w:val="0000EE"/>
+            <w:u w:val="single"/>
+          </w:rPr>
+          <w:t>Kisah 18:12–17</w:t>
+        </w:r>
+      </w:hyperlink>
+      <w:r>
+        <w:rPr>
+          <w:lang w:val="id_ID" w:bidi="id_ID"/>
+        </w:rPr>
+        <w:t xml:space="preserve"> menceritakan bagaimana Paulus dituduh oleh orang-orang Yahudi yang memusuhi Galio. Implikasinya adalah bahwa musuh-musuh Paulus di Korintus merasa bahwa prokonsul yang baru dapat dibujuk untuk berpihak pada perjuangan mereka. Dengan demikian, masa tinggal Paulus di Korintus dapat ditanggali pada awal masa jabatan Galio sebagai prokonsul.</w:t>
+      </w:r>
+    </w:p>
+    <w:p>
+      <w:pPr/>
+      <w:r>
+        <w:rPr>
+          <w:lang w:val="id_ID" w:bidi="id_ID"/>
+        </w:rPr>
+      </w:r>
+      <w:r>
+        <w:rPr>
+          <w:lang w:val="id_ID" w:bidi="id_ID"/>
+        </w:rPr>
+        <w:t>Catatan Lukas tentang kembalinya Paulus ke Palestina dan awal perjalanan misinya yang ketiga memunculkan sebuah pertanyaan historis yang menarik tentang apa yang terjadi pada para pengikut Yohanes Pembaptis (</w:t>
+      </w:r>
+      <w:hyperlink r:id="rId536">
+        <w:r>
+          <w:rPr>
+            <w:lang w:val="id_ID" w:bidi="id_ID"/>
+          </w:rPr>
+          <w:rPr>
+            <w:color w:val="0000EE"/>
+            <w:u w:val="single"/>
+          </w:rPr>
+          <w:t>Kisah 13:13–19:7</w:t>
+        </w:r>
+      </w:hyperlink>
+      <w:r>
+        <w:rPr>
+          <w:lang w:val="id_ID" w:bidi="id_ID"/>
+        </w:rPr>
+        <w:t xml:space="preserve">). </w:t>
+      </w:r>
+      <w:hyperlink r:id="rId537">
+        <w:r>
+          <w:rPr>
+            <w:lang w:val="id_ID" w:bidi="id_ID"/>
+          </w:rPr>
+          <w:rPr>
+            <w:color w:val="0000EE"/>
+            <w:u w:val="single"/>
+          </w:rPr>
+          <w:t>Kisah 18:24–28</w:t>
+        </w:r>
+      </w:hyperlink>
+      <w:r>
+        <w:rPr>
+          <w:lang w:val="id_ID" w:bidi="id_ID"/>
+        </w:rPr>
+        <w:t xml:space="preserve"> merujuk kepada seorang Yahudi terpelajar, Apolos, yang secara aktif mengajar tentang Yesus di sinagoge di Efesus, tetapi tampaknya ia bukan anggota komunitas Kristen tertentu, karena ia belum dibaptis dalam nama Yesus. Ia hanya mengenal baptisan pertobatan yang dilakukan oleh Yohanes Pembaptis. Setelah Apolos pergi ke Korintus untuk melayani jemaat yang baru didirikan Paulus pada tahun sebelumnya, Paulus pergi ke Efesus. Di sana ia bertemu dengan beberapa murid Yesus yang, seperti Apolos, telah mengalami baptisan pertobatan Yohanes Pembaptis, tetapi belum dibaptis sebagai orang Kristen.</w:t>
+      </w:r>
+    </w:p>
+    <w:p>
+      <w:pPr/>
+      <w:r>
+        <w:rPr>
+          <w:lang w:val="id_ID" w:bidi="id_ID"/>
+        </w:rPr>
+      </w:r>
+      <w:r>
+        <w:rPr>
+          <w:lang w:val="id_ID" w:bidi="id_ID"/>
+        </w:rPr>
+        <w:t>Rujukan Lukas kepada Apolos dan murid-muridnya, serta beberapa bagian dalam Injil, menunjukkan bahwa gerakan yang dimulai oleh Yohanes Pembaptis tidak berakhir begitu saja ketika Yesus memulai pelayanan-Nya. Ternyata Yohanes terus membaptis sampai kematiannya (</w:t>
+      </w:r>
+      <w:hyperlink r:id="rId538">
+        <w:r>
+          <w:rPr>
+            <w:lang w:val="id_ID" w:bidi="id_ID"/>
+          </w:rPr>
+          <w:rPr>
+            <w:color w:val="0000EE"/>
+            <w:u w:val="single"/>
+          </w:rPr>
+          <w:t>Yoh. 3:22–24</w:t>
+        </w:r>
+      </w:hyperlink>
+      <w:r>
+        <w:rPr>
+          <w:lang w:val="id_ID" w:bidi="id_ID"/>
+        </w:rPr>
+        <w:t>), dan banyak dari murid-muridnya yang meneruskan pekerjaan Yohanes setelah kematiannya. Mungkin Apolos dan murid-murid di Efesus adalah hasil dari pelayanan murid-murid Yohanes yang terus berlanjut. Pada akhirnya mereka diperkenalkan kepada “jalan Tuhan” (</w:t>
+      </w:r>
+      <w:hyperlink r:id="rId539">
+        <w:r>
+          <w:rPr>
+            <w:lang w:val="id_ID" w:bidi="id_ID"/>
+          </w:rPr>
+          <w:rPr>
+            <w:color w:val="0000EE"/>
+            <w:u w:val="single"/>
+          </w:rPr>
+          <w:t>Kisah 18:25</w:t>
+        </w:r>
+      </w:hyperlink>
+      <w:r>
+        <w:rPr>
+          <w:lang w:val="id_ID" w:bidi="id_ID"/>
+        </w:rPr>
+        <w:t>). Kurangnya pengetahuan mereka tentang baptisan Kristen yang khas atau tentang realitas Roh Kudus (</w:t>
+      </w:r>
+      <w:hyperlink r:id="rId540">
+        <w:r>
+          <w:rPr>
+            <w:lang w:val="id_ID" w:bidi="id_ID"/>
+          </w:rPr>
+          <w:rPr>
+            <w:color w:val="0000EE"/>
+            <w:u w:val="single"/>
+          </w:rPr>
+          <w:t>Kisah 19:2–4</w:t>
+        </w:r>
+      </w:hyperlink>
+      <w:r>
+        <w:rPr>
+          <w:lang w:val="id_ID" w:bidi="id_ID"/>
+        </w:rPr>
+        <w:t>) menunjukkan betapa banyak keragaman dalam kepercayaan dan praktik yang ada dalam Kekristenan mula-mula.</w:t>
+      </w:r>
+    </w:p>
+    <w:p>
+      <w:pPr/>
+      <w:r>
+        <w:rPr>
+          <w:lang w:val="id_ID" w:bidi="id_ID"/>
+        </w:rPr>
+      </w:r>
+      <w:r>
+        <w:rPr>
+          <w:lang w:val="id_ID" w:bidi="id_ID"/>
+        </w:rPr>
+        <w:t>Perjalanan misi Paulus yang ketiga dimulai dengan pelayanan selama tiga tahun di Efesus (</w:t>
+      </w:r>
+      <w:hyperlink r:id="rId541">
+        <w:r>
+          <w:rPr>
+            <w:lang w:val="id_ID" w:bidi="id_ID"/>
+          </w:rPr>
+          <w:rPr>
+            <w:color w:val="0000EE"/>
+            <w:u w:val="single"/>
+          </w:rPr>
+          <w:t>Kisah 19:1–20:1</w:t>
+        </w:r>
+      </w:hyperlink>
+      <w:r>
+        <w:rPr>
+          <w:lang w:val="id_ID" w:bidi="id_ID"/>
+        </w:rPr>
+        <w:t>), dilanjutkan dengan kunjungan ke jemaat-jemaat (gereja-gereja) yang didirikan dalam perjalanan sebelumnya (</w:t>
+      </w:r>
+      <w:hyperlink r:id="rId542">
+        <w:r>
+          <w:rPr>
+            <w:lang w:val="id_ID" w:bidi="id_ID"/>
+          </w:rPr>
+          <w:rPr>
+            <w:color w:val="0000EE"/>
+            <w:u w:val="single"/>
+          </w:rPr>
+          <w:t>Kisah 20:2–12</w:t>
+        </w:r>
+      </w:hyperlink>
+      <w:r>
+        <w:rPr>
+          <w:lang w:val="id_ID" w:bidi="id_ID"/>
+        </w:rPr>
+        <w:t>), dan mencapai klimaksnya dengan penangkapannya di Yerusalem (</w:t>
+      </w:r>
+      <w:hyperlink r:id="rId543">
+        <w:r>
+          <w:rPr>
+            <w:lang w:val="id_ID" w:bidi="id_ID"/>
+          </w:rPr>
+          <w:rPr>
+            <w:color w:val="0000EE"/>
+            <w:u w:val="single"/>
+          </w:rPr>
+          <w:t>Kisah 21</w:t>
+        </w:r>
+      </w:hyperlink>
+      <w:r>
+        <w:rPr>
+          <w:lang w:val="id_ID" w:bidi="id_ID"/>
+        </w:rPr>
+        <w:t>). Peristiwa ini terjadi pada pertengahan tahun 50-an (53–57 M). Penangkapan Paulus di Yerusalem dan dakwaannya di hadapan gubernur provinsi, Feliks, di Kaisarea (</w:t>
+      </w:r>
+      <w:hyperlink r:id="rId544">
+        <w:r>
+          <w:rPr>
+            <w:lang w:val="id_ID" w:bidi="id_ID"/>
+          </w:rPr>
+          <w:rPr>
+            <w:color w:val="0000EE"/>
+            <w:u w:val="single"/>
+          </w:rPr>
+          <w:t>Kisah 23:23–24:23</w:t>
+        </w:r>
+      </w:hyperlink>
+      <w:r>
+        <w:rPr>
+          <w:lang w:val="id_ID" w:bidi="id_ID"/>
+        </w:rPr>
+        <w:t>) haruslah ditanggali pada tahun sekitar 57. Setelah Paulus menjalani dua tahun sebagai tahanan rumah, yang tidak diragukan lagi diperpanjang oleh Feliks untuk mendapatkan dukungan dari orang-orang Yahudi, Feliks kemudian digantikan oleh Perkius Festus (59–60 M). Yosefus mencatat bahwa Feliks dipanggil kembali karena pecahnya perselisihan sipil antara penduduk Yahudi dan bukan Yahudi di Kaisarea dan penanganan Feliks yang tidak bijaksana terhadap situasi tersebut.</w:t>
+      </w:r>
+    </w:p>
+    <w:p>
+      <w:pPr/>
+      <w:r>
+        <w:rPr>
+          <w:lang w:val="id_ID" w:bidi="id_ID"/>
+        </w:rPr>
+      </w:r>
+      <w:r>
+        <w:rPr>
+          <w:lang w:val="id_ID" w:bidi="id_ID"/>
+        </w:rPr>
+        <w:t>Wali negeri yang baru, Festus, merasa tidak yakin tentang apa yang harus dilakukan terhadap tawanannya. Para pemimpin Yahudi berusaha mengambil kesempatan itu, karena mereka sadar akan keinginan para wali negeri baru untuk mendapatkan popularitas di mata rakyat mereka (</w:t>
+      </w:r>
+      <w:hyperlink r:id="rId545">
+        <w:r>
+          <w:rPr>
+            <w:lang w:val="id_ID" w:bidi="id_ID"/>
+          </w:rPr>
+          <w:rPr>
+            <w:color w:val="0000EE"/>
+            <w:u w:val="single"/>
+          </w:rPr>
+          <w:t>Kisah 25:1–9</w:t>
+        </w:r>
+      </w:hyperlink>
+      <w:r>
+        <w:rPr>
+          <w:lang w:val="id_ID" w:bidi="id_ID"/>
+        </w:rPr>
+        <w:t>). Menyadari ancaman ini, Paulus mengajukan banding atas kasusnya ke mahkamah tertinggi kekaisaran, yang dipimpin oleh Kaisar sendiri (</w:t>
+      </w:r>
+      <w:hyperlink r:id="rId546">
+        <w:r>
+          <w:rPr>
+            <w:lang w:val="id_ID" w:bidi="id_ID"/>
+          </w:rPr>
+          <w:rPr>
+            <w:color w:val="0000EE"/>
+            <w:u w:val="single"/>
+          </w:rPr>
+          <w:t>Kisah 25:10–12</w:t>
+        </w:r>
+      </w:hyperlink>
+      <w:r>
+        <w:rPr>
+          <w:lang w:val="id_ID" w:bidi="id_ID"/>
+        </w:rPr>
+        <w:t>).</w:t>
+      </w:r>
+    </w:p>
+    <w:p>
+      <w:pPr/>
+      <w:r>
+        <w:rPr>
+          <w:lang w:val="id_ID" w:bidi="id_ID"/>
+        </w:rPr>
+      </w:r>
+      <w:r>
+        <w:rPr>
+          <w:lang w:val="id_ID" w:bidi="id_ID"/>
+        </w:rPr>
+        <w:t>Festus kemudian menghadapi sebuah masalah. Ia harus mengirimkan laporan kepada kaisar bersama tawanannya, yang dengan jelas menguraikan tuduhan-tuduhannya. Karena ia tidak begitu memahami kasus ini (</w:t>
+      </w:r>
+      <w:hyperlink r:id="rId547">
+        <w:r>
+          <w:rPr>
+            <w:lang w:val="id_ID" w:bidi="id_ID"/>
+          </w:rPr>
+          <w:rPr>
+            <w:color w:val="0000EE"/>
+            <w:u w:val="single"/>
+          </w:rPr>
+          <w:t>Kisah 25:25–27</w:t>
+        </w:r>
+      </w:hyperlink>
+      <w:r>
+        <w:rPr>
+          <w:lang w:val="id_ID" w:bidi="id_ID"/>
+        </w:rPr>
+        <w:t>), ia meminta nasihat dari Herodes Agripa II, yang bersama saudara perempuannya datang ke Kaisarea untuk memberikan penghormatan kepada gubernur kekaisaran yang baru di Palestina (</w:t>
+      </w:r>
+      <w:hyperlink r:id="rId548">
+        <w:r>
+          <w:rPr>
+            <w:lang w:val="id_ID" w:bidi="id_ID"/>
+          </w:rPr>
+          <w:rPr>
+            <w:color w:val="0000EE"/>
+            <w:u w:val="single"/>
+          </w:rPr>
+          <w:t>Kisah 25:13</w:t>
+        </w:r>
+      </w:hyperlink>
+      <w:r>
+        <w:rPr>
+          <w:lang w:val="id_ID" w:bidi="id_ID"/>
+        </w:rPr>
+        <w:t>). Agripa II adalah putra Herodes Agripa I dan, setidaknya secara teori, adalah seorang Yahudi. Ia memerintah beberapa wilayah Palestina dari tahun 50 sampai 100 M dan diberi hak untuk mengangkat imam-imam besar Yahudi. Keakrabannya dengan tradisi agama Yahudi dan Hukum Taurat menempatkannya pada posisi yang lebih baik untuk memahami kasus Yerusalem melawan Paulus. Hasil dari kehadiran Paulus di hadapan Festus dan Agripa (</w:t>
+      </w:r>
+      <w:hyperlink r:id="rId549">
+        <w:r>
+          <w:rPr>
+            <w:lang w:val="id_ID" w:bidi="id_ID"/>
+          </w:rPr>
+          <w:rPr>
+            <w:color w:val="0000EE"/>
+            <w:u w:val="single"/>
+          </w:rPr>
+          <w:t>Kisah 26:1–29</w:t>
+        </w:r>
+      </w:hyperlink>
+      <w:r>
+        <w:rPr>
+          <w:lang w:val="id_ID" w:bidi="id_ID"/>
+        </w:rPr>
+        <w:t>) adalah pengakuan bahwa Paulus tidak bersalah (</w:t>
+      </w:r>
+      <w:hyperlink r:id="rId550">
+        <w:r>
+          <w:rPr>
+            <w:lang w:val="id_ID" w:bidi="id_ID"/>
+          </w:rPr>
+          <w:rPr>
+            <w:color w:val="0000EE"/>
+            <w:u w:val="single"/>
+          </w:rPr>
+          <w:t>Kisah 26:31</w:t>
+        </w:r>
+      </w:hyperlink>
+      <w:r>
+        <w:rPr>
+          <w:lang w:val="id_ID" w:bidi="id_ID"/>
+        </w:rPr>
+        <w:t>). Namun, banding Paulus ke Roma harus dihormati; hukum yang mengatur kasus-kasus seperti itu harus diikuti (</w:t>
+      </w:r>
+      <w:hyperlink r:id="rId518">
+        <w:r>
+          <w:rPr>
+            <w:lang w:val="id_ID" w:bidi="id_ID"/>
+          </w:rPr>
+          <w:rPr>
+            <w:color w:val="0000EE"/>
+            <w:u w:val="single"/>
+          </w:rPr>
+          <w:t>Kisah 26:32</w:t>
+        </w:r>
+      </w:hyperlink>
+      <w:r>
+        <w:rPr>
+          <w:lang w:val="id_ID" w:bidi="id_ID"/>
+        </w:rPr>
+        <w:t>).</w:t>
+      </w:r>
+    </w:p>
+    <w:p>
+      <w:pPr/>
+      <w:r>
+        <w:rPr>
+          <w:lang w:val="id_ID" w:bidi="id_ID"/>
+        </w:rPr>
+      </w:r>
+      <w:r>
+        <w:rPr>
+          <w:lang w:val="id_ID" w:bidi="id_ID"/>
+        </w:rPr>
+        <w:t>Kebebasan relatif Paulus selama periode dua tahun berikutnya (</w:t>
+      </w:r>
+      <w:hyperlink r:id="rId551">
+        <w:r>
+          <w:rPr>
+            <w:lang w:val="id_ID" w:bidi="id_ID"/>
+          </w:rPr>
+          <w:rPr>
+            <w:color w:val="0000EE"/>
+            <w:u w:val="single"/>
+          </w:rPr>
+          <w:t>Kisah 28:30</w:t>
+        </w:r>
+      </w:hyperlink>
+      <w:r>
+        <w:rPr>
+          <w:lang w:val="id_ID" w:bidi="id_ID"/>
+        </w:rPr>
+        <w:t>) tampaknya tidak biasa, tetapi merupakan praktik yang lazim dalam proses peradilan Romawi, terutama bagi warga negara Romawi yang mengajukan banding kepada kaisar. Tidak ada alasan baik untuk percaya bahwa Paulus dieksekusi pada saat narasi Lukas berakhir (sekitar tahun 61–62 M). Kebakaran besar di Roma dan penganiayaan yang dilakukan Nero terhadap orang-orang Kristen masih beberapa tahun lagi (tahun 64 M). Kemungkinan besar kasus yang menimpa Paulus telah dihentikan, terutama karena keputusan yang menguntungkan dari Festus dan Raja Agripa. Kemungkinan juga Paulus dieksekusi pada masa penganiayaan terhadap orang Kristen yang terjadi kemudian. Urutan ini sesuai dengan tradisi yang dikutip oleh Eusebius, seorang sejarawan gereja abad keempat, bahwa Paulus melanjutkan pelayanannya dan kemudian menjadi martir di bawah pemerintahan Nero.</w:t>
+      </w:r>
+    </w:p>
+    <w:p>
+      <w:pPr>
+        <w:pStyle w:val="Heading3"/>
+      </w:pPr>
+      <w:r>
+        <w:rPr>
+          <w:lang w:val="id_ID" w:bidi="id_ID"/>
+        </w:rPr>
+        <w:t>Tujuan</w:t>
+      </w:r>
+    </w:p>
+    <w:p>
+      <w:pPr/>
+      <w:r>
+        <w:rPr>
+          <w:lang w:val="id_ID" w:bidi="id_ID"/>
+        </w:rPr>
+      </w:r>
+      <w:r>
+        <w:rPr>
+          <w:lang w:val="id_ID" w:bidi="id_ID"/>
+        </w:rPr>
+        <w:t>Dalam kata pengantar Injil, yang juga dimaksudkan untuk mencakup jilid kedua, Lukas mengatakan kepada Teofilus (dan para pendengar yang diwakilinya) bahwa ia telah bertekad untuk menulis sebuah catatan yang akurat dan teratur tentang permulaan gerakan Kristen dalam pelayanan Yesus dari Nazaret (</w:t>
+      </w:r>
+      <w:hyperlink r:id="rId509">
+        <w:r>
+          <w:rPr>
+            <w:lang w:val="id_ID" w:bidi="id_ID"/>
+          </w:rPr>
+          <w:rPr>
+            <w:color w:val="0000EE"/>
+            <w:u w:val="single"/>
+          </w:rPr>
+          <w:t>Luk. 1:1–4</w:t>
+        </w:r>
+      </w:hyperlink>
+      <w:r>
+        <w:rPr>
+          <w:lang w:val="id_ID" w:bidi="id_ID"/>
+        </w:rPr>
+        <w:t>). Kalimat-kalimat pembuka dalam Kitab Kisah Para Rasul mengindikasikan bahwa narasi yang dimulai dengan Yesus dari Nazaret (jilid 1) masih terus berlanjut dan bahwa jilid kedua Lukas bermaksud untuk menelusuri kisah ini dari Palestina ke Roma (</w:t>
+      </w:r>
+      <w:hyperlink r:id="rId552">
+        <w:r>
+          <w:rPr>
+            <w:lang w:val="id_ID" w:bidi="id_ID"/>
+          </w:rPr>
+          <w:rPr>
+            <w:color w:val="0000EE"/>
+            <w:u w:val="single"/>
+          </w:rPr>
+          <w:t>Kisah 1:1–8</w:t>
+        </w:r>
+      </w:hyperlink>
+      <w:r>
+        <w:rPr>
+          <w:lang w:val="id_ID" w:bidi="id_ID"/>
+        </w:rPr>
+        <w:t>).</w:t>
+      </w:r>
+    </w:p>
+    <w:p>
+      <w:pPr/>
+      <w:r>
+        <w:rPr>
+          <w:lang w:val="id_ID" w:bidi="id_ID"/>
+        </w:rPr>
+      </w:r>
+      <w:r>
+        <w:rPr>
+          <w:lang w:val="id_ID" w:bidi="id_ID"/>
+        </w:rPr>
+        <w:t>Ketika menceritakan kisah ini, Lukas berusaha untuk membela kegerakan Kristen dari tuduhan palsu yang dilontarkan kepadanya. Sejumlah kesalahpahaman menyertai kelahiran dan pertumbuhan kegerakan Kristen. Salah satunya berkaitan dengan hubungan antara iman yang baru dan Yudaisme. Banyak orang, baik di dalam gereja maupun di antara para pejabat Romawi, memahami iman Kristen tidak lebih dari sekadar ekspresi tertentu, atau sekte di dalam agama Yahudi. Melawan gagasan yang terbatas itu, Lukas-Kisah Para Rasul menyampaikan pesan yang universal. Injil menyatakan Yesus sebagai Juruselamat dunia (</w:t>
+      </w:r>
+      <w:hyperlink r:id="rId553">
+        <w:r>
+          <w:rPr>
+            <w:lang w:val="id_ID" w:bidi="id_ID"/>
+          </w:rPr>
+          <w:rPr>
+            <w:color w:val="0000EE"/>
+            <w:u w:val="single"/>
+          </w:rPr>
+          <w:t>Luk. 2:29–32</w:t>
+        </w:r>
+      </w:hyperlink>
+      <w:r>
+        <w:rPr>
+          <w:lang w:val="id_ID" w:bidi="id_ID"/>
+        </w:rPr>
+        <w:t>). Dalam Kisah Para Rasul, pembelaan Stefanus di hadapan mahkamah agama Yahudi (</w:t>
+      </w:r>
+      <w:hyperlink r:id="rId554">
+        <w:r>
+          <w:rPr>
+            <w:lang w:val="id_ID" w:bidi="id_ID"/>
+          </w:rPr>
+          <w:rPr>
+            <w:color w:val="0000EE"/>
+            <w:u w:val="single"/>
+          </w:rPr>
+          <w:t>psl. 7</w:t>
+        </w:r>
+      </w:hyperlink>
+      <w:r>
+        <w:rPr>
+          <w:lang w:val="id_ID" w:bidi="id_ID"/>
+        </w:rPr>
+        <w:t>), Pengalaman Petrus di Yope bersama Kornelius (</w:t>
+      </w:r>
+      <w:hyperlink r:id="rId27">
+        <w:r>
+          <w:rPr>
+            <w:lang w:val="id_ID" w:bidi="id_ID"/>
+          </w:rPr>
+          <w:rPr>
+            <w:color w:val="0000EE"/>
+            <w:u w:val="single"/>
+          </w:rPr>
+          <w:t>psl. 10</w:t>
+        </w:r>
+      </w:hyperlink>
+      <w:r>
+        <w:rPr>
+          <w:lang w:val="id_ID" w:bidi="id_ID"/>
+        </w:rPr>
+        <w:t>), dan pidato Paulus di Athena (</w:t>
+      </w:r>
+      <w:hyperlink r:id="rId555">
+        <w:r>
+          <w:rPr>
+            <w:lang w:val="id_ID" w:bidi="id_ID"/>
+          </w:rPr>
+          <w:rPr>
+            <w:color w:val="0000EE"/>
+            <w:u w:val="single"/>
+          </w:rPr>
+          <w:t>psl. 17</w:t>
+        </w:r>
+      </w:hyperlink>
+      <w:r>
+        <w:rPr>
+          <w:lang w:val="id_ID" w:bidi="id_ID"/>
+        </w:rPr>
+        <w:t>) semua itu menunjukkan bahwa Kekristenan bukanlah sekadar sebuah sekte Yahudi, sebuah gerakan mesianik yang sempit, melainkan sebuah iman yang universal. Masalah lainnya adalah identifikasi populer dari iman baru ini dengan berbagai kultus agama dan agama-agama misterius di Kekaisaran Romawi. Kisah-kisah tentang konflik gereja mula-mula dengan Simon si penyihir (</w:t>
+      </w:r>
+      <w:hyperlink r:id="rId556">
+        <w:r>
+          <w:rPr>
+            <w:lang w:val="id_ID" w:bidi="id_ID"/>
+          </w:rPr>
+          <w:rPr>
+            <w:color w:val="0000EE"/>
+            <w:u w:val="single"/>
+          </w:rPr>
+          <w:t>psl. 8</w:t>
+        </w:r>
+      </w:hyperlink>
+      <w:r>
+        <w:rPr>
+          <w:lang w:val="id_ID" w:bidi="id_ID"/>
+        </w:rPr>
+        <w:t>) dan penolakan Paulus dan Barnabas terhadap upaya penyembahan mereka di Listra (</w:t>
+      </w:r>
+      <w:hyperlink r:id="rId557">
+        <w:r>
+          <w:rPr>
+            <w:lang w:val="id_ID" w:bidi="id_ID"/>
+          </w:rPr>
+          <w:rPr>
+            <w:color w:val="0000EE"/>
+            <w:u w:val="single"/>
+          </w:rPr>
+          <w:t>psl. 14</w:t>
+        </w:r>
+      </w:hyperlink>
+      <w:r>
+        <w:rPr>
+          <w:lang w:val="id_ID" w:bidi="id_ID"/>
+        </w:rPr>
+        <w:t xml:space="preserve">) melemahkan tuduhan takhayul yang populer. Selain itu, Kekristenan bukanlah sebuah kultus misteri di mana ritual-ritual esoteris dan rahasia membawa para penyembahnya ke dalam kesatuan dengan yang ilahi. Tuhan yang disembah oleh orang-orang Kristen, kata Lukas, adalah bagian dari sejarah yang nyata; Ia menjalani hidup-Nya di Palestina pada masa lalu, secara terbuka, untuk dilihat oleh semua orang (lihat perkataan Petrus dan Paulus dalam </w:t>
+      </w:r>
+      <w:hyperlink r:id="rId558">
+        <w:r>
+          <w:rPr>
+            <w:lang w:val="id_ID" w:bidi="id_ID"/>
+          </w:rPr>
+          <w:rPr>
+            <w:color w:val="0000EE"/>
+            <w:u w:val="single"/>
+          </w:rPr>
+          <w:t>Kisah 2</w:t>
+        </w:r>
+      </w:hyperlink>
+      <w:r>
+        <w:rPr>
+          <w:lang w:val="id_ID" w:bidi="id_ID"/>
+        </w:rPr>
+        <w:t xml:space="preserve">; </w:t>
+      </w:r>
+      <w:hyperlink r:id="rId27">
+        <w:r>
+          <w:rPr>
+            <w:lang w:val="id_ID" w:bidi="id_ID"/>
+          </w:rPr>
+          <w:rPr>
+            <w:color w:val="0000EE"/>
+            <w:u w:val="single"/>
+          </w:rPr>
+          <w:t>10</w:t>
+        </w:r>
+      </w:hyperlink>
+      <w:r>
+        <w:rPr>
+          <w:lang w:val="id_ID" w:bidi="id_ID"/>
+        </w:rPr>
+        <w:t xml:space="preserve">; </w:t>
+      </w:r>
+      <w:hyperlink r:id="rId559">
+        <w:r>
+          <w:rPr>
+            <w:lang w:val="id_ID" w:bidi="id_ID"/>
+          </w:rPr>
+          <w:rPr>
+            <w:color w:val="0000EE"/>
+            <w:u w:val="single"/>
+          </w:rPr>
+          <w:t>13</w:t>
+        </w:r>
+      </w:hyperlink>
+      <w:r>
+        <w:rPr>
+          <w:lang w:val="id_ID" w:bidi="id_ID"/>
+        </w:rPr>
+        <w:t>).</w:t>
+      </w:r>
+    </w:p>
+    <w:p>
+      <w:pPr/>
+      <w:r>
+        <w:rPr>
+          <w:lang w:val="id_ID" w:bidi="id_ID"/>
+        </w:rPr>
+      </w:r>
+      <w:r>
+        <w:rPr>
+          <w:lang w:val="id_ID" w:bidi="id_ID"/>
+        </w:rPr>
+        <w:t>Namun, tujuan utama Lukas adalah untuk membela Kekristenan dari tuduhan bahwa agama ini merupakan ancaman bagi ketertiban dan stabilitas Kekaisaran Romawi. Tentu saja ada alasan untuk kecurigaan tersebut. Bagaimanapun juga, pendiri gerakan ini telah disalibkan dengan tuduhan penghasutan oleh seorang prokurator Romawi, dan gerakan yang menggunakan namanya itu tampaknya menimbulkan keributan, kekacauan, dan kerusuhan di mana pun gerakan itu menyebar. Catatan Lukas menghadapi masalah-masalah itu secara langsung. Dalam Injil, ia menggambarkan pengadilan atas Yesus sebagai sebuah ketidakadilan yang serius. Pilatus telah menyerahkan Yesus untuk disalibkan, tetapi ia menemukan bahwa Yesus tidak bersalah. Herodes Antipas juga tidak menemukan substansi dari tuduhan yang diajukan kepada Yesus (</w:t>
+      </w:r>
+      <w:hyperlink r:id="rId560">
+        <w:r>
+          <w:rPr>
+            <w:lang w:val="id_ID" w:bidi="id_ID"/>
+          </w:rPr>
+          <w:rPr>
+            <w:color w:val="0000EE"/>
+            <w:u w:val="single"/>
+          </w:rPr>
+          <w:t>Luk. 23:13–16</w:t>
+        </w:r>
+      </w:hyperlink>
+      <w:r>
+        <w:rPr>
+          <w:lang w:val="id_ID" w:bidi="id_ID"/>
+        </w:rPr>
+        <w:t xml:space="preserve">; </w:t>
+      </w:r>
+      <w:hyperlink r:id="rId561">
+        <w:r>
+          <w:rPr>
+            <w:lang w:val="id_ID" w:bidi="id_ID"/>
+          </w:rPr>
+          <w:rPr>
+            <w:color w:val="0000EE"/>
+            <w:u w:val="single"/>
+          </w:rPr>
+          <w:t>Kisah 13:28</w:t>
+        </w:r>
+      </w:hyperlink>
+      <w:r>
+        <w:rPr>
+          <w:lang w:val="id_ID" w:bidi="id_ID"/>
+        </w:rPr>
+        <w:t>). Sikap netral atau bahkan bersahabat dari para pejabat Romawi terhadap para pemimpin Kristen dan gerakan ini secara keseluruhan didokumentasikan dalam Kitab Kisah Para Rasul. Prokonsul Romawi di Siprus, Sergius Paulus, dengan senang hati menerima Paulus dan Barnabas dan menanggapi secara positif pesan mereka (</w:t>
+      </w:r>
+      <w:hyperlink r:id="rId562">
+        <w:r>
+          <w:rPr>
+            <w:lang w:val="id_ID" w:bidi="id_ID"/>
+          </w:rPr>
+          <w:rPr>
+            <w:color w:val="0000EE"/>
+            <w:u w:val="single"/>
+          </w:rPr>
+          <w:t>Kisah 13:7–12</w:t>
+        </w:r>
+      </w:hyperlink>
+      <w:r>
+        <w:rPr>
+          <w:lang w:val="id_ID" w:bidi="id_ID"/>
+        </w:rPr>
+        <w:t>). Kepala pengadilan di Filipi meminta maaf atas pemukulan dan pemenjaraan Paulus dan Silas secara ilegal (</w:t>
+      </w:r>
+      <w:hyperlink r:id="rId563">
+        <w:r>
+          <w:rPr>
+            <w:lang w:val="id_ID" w:bidi="id_ID"/>
+          </w:rPr>
+          <w:rPr>
+            <w:color w:val="0000EE"/>
+            <w:u w:val="single"/>
+          </w:rPr>
+          <w:t>Kisah 16:37–39</w:t>
+        </w:r>
+      </w:hyperlink>
+      <w:r>
+        <w:rPr>
+          <w:lang w:val="id_ID" w:bidi="id_ID"/>
+        </w:rPr>
+        <w:t>). Prokonsul Akhaya, Galio, memutuskan bahwa Paulus tidak bersalah dalam pandangan hukum Romawi (</w:t>
+      </w:r>
+      <w:hyperlink r:id="rId564">
+        <w:r>
+          <w:rPr>
+            <w:lang w:val="id_ID" w:bidi="id_ID"/>
+          </w:rPr>
+          <w:rPr>
+            <w:color w:val="0000EE"/>
+            <w:u w:val="single"/>
+          </w:rPr>
+          <w:t>Kisah 18:12–16</w:t>
+        </w:r>
+      </w:hyperlink>
+      <w:r>
+        <w:rPr>
+          <w:lang w:val="id_ID" w:bidi="id_ID"/>
+        </w:rPr>
+        <w:t>). Di Efesus, seorang panitera kota mengintervensi serangan orang banyak terhadap Paulus dan rekan-rekannya, dan menolak dakwaan yang dituduhkan kepada mereka (</w:t>
+      </w:r>
+      <w:hyperlink r:id="rId565">
+        <w:r>
+          <w:rPr>
+            <w:lang w:val="id_ID" w:bidi="id_ID"/>
+          </w:rPr>
+          <w:rPr>
+            <w:color w:val="0000EE"/>
+            <w:u w:val="single"/>
+          </w:rPr>
+          <w:t>Kisah 19:35–39</w:t>
+        </w:r>
+      </w:hyperlink>
+      <w:r>
+        <w:rPr>
+          <w:lang w:val="id_ID" w:bidi="id_ID"/>
+        </w:rPr>
+        <w:t>). Seorang anggota pasukan militer Romawi di Yerusalem menangkap Paulus, tetapi ternyata ia benar-benar menyelamatkan sang rasul dari amukan massa; dalam suratnya kepada prokurator Feliks, pejabat militer itu mengakui bahwa Paulus tidak bersalah menurut hukum Romawi (</w:t>
+      </w:r>
+      <w:hyperlink r:id="rId566">
+        <w:r>
+          <w:rPr>
+            <w:lang w:val="id_ID" w:bidi="id_ID"/>
+          </w:rPr>
+          <w:rPr>
+            <w:color w:val="0000EE"/>
+            <w:u w:val="single"/>
+          </w:rPr>
+          <w:t>Kisah 23:26–29</w:t>
+        </w:r>
+      </w:hyperlink>
+      <w:r>
+        <w:rPr>
+          <w:lang w:val="id_ID" w:bidi="id_ID"/>
+        </w:rPr>
+        <w:t>). Keputusan yang sama diulangi setelah Paulus didakwa di hadapan Feliks, Festus penggantinya, dan Herodes Agripa II: “</w:t>
+      </w:r>
+      <w:r>
+        <w:rPr>
+          <w:lang w:val="id_ID" w:bidi="id_ID"/>
+        </w:rPr>
+        <w:t>Orang itu tidak melakukan sesuatu yang setimpal dengan hukuman mati atau hukuman penjara.</w:t>
+      </w:r>
+      <w:r>
+        <w:rPr>
+          <w:lang w:val="id_ID" w:bidi="id_ID"/>
+        </w:rPr>
+        <w:t>” (</w:t>
+      </w:r>
+      <w:hyperlink r:id="rId550">
+        <w:r>
+          <w:rPr>
+            <w:lang w:val="id_ID" w:bidi="id_ID"/>
+          </w:rPr>
+          <w:rPr>
+            <w:color w:val="0000EE"/>
+            <w:u w:val="single"/>
+          </w:rPr>
+          <w:t>Kisah 26:31</w:t>
+        </w:r>
+      </w:hyperlink>
+      <w:r>
+        <w:rPr>
+          <w:lang w:val="id_ID" w:bidi="id_ID"/>
+        </w:rPr>
+        <w:t>, TB). Lukas mengakhiri kisahnya dengan menceritakan bagaimana Paulus menjalankan kegiatan misinya di Roma, jantung dari kekaisaran, dan dengan izin dari para pengawal kekaisaran (</w:t>
+      </w:r>
+      <w:hyperlink r:id="rId567">
+        <w:r>
+          <w:rPr>
+            <w:lang w:val="id_ID" w:bidi="id_ID"/>
+          </w:rPr>
+          <w:rPr>
+            <w:color w:val="0000EE"/>
+            <w:u w:val="single"/>
+          </w:rPr>
+          <w:t>Kisah 28:30–31</w:t>
+        </w:r>
+      </w:hyperlink>
+      <w:r>
+        <w:rPr>
+          <w:lang w:val="id_ID" w:bidi="id_ID"/>
+        </w:rPr>
+        <w:t>). Jelas sekali dalam pembelaan Lukas bahwa perselisihan yang terjadi pada permulaan dan perkembangan Kekristenan bukan disebabkan oleh sesuatu yang ada di dalam gerakan ini, tetapi lebih disebabkan oleh pertentangan dan pemalsuan dari orang-orang Yahudi.</w:t>
+      </w:r>
+    </w:p>
+    <w:p>
+      <w:pPr/>
+      <w:r>
+        <w:rPr>
+          <w:lang w:val="id_ID" w:bidi="id_ID"/>
+        </w:rPr>
+      </w:r>
+      <w:r>
+        <w:rPr>
+          <w:lang w:val="id_ID" w:bidi="id_ID"/>
+        </w:rPr>
+        <w:t xml:space="preserve">Dalam permintaan maafnya yang panjang untuk integritas Kekristenan, perspektif teologis Lukas yang spesifik dapat dilihat dengan jelas. Karya dua jilid ini menyajikan skema besar sejarah penebusan, mulai dari </w:t>
+      </w:r>
+      <w:r>
+        <w:rPr>
+          <w:i/>
+          <w:lang w:val="id_ID" w:bidi="id_ID"/>
+        </w:rPr>
+        <w:t>zaman Israel</w:t>
+      </w:r>
+      <w:r>
+        <w:rPr>
+          <w:lang w:val="id_ID" w:bidi="id_ID"/>
+        </w:rPr>
+        <w:t xml:space="preserve"> (</w:t>
+      </w:r>
+      <w:hyperlink r:id="rId568">
+        <w:r>
+          <w:rPr>
+            <w:lang w:val="id_ID" w:bidi="id_ID"/>
+          </w:rPr>
+          <w:rPr>
+            <w:color w:val="0000EE"/>
+            <w:u w:val="single"/>
+          </w:rPr>
+          <w:t>Luk. 1–2</w:t>
+        </w:r>
+      </w:hyperlink>
+      <w:r>
+        <w:rPr>
+          <w:lang w:val="id_ID" w:bidi="id_ID"/>
+        </w:rPr>
+        <w:t xml:space="preserve">) sampai zaman </w:t>
+      </w:r>
+      <w:r>
+        <w:rPr>
+          <w:i/>
+          <w:lang w:val="id_ID" w:bidi="id_ID"/>
+        </w:rPr>
+        <w:t>Yesus,</w:t>
+      </w:r>
+      <w:r>
+        <w:rPr>
+          <w:lang w:val="id_ID" w:bidi="id_ID"/>
+        </w:rPr>
+        <w:t xml:space="preserve"> dan terus berlanjut sampai </w:t>
+      </w:r>
+      <w:r>
+        <w:rPr>
+          <w:i/>
+          <w:lang w:val="id_ID" w:bidi="id_ID"/>
+        </w:rPr>
+        <w:t>zaman gereja,</w:t>
+      </w:r>
+      <w:r>
+        <w:rPr>
+          <w:lang w:val="id_ID" w:bidi="id_ID"/>
+        </w:rPr>
+        <w:t xml:space="preserve"> ketika kabar baik bagi Israel diperluas ke segala bangsa. Sejalan dengan penekanan itu ada sebuah desakan bahwa Allah hadir dalam kisah penebusan melalui Roh Kudus. Dalam Injil, Yesus ditampilkan sebagai Manusia Roh; realitas Roh memberdayakan-Nya untuk pekerjaan-Nya (</w:t>
+      </w:r>
+      <w:hyperlink r:id="rId569">
+        <w:r>
+          <w:rPr>
+            <w:lang w:val="id_ID" w:bidi="id_ID"/>
+          </w:rPr>
+          <w:rPr>
+            <w:color w:val="0000EE"/>
+            <w:u w:val="single"/>
+          </w:rPr>
+          <w:t>Luk. 3:22</w:t>
+        </w:r>
+      </w:hyperlink>
+      <w:r>
+        <w:rPr>
+          <w:lang w:val="id_ID" w:bidi="id_ID"/>
+        </w:rPr>
+        <w:t xml:space="preserve">; </w:t>
+      </w:r>
+      <w:hyperlink r:id="rId570">
+        <w:r>
+          <w:rPr>
+            <w:lang w:val="id_ID" w:bidi="id_ID"/>
+          </w:rPr>
+          <w:rPr>
+            <w:color w:val="0000EE"/>
+            <w:u w:val="single"/>
+          </w:rPr>
+          <w:t>4:1, 14, 18</w:t>
+        </w:r>
+      </w:hyperlink>
+      <w:r>
+        <w:rPr>
+          <w:lang w:val="id_ID" w:bidi="id_ID"/>
+        </w:rPr>
+        <w:t>). Dalam Kisah Para Rasul, persekutuan murid-murid Yesus digambarkan sebagai komunitas Roh (</w:t>
+      </w:r>
+      <w:hyperlink r:id="rId571">
+        <w:r>
+          <w:rPr>
+            <w:lang w:val="id_ID" w:bidi="id_ID"/>
+          </w:rPr>
+          <w:rPr>
+            <w:color w:val="0000EE"/>
+            <w:u w:val="single"/>
+          </w:rPr>
+          <w:t>Kisah 1:8</w:t>
+        </w:r>
+      </w:hyperlink>
+      <w:r>
+        <w:rPr>
+          <w:lang w:val="id_ID" w:bidi="id_ID"/>
+        </w:rPr>
+        <w:t xml:space="preserve">; </w:t>
+      </w:r>
+      <w:hyperlink r:id="rId572">
+        <w:r>
+          <w:rPr>
+            <w:lang w:val="id_ID" w:bidi="id_ID"/>
+          </w:rPr>
+          <w:rPr>
+            <w:color w:val="0000EE"/>
+            <w:u w:val="single"/>
+          </w:rPr>
+          <w:t>2:1–8</w:t>
+        </w:r>
+      </w:hyperlink>
+      <w:r>
+        <w:rPr>
+          <w:lang w:val="id_ID" w:bidi="id_ID"/>
+        </w:rPr>
+        <w:t>). Apa yang telah dimulai oleh Yesus dalam kuasa Roh Kudus dalam pelayanan-Nya sendiri, terus dilakukan oleh jemaat (gereja) dalam kuasa Roh Kudus.</w:t>
+      </w:r>
+    </w:p>
+    <w:p>
+      <w:pPr/>
+      <w:r>
+        <w:rPr>
+          <w:lang w:val="id_ID" w:bidi="id_ID"/>
+        </w:rPr>
+      </w:r>
+      <w:r>
+        <w:rPr>
+          <w:lang w:val="id_ID" w:bidi="id_ID"/>
+        </w:rPr>
+        <w:t>Bagi Lukas, kehadiran Roh Allah yang memberdayakan adalah sebuah realitas yang memberikan kekuatan, integritas, dan ketekunan kepada iman yang baru. Hal itu memberi kemampuan bagi saksi yang setia (</w:t>
+      </w:r>
+      <w:hyperlink r:id="rId571">
+        <w:r>
+          <w:rPr>
+            <w:lang w:val="id_ID" w:bidi="id_ID"/>
+          </w:rPr>
+          <w:rPr>
+            <w:color w:val="0000EE"/>
+            <w:u w:val="single"/>
+          </w:rPr>
+          <w:t>Kisah 1:8</w:t>
+        </w:r>
+      </w:hyperlink>
+      <w:r>
+        <w:rPr>
+          <w:lang w:val="id_ID" w:bidi="id_ID"/>
+        </w:rPr>
+        <w:t>) dan menciptakan komunitas yang tulus (</w:t>
+      </w:r>
+      <w:hyperlink r:id="rId573">
+        <w:r>
+          <w:rPr>
+            <w:lang w:val="id_ID" w:bidi="id_ID"/>
+          </w:rPr>
+          <w:rPr>
+            <w:color w:val="0000EE"/>
+            <w:u w:val="single"/>
+          </w:rPr>
+          <w:t>Kisah 2:44–47</w:t>
+        </w:r>
+      </w:hyperlink>
+      <w:r>
+        <w:rPr>
+          <w:lang w:val="id_ID" w:bidi="id_ID"/>
+        </w:rPr>
+        <w:t xml:space="preserve">; </w:t>
+      </w:r>
+      <w:hyperlink r:id="rId574">
+        <w:r>
+          <w:rPr>
+            <w:lang w:val="id_ID" w:bidi="id_ID"/>
+          </w:rPr>
+          <w:rPr>
+            <w:color w:val="0000EE"/>
+            <w:u w:val="single"/>
+          </w:rPr>
+          <w:t>4:32–37</w:t>
+        </w:r>
+      </w:hyperlink>
+      <w:r>
+        <w:rPr>
+          <w:lang w:val="id_ID" w:bidi="id_ID"/>
+        </w:rPr>
+        <w:t xml:space="preserve">), sesuatu yang sangat dirindukan oleh dunia kuno. Di dalam komunitas yang baru ini, Roh Kudus memberikan keberanian dan ketegasan (lihat pembelaan Petrus di dalam psl </w:t>
+      </w:r>
+      <w:hyperlink r:id="rId575">
+        <w:r>
+          <w:rPr>
+            <w:lang w:val="id_ID" w:bidi="id_ID"/>
+          </w:rPr>
+          <w:rPr>
+            <w:color w:val="0000EE"/>
+            <w:u w:val="single"/>
+          </w:rPr>
+          <w:t>2–5</w:t>
+        </w:r>
+      </w:hyperlink>
+      <w:r>
+        <w:rPr>
+          <w:lang w:val="id_ID" w:bidi="id_ID"/>
+        </w:rPr>
+        <w:t>), memberdayakan untuk pelayanan (</w:t>
+      </w:r>
+      <w:hyperlink r:id="rId576">
+        <w:r>
+          <w:rPr>
+            <w:lang w:val="id_ID" w:bidi="id_ID"/>
+          </w:rPr>
+          <w:rPr>
+            <w:color w:val="0000EE"/>
+            <w:u w:val="single"/>
+          </w:rPr>
+          <w:t>psl. 6</w:t>
+        </w:r>
+      </w:hyperlink>
+      <w:r>
+        <w:rPr>
+          <w:lang w:val="id_ID" w:bidi="id_ID"/>
+        </w:rPr>
+        <w:t>), mengatasi prasangka seperti dalam misi di Samaria (</w:t>
+      </w:r>
+      <w:hyperlink r:id="rId556">
+        <w:r>
+          <w:rPr>
+            <w:lang w:val="id_ID" w:bidi="id_ID"/>
+          </w:rPr>
+          <w:rPr>
+            <w:color w:val="0000EE"/>
+            <w:u w:val="single"/>
+          </w:rPr>
+          <w:t>psl. 8</w:t>
+        </w:r>
+      </w:hyperlink>
+      <w:r>
+        <w:rPr>
+          <w:lang w:val="id_ID" w:bidi="id_ID"/>
+        </w:rPr>
+        <w:t xml:space="preserve">), meruntuhkan tembok-tembok penghalang seperti dalam kisah Kornelius (psl. </w:t>
+      </w:r>
+      <w:hyperlink r:id="rId577">
+        <w:r>
+          <w:rPr>
+            <w:lang w:val="id_ID" w:bidi="id_ID"/>
+          </w:rPr>
+          <w:rPr>
+            <w:color w:val="0000EE"/>
+            <w:u w:val="single"/>
+          </w:rPr>
+          <w:t>10–11</w:t>
+        </w:r>
+      </w:hyperlink>
+      <w:r>
+        <w:rPr>
+          <w:lang w:val="id_ID" w:bidi="id_ID"/>
+        </w:rPr>
+        <w:t>), dan mengutus orang-orang percaya untuk menjalankan misi (</w:t>
+      </w:r>
+      <w:hyperlink r:id="rId559">
+        <w:r>
+          <w:rPr>
+            <w:lang w:val="id_ID" w:bidi="id_ID"/>
+          </w:rPr>
+          <w:rPr>
+            <w:color w:val="0000EE"/>
+            <w:u w:val="single"/>
+          </w:rPr>
+          <w:t>psl. 13</w:t>
+        </w:r>
+      </w:hyperlink>
+      <w:r>
+        <w:rPr>
+          <w:lang w:val="id_ID" w:bidi="id_ID"/>
+        </w:rPr>
+        <w:t>).</w:t>
+      </w:r>
+    </w:p>
+    <w:p>
+      <w:pPr/>
+      <w:r>
+        <w:rPr>
+          <w:lang w:val="id_ID" w:bidi="id_ID"/>
+        </w:rPr>
+      </w:r>
+      <w:r>
+        <w:rPr>
+          <w:lang w:val="id_ID" w:bidi="id_ID"/>
+        </w:rPr>
+        <w:t xml:space="preserve">Keseluruhan kisah ini juga diselingi oleh sentralitas kebangkitan Yesus. Lukas, seperti Paulus (lihat </w:t>
+      </w:r>
+      <w:hyperlink r:id="rId578">
+        <w:r>
+          <w:rPr>
+            <w:lang w:val="id_ID" w:bidi="id_ID"/>
+          </w:rPr>
+          <w:rPr>
+            <w:color w:val="0000EE"/>
+            <w:u w:val="single"/>
+          </w:rPr>
+          <w:t>1Kor.15:12–21</w:t>
+        </w:r>
+      </w:hyperlink>
+      <w:r>
+        <w:rPr>
+          <w:lang w:val="id_ID" w:bidi="id_ID"/>
+        </w:rPr>
+        <w:t>), pasti yakin bahwa tanpa kebangkitan Yesus, tidak akan ada iman Kristen sama sekali. Lebih dari itu, kebangkitan memberikan cap persetujuan Allah atas kehidupan dan pelayanan Yesus, mengesahkan kebenaran dari klaim-klaim-Nya. Lukas menyatakan ketertarikannya pada tema ini sejak awal: kriteria utama bagi seorang pengganti Yudas adalah bahwa ia haruslah seorang yang, bersama dengan murid-murid yang lain, menjadi saksi dari kebangkitan Yesus. Di sepanjang Kisah Para Rasul, mulai dari khotbah Pentakosta Petrus dan pembelaannya di hadapan Mahkamah Agama hingga pidato Paulus di hadapan Feliks dan Agripa, ia memperlihatkan bagaimana gereja memberikan kesaksian tentang kebangkitan Yesus sebagai sebuah pembalikan yang luar biasa yang dilakukan oleh Allah (</w:t>
+      </w:r>
+      <w:hyperlink r:id="rId579">
+        <w:r>
+          <w:rPr>
+            <w:lang w:val="id_ID" w:bidi="id_ID"/>
+          </w:rPr>
+          <w:rPr>
+            <w:color w:val="0000EE"/>
+            <w:u w:val="single"/>
+          </w:rPr>
+          <w:t>Kisah 2:22–24, 36</w:t>
+        </w:r>
+      </w:hyperlink>
+      <w:r>
+        <w:rPr>
+          <w:lang w:val="id_ID" w:bidi="id_ID"/>
+        </w:rPr>
+        <w:t xml:space="preserve">; </w:t>
+      </w:r>
+      <w:hyperlink r:id="rId580">
+        <w:r>
+          <w:rPr>
+            <w:lang w:val="id_ID" w:bidi="id_ID"/>
+          </w:rPr>
+          <w:rPr>
+            <w:color w:val="0000EE"/>
+            <w:u w:val="single"/>
+          </w:rPr>
+          <w:t>3:14–15</w:t>
+        </w:r>
+      </w:hyperlink>
+      <w:r>
+        <w:rPr>
+          <w:lang w:val="id_ID" w:bidi="id_ID"/>
+        </w:rPr>
+        <w:t xml:space="preserve">; </w:t>
+      </w:r>
+      <w:hyperlink r:id="rId581">
+        <w:r>
+          <w:rPr>
+            <w:lang w:val="id_ID" w:bidi="id_ID"/>
+          </w:rPr>
+          <w:rPr>
+            <w:color w:val="0000EE"/>
+            <w:u w:val="single"/>
+          </w:rPr>
+          <w:t>5:30–31</w:t>
+        </w:r>
+      </w:hyperlink>
+      <w:r>
+        <w:rPr>
+          <w:lang w:val="id_ID" w:bidi="id_ID"/>
+        </w:rPr>
+        <w:t xml:space="preserve">; </w:t>
+      </w:r>
+      <w:hyperlink r:id="rId582">
+        <w:r>
+          <w:rPr>
+            <w:lang w:val="id_ID" w:bidi="id_ID"/>
+          </w:rPr>
+          <w:rPr>
+            <w:color w:val="0000EE"/>
+            <w:u w:val="single"/>
+          </w:rPr>
+          <w:t>10:39–42</w:t>
+        </w:r>
+      </w:hyperlink>
+      <w:r>
+        <w:rPr>
+          <w:lang w:val="id_ID" w:bidi="id_ID"/>
+        </w:rPr>
+        <w:t>).</w:t>
+      </w:r>
+    </w:p>
+    <w:p>
+      <w:pPr/>
+      <w:r>
+        <w:rPr>
+          <w:lang w:val="id_ID" w:bidi="id_ID"/>
+        </w:rPr>
+      </w:r>
+      <w:r>
+        <w:rPr>
+          <w:lang w:val="id_ID" w:bidi="id_ID"/>
+        </w:rPr>
+        <w:t xml:space="preserve">Kisah Para Rasul secara alami terbagi menjadi dua bagian, pasal </w:t>
+      </w:r>
+      <w:hyperlink r:id="rId520">
+        <w:r>
+          <w:rPr>
+            <w:lang w:val="id_ID" w:bidi="id_ID"/>
+          </w:rPr>
+          <w:rPr>
+            <w:color w:val="0000EE"/>
+            <w:u w:val="single"/>
+          </w:rPr>
+          <w:t>1–12,</w:t>
+        </w:r>
+      </w:hyperlink>
+      <w:r>
+        <w:rPr>
+          <w:lang w:val="id_ID" w:bidi="id_ID"/>
+        </w:rPr>
+        <w:t xml:space="preserve"> dan </w:t>
+      </w:r>
+      <w:hyperlink r:id="rId583">
+        <w:r>
+          <w:rPr>
+            <w:lang w:val="id_ID" w:bidi="id_ID"/>
+          </w:rPr>
+          <w:rPr>
+            <w:color w:val="0000EE"/>
+            <w:u w:val="single"/>
+          </w:rPr>
+          <w:t>13–28</w:t>
+        </w:r>
+      </w:hyperlink>
+      <w:r>
+        <w:rPr>
+          <w:lang w:val="id_ID" w:bidi="id_ID"/>
+        </w:rPr>
+        <w:t>. Bagian pertama, secara garis besar, berisi “Tindakan-tindakan (Kisah-kisah) Petrus.” Bagian kedua sebagian besar membahas tentang “tindakan-tindakan (kisah-kisah) Paulus”. Dalam 12 pasal pertama, Petrus adalah tokoh sentral yang memulai pemilihan pengganti Yudas Iskariot (</w:t>
+      </w:r>
+      <w:hyperlink r:id="rId584">
+        <w:r>
+          <w:rPr>
+            <w:lang w:val="id_ID" w:bidi="id_ID"/>
+          </w:rPr>
+          <w:rPr>
+            <w:color w:val="0000EE"/>
+            <w:u w:val="single"/>
+          </w:rPr>
+          <w:t>psl. 1</w:t>
+        </w:r>
+      </w:hyperlink>
+      <w:r>
+        <w:rPr>
+          <w:lang w:val="id_ID" w:bidi="id_ID"/>
+        </w:rPr>
+        <w:t>); berbicara kepada orang banyak pada hari Pentakosta (</w:t>
+      </w:r>
+      <w:hyperlink r:id="rId558">
+        <w:r>
+          <w:rPr>
+            <w:lang w:val="id_ID" w:bidi="id_ID"/>
+          </w:rPr>
+          <w:rPr>
+            <w:color w:val="0000EE"/>
+            <w:u w:val="single"/>
+          </w:rPr>
+          <w:t>psl. 2</w:t>
+        </w:r>
+      </w:hyperlink>
+      <w:r>
+        <w:rPr>
+          <w:lang w:val="id_ID" w:bidi="id_ID"/>
+        </w:rPr>
+        <w:t>); menafsirkan arti penting penyembuhan seorang lumpuh kepada kerumunan orang di Bait Allah (</w:t>
+      </w:r>
+      <w:hyperlink r:id="rId585">
+        <w:r>
+          <w:rPr>
+            <w:lang w:val="id_ID" w:bidi="id_ID"/>
+          </w:rPr>
+          <w:rPr>
+            <w:color w:val="0000EE"/>
+            <w:u w:val="single"/>
+          </w:rPr>
+          <w:t>psl. 3</w:t>
+        </w:r>
+      </w:hyperlink>
+      <w:r>
+        <w:rPr>
+          <w:lang w:val="id_ID" w:bidi="id_ID"/>
+        </w:rPr>
+        <w:t>); menyampaikan pembelaan atas proklamasi Kristen di hadapan mahkamah tertinggi Yahudi (</w:t>
+      </w:r>
+      <w:hyperlink r:id="rId586">
+        <w:r>
+          <w:rPr>
+            <w:lang w:val="id_ID" w:bidi="id_ID"/>
+          </w:rPr>
+          <w:rPr>
+            <w:color w:val="0000EE"/>
+            <w:u w:val="single"/>
+          </w:rPr>
+          <w:t>psl. 4</w:t>
+        </w:r>
+      </w:hyperlink>
+      <w:r>
+        <w:rPr>
+          <w:lang w:val="id_ID" w:bidi="id_ID"/>
+        </w:rPr>
+        <w:t>); memimpin para rasul dalam pelayanan penyembuhan dan berbicara mewakili mereka (</w:t>
+      </w:r>
+      <w:hyperlink r:id="rId587">
+        <w:r>
+          <w:rPr>
+            <w:lang w:val="id_ID" w:bidi="id_ID"/>
+          </w:rPr>
+          <w:rPr>
+            <w:color w:val="0000EE"/>
+            <w:u w:val="single"/>
+          </w:rPr>
+          <w:t>psl. 5</w:t>
+        </w:r>
+      </w:hyperlink>
+      <w:r>
+        <w:rPr>
+          <w:lang w:val="id_ID" w:bidi="id_ID"/>
+        </w:rPr>
+        <w:t>); berdiri di garis depan dalam konflik dengan seorang penyihir Samaria, “Simon Agung” (</w:t>
+      </w:r>
+      <w:hyperlink r:id="rId556">
+        <w:r>
+          <w:rPr>
+            <w:lang w:val="id_ID" w:bidi="id_ID"/>
+          </w:rPr>
+          <w:rPr>
+            <w:color w:val="0000EE"/>
+            <w:u w:val="single"/>
+          </w:rPr>
+          <w:t>psl. 8</w:t>
+        </w:r>
+      </w:hyperlink>
+      <w:r>
+        <w:rPr>
+          <w:lang w:val="id_ID" w:bidi="id_ID"/>
+        </w:rPr>
+        <w:t xml:space="preserve">); meluncurkan pergerakan Injil—meskipun dengan terpaksa—kepada bangsa-bangsa lain melalui Kornelius (psl. </w:t>
+      </w:r>
+      <w:hyperlink r:id="rId577">
+        <w:r>
+          <w:rPr>
+            <w:lang w:val="id_ID" w:bidi="id_ID"/>
+          </w:rPr>
+          <w:rPr>
+            <w:color w:val="0000EE"/>
+            <w:u w:val="single"/>
+          </w:rPr>
+          <w:t>10–11</w:t>
+        </w:r>
+      </w:hyperlink>
+      <w:r>
+        <w:rPr>
+          <w:lang w:val="id_ID" w:bidi="id_ID"/>
+        </w:rPr>
+        <w:t>); dan menarik perhatian Herodes dalam kampanyenya melawan gereja, tetapi secara ajaib dibebaskan dari penjara (</w:t>
+      </w:r>
+      <w:hyperlink r:id="rId526">
+        <w:r>
+          <w:rPr>
+            <w:lang w:val="id_ID" w:bidi="id_ID"/>
+          </w:rPr>
+          <w:rPr>
+            <w:color w:val="0000EE"/>
+            <w:u w:val="single"/>
+          </w:rPr>
+          <w:t>psl. 12</w:t>
+        </w:r>
+      </w:hyperlink>
+      <w:r>
+        <w:rPr>
+          <w:lang w:val="id_ID" w:bidi="id_ID"/>
+        </w:rPr>
+        <w:t>).</w:t>
+      </w:r>
+    </w:p>
+    <w:p>
+      <w:pPr/>
+      <w:r>
+        <w:rPr>
+          <w:lang w:val="id_ID" w:bidi="id_ID"/>
+        </w:rPr>
+      </w:r>
+      <w:r>
+        <w:rPr>
+          <w:lang w:val="id_ID" w:bidi="id_ID"/>
+        </w:rPr>
+        <w:t xml:space="preserve">Pemberitaan Injil kepada bangsa-bangsa lain melalui pelayanan Paulus adalah tema dari bagian kedua Kitab Kisah Para Rasul (psl. </w:t>
+      </w:r>
+      <w:hyperlink r:id="rId583">
+        <w:r>
+          <w:rPr>
+            <w:lang w:val="id_ID" w:bidi="id_ID"/>
+          </w:rPr>
+          <w:rPr>
+            <w:color w:val="0000EE"/>
+            <w:u w:val="single"/>
+          </w:rPr>
+          <w:t>13–28</w:t>
+        </w:r>
+      </w:hyperlink>
+      <w:r>
+        <w:rPr>
+          <w:lang w:val="id_ID" w:bidi="id_ID"/>
+        </w:rPr>
+        <w:t xml:space="preserve">). Kisah ini terutama menyangkut tiga perjalanan misi besar, yang masing-masing membawa Injil ke wilayah yang belum tersentuh dan memperluas upaya-upaya misi sebelumnya. Kisah kehidupan dan pekerjaan Paulus mencapai puncaknya pada saat ia ditangkap di Yerusalem (psl. </w:t>
+      </w:r>
+      <w:hyperlink r:id="rId588">
+        <w:r>
+          <w:rPr>
+            <w:lang w:val="id_ID" w:bidi="id_ID"/>
+          </w:rPr>
+          <w:rPr>
+            <w:color w:val="0000EE"/>
+            <w:u w:val="single"/>
+          </w:rPr>
+          <w:t>21–22</w:t>
+        </w:r>
+      </w:hyperlink>
+      <w:r>
+        <w:rPr>
+          <w:lang w:val="id_ID" w:bidi="id_ID"/>
+        </w:rPr>
+        <w:t xml:space="preserve">), penahanan dalam waktu yang lama di Kaisarea (psl. </w:t>
+      </w:r>
+      <w:hyperlink r:id="rId589">
+        <w:r>
+          <w:rPr>
+            <w:lang w:val="id_ID" w:bidi="id_ID"/>
+          </w:rPr>
+          <w:rPr>
+            <w:color w:val="0000EE"/>
+            <w:u w:val="single"/>
+          </w:rPr>
+          <w:t>23–26</w:t>
+        </w:r>
+      </w:hyperlink>
+      <w:r>
+        <w:rPr>
+          <w:lang w:val="id_ID" w:bidi="id_ID"/>
+        </w:rPr>
+        <w:t xml:space="preserve">), dan perjalanan ke Roma (psl. </w:t>
+      </w:r>
+      <w:hyperlink r:id="rId590">
+        <w:r>
+          <w:rPr>
+            <w:lang w:val="id_ID" w:bidi="id_ID"/>
+          </w:rPr>
+          <w:rPr>
+            <w:color w:val="0000EE"/>
+            <w:u w:val="single"/>
+          </w:rPr>
+          <w:t>27–28</w:t>
+        </w:r>
+      </w:hyperlink>
+      <w:r>
+        <w:rPr>
+          <w:lang w:val="id_ID" w:bidi="id_ID"/>
+        </w:rPr>
+        <w:t>).</w:t>
+      </w:r>
+    </w:p>
+    <w:p>
+      <w:pPr/>
+      <w:r>
+        <w:rPr>
+          <w:lang w:val="id_ID" w:bidi="id_ID"/>
+        </w:rPr>
+      </w:r>
+      <w:r>
+        <w:rPr>
+          <w:lang w:val="id_ID" w:bidi="id_ID"/>
+        </w:rPr>
+        <w:t>Cara lain untuk memahami struktur dan isi Kitab Kisah Para Rasul adalah secara tematis. Hal ini dimulai dengan pernyataan Yesus, “</w:t>
+      </w:r>
+      <w:r>
+        <w:rPr>
+          <w:lang w:val="id_ID" w:bidi="id_ID"/>
+        </w:rPr>
+        <w:t>Tetapi kamu akan menerima kuasa, kalau Roh Kudus turun ke atas kamu, dan kamu akan menjadi saksi-Ku di Yerusalem dan di seluruh Yudea dan Samaria dan sampai ke ujung bumi.”</w:t>
+      </w:r>
+      <w:r>
+        <w:rPr>
+          <w:lang w:val="id_ID" w:bidi="id_ID"/>
+        </w:rPr>
+        <w:t xml:space="preserve"> (</w:t>
+      </w:r>
+      <w:hyperlink r:id="rId571">
+        <w:r>
+          <w:rPr>
+            <w:lang w:val="id_ID" w:bidi="id_ID"/>
+          </w:rPr>
+          <w:rPr>
+            <w:color w:val="0000EE"/>
+            <w:u w:val="single"/>
+          </w:rPr>
+          <w:t>Kisah 1:8</w:t>
+        </w:r>
+      </w:hyperlink>
+      <w:r>
+        <w:rPr>
+          <w:lang w:val="id_ID" w:bidi="id_ID"/>
+        </w:rPr>
+        <w:t xml:space="preserve">). Kitab Kisah Para Rasul dapat dilihat sebagai kisah penggenapan “Amanat Agung,” yang pada dasarnya berlangsung dalam tiga tahap: (1) kesaksian tentang Yudaisme, yang berpusat di Yerusalem, tetapi juga meluas ke daerah-daerah di sekitar Yudea dan ke utara sampai ke Galilea (psl. </w:t>
+      </w:r>
+      <w:hyperlink r:id="rId591">
+        <w:r>
+          <w:rPr>
+            <w:lang w:val="id_ID" w:bidi="id_ID"/>
+          </w:rPr>
+          <w:rPr>
+            <w:color w:val="0000EE"/>
+            <w:u w:val="single"/>
+          </w:rPr>
+          <w:t>1–7</w:t>
+        </w:r>
+      </w:hyperlink>
+      <w:r>
+        <w:rPr>
+          <w:lang w:val="id_ID" w:bidi="id_ID"/>
+        </w:rPr>
+        <w:t>); (2) bersaksi kepada Samaria melalui Filipus, Petrus, dan Yohanes (</w:t>
+      </w:r>
+      <w:hyperlink r:id="rId592">
+        <w:r>
+          <w:rPr>
+            <w:lang w:val="id_ID" w:bidi="id_ID"/>
+          </w:rPr>
+          <w:rPr>
+            <w:color w:val="0000EE"/>
+            <w:u w:val="single"/>
+          </w:rPr>
+          <w:t>Kisah 8:1–9:31</w:t>
+        </w:r>
+      </w:hyperlink>
+      <w:r>
+        <w:rPr>
+          <w:lang w:val="id_ID" w:bidi="id_ID"/>
+        </w:rPr>
+        <w:t>); (3) bersaksi kepada dunia bukan Yahudi, pertama-tama melalui Petrus (</w:t>
+      </w:r>
+      <w:hyperlink r:id="rId593">
+        <w:r>
+          <w:rPr>
+            <w:lang w:val="id_ID" w:bidi="id_ID"/>
+          </w:rPr>
+          <w:rPr>
+            <w:color w:val="0000EE"/>
+            <w:u w:val="single"/>
+          </w:rPr>
+          <w:t>Kisah 9:32–12:25</w:t>
+        </w:r>
+      </w:hyperlink>
+      <w:r>
+        <w:rPr>
+          <w:lang w:val="id_ID" w:bidi="id_ID"/>
+        </w:rPr>
+        <w:t xml:space="preserve">), dan kemudian dengan tegas melalui Paulus (psl. </w:t>
+      </w:r>
+      <w:hyperlink r:id="rId583">
+        <w:r>
+          <w:rPr>
+            <w:lang w:val="id_ID" w:bidi="id_ID"/>
+          </w:rPr>
+          <w:rPr>
+            <w:color w:val="0000EE"/>
+            <w:u w:val="single"/>
+          </w:rPr>
+          <w:t>13–28</w:t>
+        </w:r>
+      </w:hyperlink>
+      <w:r>
+        <w:rPr>
+          <w:lang w:val="id_ID" w:bidi="id_ID"/>
+        </w:rPr>
+        <w:t>).</w:t>
+      </w:r>
+    </w:p>
+    <w:p>
+      <w:pPr/>
+      <w:r>
+        <w:rPr>
+          <w:lang w:val="id_ID" w:bidi="id_ID"/>
+        </w:rPr>
+      </w:r>
+      <w:r>
+        <w:rPr>
+          <w:i/>
+          <w:lang w:val="id_ID" w:bidi="id_ID"/>
+        </w:rPr>
+        <w:t>Lihat juga</w:t>
+      </w:r>
+      <w:r>
+        <w:rPr>
+          <w:lang w:val="id_ID" w:bidi="id_ID"/>
+        </w:rPr>
+        <w:t xml:space="preserve"> </w:t>
+      </w:r>
+      <w:r>
+        <w:rPr>
+          <w:lang w:val="id_ID" w:bidi="id_ID"/>
+        </w:rPr>
+        <w:t>Lukas (Pribadi)</w:t>
+      </w:r>
+      <w:r>
+        <w:rPr>
+          <w:lang w:val="id_ID" w:bidi="id_ID"/>
+        </w:rPr>
+        <w:t xml:space="preserve">; </w:t>
+      </w:r>
+      <w:r>
+        <w:rPr>
+          <w:lang w:val="id_ID" w:bidi="id_ID"/>
+        </w:rPr>
+        <w:t>Rasul, Paulus</w:t>
+      </w:r>
+      <w:r>
+        <w:rPr>
+          <w:lang w:val="id_ID" w:bidi="id_ID"/>
+        </w:rPr>
+        <w:t xml:space="preserve">; </w:t>
+      </w:r>
+      <w:r>
+        <w:rPr>
+          <w:lang w:val="id_ID" w:bidi="id_ID"/>
+        </w:rPr>
+        <w:t>Simon Petrus</w:t>
+      </w:r>
+      <w:r>
+        <w:rPr>
+          <w:lang w:val="id_ID" w:bidi="id_ID"/>
+        </w:rPr>
+        <w:t xml:space="preserve">; </w:t>
+      </w:r>
+      <w:r>
+        <w:rPr>
+          <w:lang w:val="id_ID" w:bidi="id_ID"/>
+        </w:rPr>
+        <w:t>Teofilus #1</w:t>
+      </w:r>
+      <w:r>
+        <w:rPr>
+          <w:lang w:val="id_ID" w:bidi="id_ID"/>
+        </w:rPr>
+        <w:t xml:space="preserve">; </w:t>
+      </w:r>
+      <w:r>
+        <w:rPr>
+          <w:lang w:val="id_ID" w:bidi="id_ID"/>
+        </w:rPr>
+        <w:t>Kronologi Alkitab (Perjanjian Baru)</w:t>
+      </w:r>
+      <w:r>
+        <w:rPr>
+          <w:lang w:val="id_ID" w:bidi="id_ID"/>
+        </w:rPr>
+        <w:t>.</w:t>
+      </w:r>
+      <w:r>
+        <w:rPr>
+          <w:lang w:val="id_ID" w:bidi="id_ID"/>
+        </w:rPr>
+      </w:r>
+      <w:r>
+        <w:rPr>
+          <w:lang w:val="id_ID" w:bidi="id_ID"/>
+        </w:rPr>
+      </w:r>
+    </w:p>
+    <w:p>
+      <w:pPr/>
+      <w:r>
+        <w:rPr>
+          <w:lang w:val="id_ID" w:bidi="id_ID"/>
+        </w:rPr>
+      </w:r>
+    </w:p>
+    <w:p>
+      <w:pPr>
+        <w:pStyle w:val="Heading2"/>
+      </w:pPr>
+      <w:r>
+        <w:rPr>
+          <w:lang w:val="id_ID" w:bidi="id_ID"/>
+        </w:rPr>
+        <w:t>Kitab Yehezkiel</w:t>
+      </w:r>
+      <w:r>
+        <w:rPr>
+          <w:lang w:val="id_ID" w:bidi="id_ID"/>
+        </w:rPr>
+      </w:r>
+    </w:p>
+    <w:p>
+      <w:pPr/>
+      <w:r>
+        <w:rPr>
+          <w:lang w:val="id_ID" w:bidi="id_ID"/>
+        </w:rPr>
+      </w:r>
+      <w:r>
+        <w:rPr>
+          <w:lang w:val="id_ID" w:bidi="id_ID"/>
+        </w:rPr>
+        <w:t>Kitab Nabi dalam PL, berasal dari masa pembuangan Babel.</w:t>
+      </w:r>
+    </w:p>
+    <w:p>
+      <w:pPr/>
+      <w:r>
+        <w:rPr>
+          <w:lang w:val="id_ID" w:bidi="id_ID"/>
+        </w:rPr>
+      </w:r>
+      <w:r>
+        <w:rPr>
+          <w:lang w:val="id_ID" w:bidi="id_ID"/>
+        </w:rPr>
+        <w:t>Tinjauan</w:t>
+      </w:r>
+    </w:p>
+    <w:p>
+      <w:pPr/>
+      <w:r>
+        <w:rPr>
+          <w:lang w:val="id_ID" w:bidi="id_ID"/>
+        </w:rPr>
+      </w:r>
+      <w:r>
+        <w:rPr>
+          <w:lang w:val="id_ID" w:bidi="id_ID"/>
+        </w:rPr>
+        <w:t>• Penulis</w:t>
+      </w:r>
+    </w:p>
+    <w:p>
+      <w:pPr/>
+      <w:r>
+        <w:rPr>
+          <w:lang w:val="id_ID" w:bidi="id_ID"/>
+        </w:rPr>
+      </w:r>
+      <w:r>
+        <w:rPr>
+          <w:lang w:val="id_ID" w:bidi="id_ID"/>
+        </w:rPr>
+        <w:t>• Waktu Penulisan dan Latar Belakang</w:t>
+      </w:r>
+    </w:p>
+    <w:p>
+      <w:pPr/>
+      <w:r>
+        <w:rPr>
+          <w:lang w:val="id_ID" w:bidi="id_ID"/>
+        </w:rPr>
+      </w:r>
+      <w:r>
+        <w:rPr>
+          <w:lang w:val="id_ID" w:bidi="id_ID"/>
+        </w:rPr>
+        <w:t>• Isi</w:t>
+      </w:r>
+    </w:p>
+    <w:p>
+      <w:pPr>
+        <w:pStyle w:val="Heading3"/>
+      </w:pPr>
+      <w:r>
+        <w:rPr>
+          <w:lang w:val="id_ID" w:bidi="id_ID"/>
+        </w:rPr>
+        <w:t>Penulis</w:t>
+      </w:r>
+    </w:p>
+    <w:p>
+      <w:pPr/>
+      <w:r>
+        <w:rPr>
+          <w:lang w:val="id_ID" w:bidi="id_ID"/>
+        </w:rPr>
+      </w:r>
+      <w:r>
+        <w:rPr>
+          <w:lang w:val="id_ID" w:bidi="id_ID"/>
+        </w:rPr>
+        <w:t>Yehezkiel adalah anak Busi (</w:t>
+      </w:r>
+      <w:hyperlink r:id="rId594">
+        <w:r>
+          <w:rPr>
+            <w:lang w:val="id_ID" w:bidi="id_ID"/>
+          </w:rPr>
+          <w:rPr>
+            <w:color w:val="0000EE"/>
+            <w:u w:val="single"/>
+          </w:rPr>
+          <w:t>Yeh. 1:3</w:t>
+        </w:r>
+      </w:hyperlink>
+      <w:r>
+        <w:rPr>
+          <w:lang w:val="id_ID" w:bidi="id_ID"/>
+        </w:rPr>
+        <w:t>), anggota keluarga imam. Tidak jelas apakah dia pernah melayani di bait suci sebagai imam, tetapi begitulah pelatihannya. Tulisan-tulisannya menunjukkan bahwa dia mengetahui peraturan-peraturan tentang pengorbanan, ritual, dan harapan rakyat terhadap imam. Dalam pengasingan, Yehezkiel sang imam menyampaikan firman Tuhan tentang masa depan bait suci kepada rekan-rekannya yang diasingkan. Menetap di Tel-abib, di kanal Kebar, ribuan orang buangan hidup dengan susah payah. Mereka berharap untuk segera kembali ke Yehuda dan perubahan yang lebih baik dalam situasi internasional. Harapan mereka dikobarkan oleh khotbah-khotbah bersemangat dari nabi-nabi palsu, yang disamakan dengan serigala di antara reruntuhan (</w:t>
+      </w:r>
+      <w:hyperlink r:id="rId595">
+        <w:r>
+          <w:rPr>
+            <w:lang w:val="id_ID" w:bidi="id_ID"/>
+          </w:rPr>
+          <w:rPr>
+            <w:color w:val="0000EE"/>
+            <w:u w:val="single"/>
+          </w:rPr>
+          <w:t>Yeh. 13:4</w:t>
+        </w:r>
+      </w:hyperlink>
+      <w:r>
+        <w:rPr>
+          <w:lang w:val="id_ID" w:bidi="id_ID"/>
+        </w:rPr>
+        <w:t>). Mereka dengan saleh berkata, "</w:t>
+      </w:r>
+      <w:r>
+        <w:rPr>
+          <w:lang w:val="id_ID" w:bidi="id_ID"/>
+        </w:rPr>
+        <w:t>Demikianlah firman Tuhan</w:t>
+      </w:r>
+      <w:r>
+        <w:rPr>
+          <w:lang w:val="id_ID" w:bidi="id_ID"/>
+        </w:rPr>
+        <w:t xml:space="preserve"> … ," tetapi sebenarnya mereka mengutus diri sendiri (ay. </w:t>
+      </w:r>
+      <w:hyperlink r:id="rId596">
+        <w:r>
+          <w:rPr>
+            <w:lang w:val="id_ID" w:bidi="id_ID"/>
+          </w:rPr>
+          <w:rPr>
+            <w:color w:val="0000EE"/>
+            <w:u w:val="single"/>
+          </w:rPr>
+          <w:t>6</w:t>
+        </w:r>
+      </w:hyperlink>
+      <w:r>
+        <w:rPr>
+          <w:lang w:val="id_ID" w:bidi="id_ID"/>
+        </w:rPr>
+        <w:t xml:space="preserve">). Mereka menipu orang-orang dengan pesan damai pada saat penghakiman Allah akan dicurahkan kepada umat-Nya (ay. </w:t>
+      </w:r>
+      <w:hyperlink r:id="rId597">
+        <w:r>
+          <w:rPr>
+            <w:lang w:val="id_ID" w:bidi="id_ID"/>
+          </w:rPr>
+          <w:rPr>
+            <w:color w:val="0000EE"/>
+            <w:u w:val="single"/>
+          </w:rPr>
+          <w:t>10</w:t>
+        </w:r>
+      </w:hyperlink>
+      <w:r>
+        <w:rPr>
+          <w:lang w:val="id_ID" w:bidi="id_ID"/>
+        </w:rPr>
+        <w:t>). Mereka telah membuat orang-orang tidak percaya pada nubuat sehingga sebuah pepatah beredar di antara orang-orang, "</w:t>
+      </w:r>
+      <w:r>
+        <w:rPr>
+          <w:lang w:val="id_ID" w:bidi="id_ID"/>
+        </w:rPr>
+        <w:t>Sudah lama berselang, tetapi satu penglihatan pun tak jadi?</w:t>
+      </w:r>
+      <w:r>
+        <w:rPr>
+          <w:lang w:val="id_ID" w:bidi="id_ID"/>
+        </w:rPr>
+        <w:t>" (</w:t>
+      </w:r>
+      <w:hyperlink r:id="rId598">
+        <w:r>
+          <w:rPr>
+            <w:lang w:val="id_ID" w:bidi="id_ID"/>
+          </w:rPr>
+          <w:rPr>
+            <w:color w:val="0000EE"/>
+            <w:u w:val="single"/>
+          </w:rPr>
+          <w:t>Yeh. 12:22</w:t>
+        </w:r>
+      </w:hyperlink>
+      <w:r>
+        <w:rPr>
+          <w:lang w:val="id_ID" w:bidi="id_ID"/>
+        </w:rPr>
+        <w:t xml:space="preserve">). Banyak waktu telah berlalu sejak penglihatan tentang penghakiman Allah diberikan kepada orang-orang, dan tidak ada yang bisa diartikan sebagai pemenuhan penglihatan-penglihatan itu. Yehezkiel dipanggil untuk melayani komunitasnya melalui tindakan simbolis, penglihatan, dan pesan verbal untuk meyakinkan orang-orang bahwa penghakiman Allah sudah dekat (ay. </w:t>
+      </w:r>
+      <w:hyperlink r:id="rId599">
+        <w:r>
+          <w:rPr>
+            <w:lang w:val="id_ID" w:bidi="id_ID"/>
+          </w:rPr>
+          <w:rPr>
+            <w:color w:val="0000EE"/>
+            <w:u w:val="single"/>
+          </w:rPr>
+          <w:t>23</w:t>
+        </w:r>
+      </w:hyperlink>
+      <w:r>
+        <w:rPr>
+          <w:lang w:val="id_ID" w:bidi="id_ID"/>
+        </w:rPr>
+        <w:t>).</w:t>
+      </w:r>
+    </w:p>
+    <w:p>
+      <w:pPr>
+        <w:pStyle w:val="Heading3"/>
+      </w:pPr>
+      <w:r>
+        <w:rPr>
+          <w:lang w:val="id_ID" w:bidi="id_ID"/>
+        </w:rPr>
+        <w:t>Waktu Penulisan dan Latar Belakang</w:t>
+      </w:r>
+    </w:p>
+    <w:p>
+      <w:pPr/>
+      <w:r>
+        <w:rPr>
+          <w:lang w:val="id_ID" w:bidi="id_ID"/>
+        </w:rPr>
+      </w:r>
+      <w:r>
+        <w:rPr>
+          <w:lang w:val="id_ID" w:bidi="id_ID"/>
+        </w:rPr>
+        <w:t>Pelayanan nabi Yehezkiel dapat dipahami dengan baik jika dilihat dari latar belakang zamannya. Jika, seperti yang diyakini oleh bapa gereja Origen, referensi samar "pada tahun ketiga puluh" (</w:t>
+      </w:r>
+      <w:hyperlink r:id="rId600">
+        <w:r>
+          <w:rPr>
+            <w:lang w:val="id_ID" w:bidi="id_ID"/>
+          </w:rPr>
+          <w:rPr>
+            <w:color w:val="0000EE"/>
+            <w:u w:val="single"/>
+          </w:rPr>
+          <w:t>Yeh. 1:1</w:t>
+        </w:r>
+      </w:hyperlink>
+      <w:r>
+        <w:rPr>
+          <w:lang w:val="id_ID" w:bidi="id_ID"/>
+        </w:rPr>
+        <w:t>) menandai usia nabi pada saat penglihatan pertamanya, Yehezkiel lahir selama pemerintahan Raja Yosia dari Yehuda (sekitar 640–609 SM). Yosia adalah cucu Raja Manasye, yang tindakan-tindakan hujatnya telah mendatangkan penghakiman Allah atas kerajaan Yehuda (</w:t>
+      </w:r>
+      <w:hyperlink r:id="rId601">
+        <w:r>
+          <w:rPr>
+            <w:lang w:val="id_ID" w:bidi="id_ID"/>
+          </w:rPr>
+          <w:rPr>
+            <w:color w:val="0000EE"/>
+            <w:u w:val="single"/>
+          </w:rPr>
+          <w:t>2Raj. 21:10–15</w:t>
+        </w:r>
+      </w:hyperlink>
+      <w:r>
+        <w:rPr>
+          <w:lang w:val="id_ID" w:bidi="id_ID"/>
+        </w:rPr>
+        <w:t>).</w:t>
+      </w:r>
+    </w:p>
+    <w:p>
+      <w:pPr/>
+      <w:r>
+        <w:rPr>
+          <w:lang w:val="id_ID" w:bidi="id_ID"/>
+        </w:rPr>
+      </w:r>
+      <w:r>
+        <w:rPr>
+          <w:lang w:val="id_ID" w:bidi="id_ID"/>
+        </w:rPr>
+        <w:t>Meskipun situasi politik Yehuda berbahaya, Yosia memimpin bangsa itu dalam reformasi radikal yang dimulai dengan ditemukannya "Kitab Taurat" (</w:t>
+      </w:r>
+      <w:hyperlink r:id="rId602">
+        <w:r>
+          <w:rPr>
+            <w:lang w:val="id_ID" w:bidi="id_ID"/>
+          </w:rPr>
+          <w:rPr>
+            <w:color w:val="0000EE"/>
+            <w:u w:val="single"/>
+          </w:rPr>
+          <w:t>2Raj. 22</w:t>
+        </w:r>
+      </w:hyperlink>
+      <w:r>
+        <w:rPr>
+          <w:lang w:val="id_ID" w:bidi="id_ID"/>
+        </w:rPr>
+        <w:t>) pada tahun kelahiran Yehezkiel (sekitar 621 SM). Penyembahan berhala dihapuskan dan bangsa itu kembali kepada Allah, tetapi penghakiman Allah atas Yehuda tidak dapat diubah (</w:t>
+      </w:r>
+      <w:hyperlink r:id="rId603">
+        <w:r>
+          <w:rPr>
+            <w:lang w:val="id_ID" w:bidi="id_ID"/>
+          </w:rPr>
+          <w:rPr>
+            <w:color w:val="0000EE"/>
+            <w:u w:val="single"/>
+          </w:rPr>
+          <w:t>2Raj. 23:26–27</w:t>
+        </w:r>
+      </w:hyperlink>
+      <w:r>
+        <w:rPr>
+          <w:lang w:val="id_ID" w:bidi="id_ID"/>
+        </w:rPr>
+        <w:t xml:space="preserve">). Yosia melakukan kesalahan dengan berusaha membuat Yehuda menjadi kerajaan yang harus diperhitungkan oleh negara lain. Dia terancam ketika firaun Mesir Neko melewati Yehuda dalam perjalanannya untuk membantu kerajaan Asyur yang melemah. Yosia berbaris untuk menghadapi pasukan Mesir, tetapi pasukannya tidak mampu menghadapi pasukan Mesir, dan dia mati dalam pertempuran (ay. </w:t>
+      </w:r>
+      <w:hyperlink r:id="rId604">
+        <w:r>
+          <w:rPr>
+            <w:lang w:val="id_ID" w:bidi="id_ID"/>
+          </w:rPr>
+          <w:rPr>
+            <w:color w:val="0000EE"/>
+            <w:u w:val="single"/>
+          </w:rPr>
+          <w:t>29</w:t>
+        </w:r>
+      </w:hyperlink>
+      <w:r>
+        <w:rPr>
+          <w:lang w:val="id_ID" w:bidi="id_ID"/>
+        </w:rPr>
+        <w:t>). Mesir menguasai Yehuda, dan Firaun Neko menempatkan Yoyakim sebagai penguasa atas Yerusalem. Namun, kekuasaan Mesir tidak bertahan lama, karena pada tahun 605 SM Mesir dan Asyur dikalahkan oleh raja Babel Nebukadnezar di Karkemis. Orang Babel kemudian menyerbu ke selatan menuju Yerusalem, dan deportasi pertama para pemimpin Yehuda (di antaranya nabi Daniel) terjadi.</w:t>
+      </w:r>
+    </w:p>
+    <w:p>
+      <w:pPr/>
+      <w:r>
+        <w:rPr>
+          <w:lang w:val="id_ID" w:bidi="id_ID"/>
+        </w:rPr>
+      </w:r>
+      <w:r>
+        <w:rPr>
+          <w:lang w:val="id_ID" w:bidi="id_ID"/>
+        </w:rPr>
+        <w:t>Yoyakim diizinkan untuk terus memerintah Yehuda sebagai raja bawahan Nebukadnezar. Namun, hubungannya dengan Mesir membuat Nebukadnezar murka kepadanya. Sebelum orang Babel dapat mengatasi situasi Yudea, Yoyakim meninggal dan putranya Yoyakhin, dinobatkan sebagai raja. Ketika pasukan Babel tiba di gerbang Yerusalem, Yoyakhin dan ribuan bangsawan dibawa ke Babel (</w:t>
+      </w:r>
+      <w:hyperlink r:id="rId605">
+        <w:r>
+          <w:rPr>
+            <w:lang w:val="id_ID" w:bidi="id_ID"/>
+          </w:rPr>
+          <w:rPr>
+            <w:color w:val="0000EE"/>
+            <w:u w:val="single"/>
+          </w:rPr>
+          <w:t>2Raj. 24:10–17</w:t>
+        </w:r>
+      </w:hyperlink>
+      <w:r>
+        <w:rPr>
+          <w:lang w:val="id_ID" w:bidi="id_ID"/>
+        </w:rPr>
+        <w:t>). Di antara para tawanan itu ada Yehezkiel, yang saat itu berusia sekitar 25 tahun.</w:t>
+      </w:r>
+    </w:p>
+    <w:p>
+      <w:pPr/>
+      <w:r>
+        <w:rPr>
+          <w:lang w:val="id_ID" w:bidi="id_ID"/>
+        </w:rPr>
+      </w:r>
+      <w:r>
+        <w:rPr>
+          <w:lang w:val="id_ID" w:bidi="id_ID"/>
+        </w:rPr>
+        <w:t>Meskipun kitab ini mengatakan sebaliknya, banyak ahli berpendapat bahwa Yehezkiel tinggal dan mengajar di Yehuda selama pengepungan dan kejatuhan Yerusalem (586 SM). Mereka menyimpulkan ini dari pengetahuan Yehezkiel dengan penyembahan berhala di Bait Allah dan gambarannya yang jelas tentang hari-hari terakhir Yerusalem (</w:t>
+      </w:r>
+      <w:hyperlink r:id="rId606">
+        <w:r>
+          <w:rPr>
+            <w:lang w:val="id_ID" w:bidi="id_ID"/>
+          </w:rPr>
+          <w:rPr>
+            <w:color w:val="0000EE"/>
+            <w:u w:val="single"/>
+          </w:rPr>
+          <w:t>Yeh. 8:11</w:t>
+        </w:r>
+      </w:hyperlink>
+      <w:r>
+        <w:rPr>
+          <w:lang w:val="id_ID" w:bidi="id_ID"/>
+        </w:rPr>
+        <w:t xml:space="preserve">). Yang lain meyakini bahwa Yehezkiel melayani baik kepada komunitas yang diasingkan maupun orang-orang Yehuda yang ditinggalkan di Yehuda. Tidak satu pun dari penafsiran ini yang sepenuhnya sesuai terhadap klaim dari kitab ini. Yehezkiel diasingkan pada tahun 597 SM. Dia dipanggil untuk menyampaikan firman Allah kepada orang-orang buangan di Tel-abib; ia dikaruniai penglihatan tentang praktik-praktik mengerikan di pelataran Bait Allah dan ia mengenal Yerusalem dan Yehuda karena ia pernah tinggal di sana dan karena laporan-laporan mengenai keadaan di Yerusalem yang sampai kepada orang-orang buangan melalui para utusan. Yeremia, teman sezaman Yehezkiel, bernubuat di Yerusalem, tetapi tidak ada bukti bahwa Yeremia dan Yehezkiel saling mengetahui tentang pelayanan satu sama lain. Jika Yehezkiel membawa firman Allah ke Yerusalem selama pengepungan, beberapa referensi tentang Yeremia mungkin muncul dalam tulisan-tulisannya. Jika Yeremia didukung oleh pelayanan Yehezkiel di Yerusalem, dia mungkin akan menyertakan kata-kata positif untuk rekan-rekannya dalam kitabnya. Kitab Yehezkiel dengan jelas mengatakan bahwa Yehezkiel hidup dan berkhotbah dalam pengasingan (lihat </w:t>
+      </w:r>
+      <w:hyperlink r:id="rId607">
+        <w:r>
+          <w:rPr>
+            <w:lang w:val="id_ID" w:bidi="id_ID"/>
+          </w:rPr>
+          <w:rPr>
+            <w:color w:val="0000EE"/>
+            <w:u w:val="single"/>
+          </w:rPr>
+          <w:t>Yeh. 1:1–3</w:t>
+        </w:r>
+      </w:hyperlink>
+      <w:r>
+        <w:rPr>
+          <w:lang w:val="id_ID" w:bidi="id_ID"/>
+        </w:rPr>
+        <w:t xml:space="preserve">; </w:t>
+      </w:r>
+      <w:hyperlink r:id="rId608">
+        <w:r>
+          <w:rPr>
+            <w:lang w:val="id_ID" w:bidi="id_ID"/>
+          </w:rPr>
+          <w:rPr>
+            <w:color w:val="0000EE"/>
+            <w:u w:val="single"/>
+          </w:rPr>
+          <w:t>11:24–25</w:t>
+        </w:r>
+      </w:hyperlink>
+      <w:r>
+        <w:rPr>
+          <w:lang w:val="id_ID" w:bidi="id_ID"/>
+        </w:rPr>
+        <w:t>).</w:t>
+      </w:r>
+    </w:p>
+    <w:p>
+      <w:pPr>
+        <w:pStyle w:val="Heading3"/>
+      </w:pPr>
+      <w:r>
+        <w:rPr>
+          <w:lang w:val="id_ID" w:bidi="id_ID"/>
+        </w:rPr>
         <w:t>Isi</w:t>
       </w:r>
     </w:p>
@@ -15696,7 +18589,7 @@
         </w:rPr>
         <w:t xml:space="preserve">Nubuat Yehezkiel dengan mudah diuraikan berdasarkan pokok bahasan dan kronologi. Kronologi dari periode ini tersebut memungkinkan adanya pembagian sebelum dan sesudah tahun 586 SM (kejatuhan Yerusalem). Pasal </w:t>
       </w:r>
-      <w:hyperlink r:id="rId514">
+      <w:hyperlink r:id="rId609">
         <w:r>
           <w:rPr>
             <w:lang w:val="id_ID" w:bidi="id_ID"/>
@@ -15714,7 +18607,7 @@
         </w:rPr>
         <w:t xml:space="preserve"> mencakup pelayanan Yehezkiel sebelum tahun 586 SM, sedangkan pasal </w:t>
       </w:r>
-      <w:hyperlink r:id="rId515">
+      <w:hyperlink r:id="rId610">
         <w:r>
           <w:rPr>
             <w:lang w:val="id_ID" w:bidi="id_ID"/>
@@ -15732,7 +18625,7 @@
         </w:rPr>
         <w:t xml:space="preserve"> mewakili pelayanannya setelah tahun 586 SM. Pasal </w:t>
       </w:r>
-      <w:hyperlink r:id="rId516">
+      <w:hyperlink r:id="rId611">
         <w:r>
           <w:rPr>
             <w:lang w:val="id_ID" w:bidi="id_ID"/>
@@ -15764,7 +18657,7 @@
         </w:rPr>
         <w:t>Garis besar kitab ini menurut pokok bahasan dibagi menjadi empat bagian: panggilan Yehezkiel (</w:t>
       </w:r>
-      <w:hyperlink r:id="rId517">
+      <w:hyperlink r:id="rId612">
         <w:r>
           <w:rPr>
             <w:lang w:val="id_ID" w:bidi="id_ID"/>
@@ -15782,7 +18675,7 @@
         </w:rPr>
         <w:t>); nubuat penghakiman atas Israel (</w:t>
       </w:r>
-      <w:hyperlink r:id="rId518">
+      <w:hyperlink r:id="rId613">
         <w:r>
           <w:rPr>
             <w:lang w:val="id_ID" w:bidi="id_ID"/>
@@ -15800,7 +18693,7 @@
         </w:rPr>
         <w:t>); nubuat-nubuat atas bangsa-bangsa lain (</w:t>
       </w:r>
-      <w:hyperlink r:id="rId516">
+      <w:hyperlink r:id="rId611">
         <w:r>
           <w:rPr>
             <w:lang w:val="id_ID" w:bidi="id_ID"/>
@@ -15818,7 +18711,7 @@
         </w:rPr>
         <w:t>); dan pernyataan pengharapan (</w:t>
       </w:r>
-      <w:hyperlink r:id="rId515">
+      <w:hyperlink r:id="rId610">
         <w:r>
           <w:rPr>
             <w:lang w:val="id_ID" w:bidi="id_ID"/>
@@ -15847,7 +18740,7 @@
         </w:rPr>
         <w:t>Panggilan Yehezkiel (</w:t>
       </w:r>
-      <w:hyperlink r:id="rId517">
+      <w:hyperlink r:id="rId612">
         <w:r>
           <w:rPr>
             <w:lang w:val="id_ID" w:bidi="id_ID"/>
@@ -15879,7 +18772,7 @@
         </w:rPr>
         <w:t>Panggilan sang nabi dalam hal tertentu mirip dengan panggilan Yesaya dan Yeremia. Yesaya menerima misinya dalam penglihatan tentang kemuliaan Allah di dalam bait Allah (</w:t>
       </w:r>
-      <w:hyperlink r:id="rId519">
+      <w:hyperlink r:id="rId614">
         <w:r>
           <w:rPr>
             <w:lang w:val="id_ID" w:bidi="id_ID"/>
@@ -15897,7 +18790,7 @@
         </w:rPr>
         <w:t>). Yeremia dipanggil secara tidak terduga pada masa mudanya, dan menerima tanda-tanda yang dengan sungguh-sungguh menjelaskan misinya (</w:t>
       </w:r>
-      <w:hyperlink r:id="rId520">
+      <w:hyperlink r:id="rId615">
         <w:r>
           <w:rPr>
             <w:lang w:val="id_ID" w:bidi="id_ID"/>
@@ -15961,7 +18854,7 @@
         </w:rPr>
         <w:t xml:space="preserve">Penglihatan sang nabi dimulai dengan sebuah badai. Saat awan besar mendekat dari utara, Yehezkiel melihat cahaya yang mengelilingi awan tersebut, empat makhluk, dan empat roda. Kombinasi makhluk dan roda menunjukkan bahwa Tuhan menampakan diri dalam sebuah kereta. Kereta perang Tuhan adalah representasi yang dikenal dalam PL tentang kedatangan-Nya dalam penghakiman (lihat </w:t>
       </w:r>
-      <w:hyperlink r:id="rId521">
+      <w:hyperlink r:id="rId616">
         <w:r>
           <w:rPr>
             <w:lang w:val="id_ID" w:bidi="id_ID"/>
@@ -15979,7 +18872,7 @@
         </w:rPr>
         <w:t>). Roda di dalam roda dan posisi keempat makhluk hidup mungkin menandakan kendali penuh Allah atas seluruh bumi, sehingga Dia bisa menggerakkan "kereta penghakiman" ke segala arah. Mungkin juga bahwa makhluk hidup dengan empat wajah dan roda penuh mata adalah simbol tersendir yang menunjukkan bahwa Allah melihat semua yang terjadi dan dengan demikian mengetahui penderitaan orang-orang buangan. Dalam visi tersebut, perhatian nabi tertuju pada takhta di atas kepala makhluk-makhluk itu. Di atas takhta terdapat penampakan "kemuliaan Tuhan" (</w:t>
       </w:r>
-      <w:hyperlink r:id="rId522">
+      <w:hyperlink r:id="rId617">
         <w:r>
           <w:rPr>
             <w:lang w:val="id_ID" w:bidi="id_ID"/>
@@ -15997,7 +18890,7 @@
         </w:rPr>
         <w:t>). Dalam penglihatannya tentang kedatangan Allah dalam penghakiman, Yehezkiel menerima panggilannya untuk pelayanan kenabian: "Anak manusia, Aku mengutus engkau kepada orang Israel, kepada bangsa pemberontak yang telah memberontak melawan Aku" (</w:t>
       </w:r>
-      <w:hyperlink r:id="rId523">
+      <w:hyperlink r:id="rId618">
         <w:r>
           <w:rPr>
             <w:lang w:val="id_ID" w:bidi="id_ID"/>
@@ -16015,7 +18908,7 @@
         </w:rPr>
         <w:t>). Pada saat yang gelap dalam sejarah Israel, Yehezkiel harus bernubuat, menegur sesama pengasingannya (</w:t>
       </w:r>
-      <w:hyperlink r:id="rId524">
+      <w:hyperlink r:id="rId619">
         <w:r>
           <w:rPr>
             <w:lang w:val="id_ID" w:bidi="id_ID"/>
@@ -16033,7 +18926,7 @@
         </w:rPr>
         <w:t>), dan bertanggung jawab sebagai penjaga atas kaum Israel (</w:t>
       </w:r>
-      <w:hyperlink r:id="rId525">
+      <w:hyperlink r:id="rId620">
         <w:r>
           <w:rPr>
             <w:lang w:val="id_ID" w:bidi="id_ID"/>
@@ -16051,7 +18944,7 @@
         </w:rPr>
         <w:t xml:space="preserve">; bdk. </w:t>
       </w:r>
-      <w:hyperlink r:id="rId526">
+      <w:hyperlink r:id="rId621">
         <w:r>
           <w:rPr>
             <w:lang w:val="id_ID" w:bidi="id_ID"/>
@@ -16069,7 +18962,7 @@
         </w:rPr>
         <w:t>). Simbol dari misinya adalah gulungan kitab yang berisi ratapan dan dukacita (</w:t>
       </w:r>
-      <w:hyperlink r:id="rId527">
+      <w:hyperlink r:id="rId622">
         <w:r>
           <w:rPr>
             <w:lang w:val="id_ID" w:bidi="id_ID"/>
@@ -16087,7 +18980,7 @@
         </w:rPr>
         <w:t>), yang ketika dimakan terasa manis seperti madu (</w:t>
       </w:r>
-      <w:hyperlink r:id="rId528">
+      <w:hyperlink r:id="rId623">
         <w:r>
           <w:rPr>
             <w:lang w:val="id_ID" w:bidi="id_ID"/>
@@ -16105,7 +18998,7 @@
         </w:rPr>
         <w:t>). Betapapun sulitnya misi ini, kehadiran Allah dan penggenapan nubuat-nubuat yang pasti mempermanis tugas Yehezkiel. Dorongan semacam itu dimaksudkan untuk menghilangkan rasa takut terhadap orang Israel yang pemberontak (</w:t>
       </w:r>
-      <w:hyperlink r:id="rId529">
+      <w:hyperlink r:id="rId624">
         <w:r>
           <w:rPr>
             <w:lang w:val="id_ID" w:bidi="id_ID"/>
@@ -16137,7 +19030,7 @@
         </w:rPr>
         <w:t>Seminggu kemudian, firman Tuhan datang kepada Yehezkiel untuk mengingatkan dia akan peran pentingnya sebagai seorang penjaga (</w:t>
       </w:r>
-      <w:hyperlink r:id="rId530">
+      <w:hyperlink r:id="rId625">
         <w:r>
           <w:rPr>
             <w:lang w:val="id_ID" w:bidi="id_ID"/>
@@ -16155,7 +19048,7 @@
         </w:rPr>
         <w:t xml:space="preserve">). Yehezkiel bertanggung jawab atas Israel sebagai sebuah bangsa, bukan hanya untuk individu. Kesaksiannya kepada Israel memiliki tujuan yang jelas, yaitu pertobatan nasional (ay. </w:t>
       </w:r>
-      <w:hyperlink r:id="rId531">
+      <w:hyperlink r:id="rId626">
         <w:r>
           <w:rPr>
             <w:lang w:val="id_ID" w:bidi="id_ID"/>
@@ -16187,7 +19080,7 @@
         </w:rPr>
         <w:t>Yehezkiel dikurung di rumahnya oleh Allah (</w:t>
       </w:r>
-      <w:hyperlink r:id="rId532">
+      <w:hyperlink r:id="rId627">
         <w:r>
           <w:rPr>
             <w:lang w:val="id_ID" w:bidi="id_ID"/>
@@ -16205,7 +19098,7 @@
         </w:rPr>
         <w:t xml:space="preserve">). Pelayanan rumah hanya boleh dilakukan dengan orang Israel yang mencari kehendak Allah, karena Tuhan telah meninggalkan mereka yang terus menerus berada dalam kemurtadan. Firman nubuat tidak akan menolong mereka yang murtad (ay. </w:t>
       </w:r>
-      <w:hyperlink r:id="rId533">
+      <w:hyperlink r:id="rId628">
         <w:r>
           <w:rPr>
             <w:lang w:val="id_ID" w:bidi="id_ID"/>
@@ -16223,7 +19116,7 @@
         </w:rPr>
         <w:t xml:space="preserve">). Prinsip pelayanan Yehezkiel dapat ditemukan dalam </w:t>
       </w:r>
-      <w:hyperlink r:id="rId534">
+      <w:hyperlink r:id="rId629">
         <w:r>
           <w:rPr>
             <w:lang w:val="id_ID" w:bidi="id_ID"/>
@@ -16253,7 +19146,7 @@
         </w:rPr>
         <w:t xml:space="preserve">" (bdk. </w:t>
       </w:r>
-      <w:hyperlink r:id="rId535">
+      <w:hyperlink r:id="rId630">
         <w:r>
           <w:rPr>
             <w:lang w:val="id_ID" w:bidi="id_ID"/>
@@ -16271,7 +19164,7 @@
         </w:rPr>
         <w:t xml:space="preserve">; </w:t>
       </w:r>
-      <w:hyperlink r:id="rId536">
+      <w:hyperlink r:id="rId631">
         <w:r>
           <w:rPr>
             <w:lang w:val="id_ID" w:bidi="id_ID"/>
@@ -16300,7 +19193,7 @@
         </w:rPr>
         <w:t>Nubuat Penghakiman terhadap Israel (</w:t>
       </w:r>
-      <w:hyperlink r:id="rId518">
+      <w:hyperlink r:id="rId613">
         <w:r>
           <w:rPr>
             <w:lang w:val="id_ID" w:bidi="id_ID"/>
@@ -16332,7 +19225,7 @@
         </w:rPr>
         <w:t xml:space="preserve">Simbolisme sangat menonjol dalam tulisan Yehezkiel. Latar belakang keimaman dan persiapannya mungkin menjadikan dia orang yang tepat untuk menerima dan menyampaikan firman Allah dalam tindakan dan perkataan yang bersifat simbolis. Pasal </w:t>
       </w:r>
-      <w:hyperlink r:id="rId537">
+      <w:hyperlink r:id="rId632">
         <w:r>
           <w:rPr>
             <w:lang w:val="id_ID" w:bidi="id_ID"/>
@@ -16350,7 +19243,7 @@
         </w:rPr>
         <w:t xml:space="preserve"> dan </w:t>
       </w:r>
-      <w:hyperlink r:id="rId538">
+      <w:hyperlink r:id="rId633">
         <w:r>
           <w:rPr>
             <w:lang w:val="id_ID" w:bidi="id_ID"/>
@@ -16368,7 +19261,7 @@
         </w:rPr>
         <w:t xml:space="preserve"> berisi empat tindakan simbolis: (1) Pengepungan Yerusalem digambar di atas batu bata (</w:t>
       </w:r>
-      <w:hyperlink r:id="rId539">
+      <w:hyperlink r:id="rId634">
         <w:r>
           <w:rPr>
             <w:lang w:val="id_ID" w:bidi="id_ID"/>
@@ -16386,7 +19279,7 @@
         </w:rPr>
         <w:t xml:space="preserve">); (2) Kejahatan Israel digambarkan dengan Yehezkiel yang berbaring miring (ay. </w:t>
       </w:r>
-      <w:hyperlink r:id="rId540">
+      <w:hyperlink r:id="rId635">
         <w:r>
           <w:rPr>
             <w:lang w:val="id_ID" w:bidi="id_ID"/>
@@ -16404,7 +19297,7 @@
         </w:rPr>
         <w:t xml:space="preserve">); (3) Kesedihan dan kengerian Yerusalem pada hari-hari terakhir pengepungan dilambangkan dengan makanan dan minuman Yehezkiel (ay. </w:t>
       </w:r>
-      <w:hyperlink r:id="rId541">
+      <w:hyperlink r:id="rId636">
         <w:r>
           <w:rPr>
             <w:lang w:val="id_ID" w:bidi="id_ID"/>
@@ -16422,7 +19315,7 @@
         </w:rPr>
         <w:t xml:space="preserve">); (4) Nasib Yerusalem digambarkan dengan rambut nabi yang dipotong (ay. </w:t>
       </w:r>
-      <w:hyperlink r:id="rId542">
+      <w:hyperlink r:id="rId637">
         <w:r>
           <w:rPr>
             <w:lang w:val="id_ID" w:bidi="id_ID"/>
@@ -16454,7 +19347,7 @@
         </w:rPr>
         <w:t>Instruksi Yehezkiel semakin diperjelas dengan penjelasan Allah tentang kemurtadan Israel (</w:t>
       </w:r>
-      <w:hyperlink r:id="rId543">
+      <w:hyperlink r:id="rId638">
         <w:r>
           <w:rPr>
             <w:lang w:val="id_ID" w:bidi="id_ID"/>
@@ -16472,7 +19365,7 @@
         </w:rPr>
         <w:t xml:space="preserve">) dan penghakiman-Nya atas Israel (ay. </w:t>
       </w:r>
-      <w:hyperlink r:id="rId544">
+      <w:hyperlink r:id="rId639">
         <w:r>
           <w:rPr>
             <w:lang w:val="id_ID" w:bidi="id_ID"/>
@@ -16490,7 +19383,7 @@
         </w:rPr>
         <w:t xml:space="preserve">). Penghakiman ini akan berlangsung hingga bangsa Israel mengakui bahwa dalam kesetiaan perjanjian, Tuhan telah menjatuhkan penghakiman yang adil kepada mereka (ay. </w:t>
       </w:r>
-      <w:hyperlink r:id="rId545">
+      <w:hyperlink r:id="rId640">
         <w:r>
           <w:rPr>
             <w:lang w:val="id_ID" w:bidi="id_ID"/>
@@ -16522,7 +19415,7 @@
         </w:rPr>
         <w:t xml:space="preserve">Allah akan mengarahkan penghakiman-Nya pertama-tama kepada umat dan kota Yerusalem. Berikutnya adalah gunung-gunung Israel (psl. </w:t>
       </w:r>
-      <w:hyperlink r:id="rId546">
+      <w:hyperlink r:id="rId641">
         <w:r>
           <w:rPr>
             <w:lang w:val="id_ID" w:bidi="id_ID"/>
@@ -16540,7 +19433,7 @@
         </w:rPr>
         <w:t xml:space="preserve">) dan tanahnya (psl. </w:t>
       </w:r>
-      <w:hyperlink r:id="rId547">
+      <w:hyperlink r:id="rId642">
         <w:r>
           <w:rPr>
             <w:lang w:val="id_ID" w:bidi="id_ID"/>
@@ -16558,7 +19451,7 @@
         </w:rPr>
         <w:t>). Murka Allah meliputi kota-kota dan tempat-tempat pemujaan di pengunungan Yehuda, sehingga tidak ada perlindungan bagi umat-Nya (</w:t>
       </w:r>
-      <w:hyperlink r:id="rId548">
+      <w:hyperlink r:id="rId643">
         <w:r>
           <w:rPr>
             <w:lang w:val="id_ID" w:bidi="id_ID"/>
@@ -16576,7 +19469,7 @@
         </w:rPr>
         <w:t>). Kekejian yang dilakukan di seluruh negeri menyebabkan penghakiman Allah menimpa negeri itu dan juga rakyatnya (</w:t>
       </w:r>
-      <w:hyperlink r:id="rId549">
+      <w:hyperlink r:id="rId644">
         <w:r>
           <w:rPr>
             <w:lang w:val="id_ID" w:bidi="id_ID"/>
@@ -16594,7 +19487,7 @@
         </w:rPr>
         <w:t>). Tetapi karena Allah itu adil, Ia menghakimi bangsa itu sesuai dengan cara hidup mereka, dan Ia ingin agar mereka sekali lagi mengakui Dia sebagai Allah mereka (</w:t>
       </w:r>
-      <w:hyperlink r:id="rId550">
+      <w:hyperlink r:id="rId645">
         <w:r>
           <w:rPr>
             <w:lang w:val="id_ID" w:bidi="id_ID"/>
@@ -16626,7 +19519,7 @@
         </w:rPr>
         <w:t xml:space="preserve">Sang nabi kemudian (psl. </w:t>
       </w:r>
-      <w:hyperlink r:id="rId551">
+      <w:hyperlink r:id="rId646">
         <w:r>
           <w:rPr>
             <w:lang w:val="id_ID" w:bidi="id_ID"/>
@@ -16644,7 +19537,7 @@
         </w:rPr>
         <w:t xml:space="preserve">) berfokus pada kekejian yang dipraktikkan di Yerusalem, khususnya penyembahan berhala di pelataran bait suci, yang menyebabkan penghakiman yang diumumkan dalam pasal </w:t>
       </w:r>
-      <w:hyperlink r:id="rId552">
+      <w:hyperlink r:id="rId647">
         <w:r>
           <w:rPr>
             <w:lang w:val="id_ID" w:bidi="id_ID"/>
@@ -16662,7 +19555,7 @@
         </w:rPr>
         <w:t>. Sebuah berhala telah didirikan di pelataran dalam (</w:t>
       </w:r>
-      <w:hyperlink r:id="rId553">
+      <w:hyperlink r:id="rId648">
         <w:r>
           <w:rPr>
             <w:lang w:val="id_ID" w:bidi="id_ID"/>
@@ -16680,7 +19573,7 @@
         </w:rPr>
         <w:t xml:space="preserve">). Di tembok pelataran, para tua-tua kota memberikan penghormatan kepada berhala-berhala yang mengelilingi pelataran (ay. </w:t>
       </w:r>
-      <w:hyperlink r:id="rId554">
+      <w:hyperlink r:id="rId649">
         <w:r>
           <w:rPr>
             <w:lang w:val="id_ID" w:bidi="id_ID"/>
@@ -16698,7 +19591,7 @@
         </w:rPr>
         <w:t xml:space="preserve">). Lebih dekat ke Bait Suci, perempuan-perempuan menangis untuk dewa Tamus (ay. </w:t>
       </w:r>
-      <w:hyperlink r:id="rId555">
+      <w:hyperlink r:id="rId650">
         <w:r>
           <w:rPr>
             <w:lang w:val="id_ID" w:bidi="id_ID"/>
@@ -16716,7 +19609,7 @@
         </w:rPr>
         <w:t xml:space="preserve">), dan para laki-laki menyembah matahari (ay. </w:t>
       </w:r>
-      <w:hyperlink r:id="rId556">
+      <w:hyperlink r:id="rId651">
         <w:r>
           <w:rPr>
             <w:lang w:val="id_ID" w:bidi="id_ID"/>
@@ -16734,7 +19627,7 @@
         </w:rPr>
         <w:t>). Sebagai persiapan untuk penghakiman terakhir atas negeri itu, sang nabi memberi tanda pada dahi beberapa orang Israel yang setia sehingga mereka akan selamat (</w:t>
       </w:r>
-      <w:hyperlink r:id="rId557">
+      <w:hyperlink r:id="rId652">
         <w:r>
           <w:rPr>
             <w:lang w:val="id_ID" w:bidi="id_ID"/>
@@ -16752,7 +19645,7 @@
         </w:rPr>
         <w:t xml:space="preserve">). Kemudian (psl. </w:t>
       </w:r>
-      <w:hyperlink r:id="rId558">
+      <w:hyperlink r:id="rId653">
         <w:r>
           <w:rPr>
             <w:lang w:val="id_ID" w:bidi="id_ID"/>
@@ -16782,7 +19675,7 @@
         </w:rPr>
         <w:t>” (</w:t>
       </w:r>
-      <w:hyperlink r:id="rId559">
+      <w:hyperlink r:id="rId654">
         <w:r>
           <w:rPr>
             <w:lang w:val="id_ID" w:bidi="id_ID"/>
@@ -16800,7 +19693,7 @@
         </w:rPr>
         <w:t xml:space="preserve">). Umat itu, yang kini tanpa perlindungan ilahi, diserahkan kepada bangsa Babel (ay. </w:t>
       </w:r>
-      <w:hyperlink r:id="rId560">
+      <w:hyperlink r:id="rId655">
         <w:r>
           <w:rPr>
             <w:lang w:val="id_ID" w:bidi="id_ID"/>
@@ -16832,7 +19725,7 @@
         </w:rPr>
         <w:t>Berita malapetaka bagi Yerusalem mengandung empat elemen harapan: pemulihan umat (</w:t>
       </w:r>
-      <w:hyperlink r:id="rId561">
+      <w:hyperlink r:id="rId656">
         <w:r>
           <w:rPr>
             <w:lang w:val="id_ID" w:bidi="id_ID"/>
@@ -16850,7 +19743,7 @@
         </w:rPr>
         <w:t xml:space="preserve">), pemulihan tanah (ay. </w:t>
       </w:r>
-      <w:hyperlink r:id="rId561">
+      <w:hyperlink r:id="rId656">
         <w:r>
           <w:rPr>
             <w:lang w:val="id_ID" w:bidi="id_ID"/>
@@ -16868,7 +19761,7 @@
         </w:rPr>
         <w:t xml:space="preserve">), pemurnian umat (ay. </w:t>
       </w:r>
-      <w:hyperlink r:id="rId562">
+      <w:hyperlink r:id="rId657">
         <w:r>
           <w:rPr>
             <w:lang w:val="id_ID" w:bidi="id_ID"/>
@@ -16886,7 +19779,7 @@
         </w:rPr>
         <w:t xml:space="preserve">), dan persekutuan yang diperbarui antara Tuhan dan umat-Nya (ay. </w:t>
       </w:r>
-      <w:hyperlink r:id="rId563">
+      <w:hyperlink r:id="rId658">
         <w:r>
           <w:rPr>
             <w:lang w:val="id_ID" w:bidi="id_ID"/>
@@ -16904,7 +19797,7 @@
         </w:rPr>
         <w:t xml:space="preserve">). Nabi mengembangkan keempat tema tersebut dalam pasal </w:t>
       </w:r>
-      <w:hyperlink r:id="rId515">
+      <w:hyperlink r:id="rId610">
         <w:r>
           <w:rPr>
             <w:lang w:val="id_ID" w:bidi="id_ID"/>
@@ -16936,7 +19829,7 @@
         </w:rPr>
         <w:t xml:space="preserve">Penglihatan di pasal </w:t>
       </w:r>
-      <w:hyperlink r:id="rId558">
+      <w:hyperlink r:id="rId653">
         <w:r>
           <w:rPr>
             <w:lang w:val="id_ID" w:bidi="id_ID"/>
@@ -16954,7 +19847,7 @@
         </w:rPr>
         <w:t xml:space="preserve"> dan </w:t>
       </w:r>
-      <w:hyperlink r:id="rId564">
+      <w:hyperlink r:id="rId659">
         <w:r>
           <w:rPr>
             <w:lang w:val="id_ID" w:bidi="id_ID"/>
@@ -16986,7 +19879,7 @@
         </w:rPr>
         <w:t xml:space="preserve">Yehezkiel menunjukkan kepastian firman penghakiman Allah dengan mengemasi barang-barangnya dan menunjukannya kepada rekan-rekannya di pembuangan. Pertama, ia meletakkan kantung-kantung itu di halaman luar rumahnya yang sederhana. Selanjutnya, dia keluar dengan membuat lubang di dinding. Akhirnya, sang nabi itu berjalan mengelilingi pemukiman dengan tas-tasnya yang terlihat jelas. Orang yang melihatnya dan bersikap skeptis tidak memahami Yehezkiel dan mungkin menganggap dia gila. Orang-orang percaya yang melihatnya mengerti. Tindakannya yang aneh menggambarkan bagaimana para pembantu raja akan melakukan semua yang mereka bisa untuk membantu Raja Zedekia melarikan diri tepat sebelum jatuhnya Yerusalem. </w:t>
       </w:r>
-      <w:hyperlink r:id="rId565">
+      <w:hyperlink r:id="rId660">
         <w:r>
           <w:rPr>
             <w:lang w:val="id_ID" w:bidi="id_ID"/>
@@ -17004,7 +19897,7 @@
         </w:rPr>
         <w:t xml:space="preserve"> menceritakan bagaimana raja dan tentaranya meninggalkan Yerusalem menuju padang gurun, untuk kemudian diusul oleh orang Babel di Yerikho dan dibawa ke hadapan Nebukadnezar di Ribla. Sebagai seorang tawanan, Zedekia menyaksikan pembunuhan putra-putranya, lalu matanya dicungkil, dan ia dikirim ke pembangunan bersama orang-orang Yudea lainya (bdk. </w:t>
       </w:r>
-      <w:hyperlink r:id="rId566">
+      <w:hyperlink r:id="rId661">
         <w:r>
           <w:rPr>
             <w:lang w:val="id_ID" w:bidi="id_ID"/>
@@ -17022,7 +19915,7 @@
         </w:rPr>
         <w:t xml:space="preserve">). Penjelasan sang nabi diakhiri dengan sebuah kata penghiburan. Karena perjanjian-Nya dengan Abraham, Allah berjanji untuk tidak memusnahkan umat-Nya sepenuhnya. Sisa umat yang mengalahkan pedang, kelaparan, dan penyakit sampar akan hidup untuk menceritakan kisah penghakiman Allah (ay. </w:t>
       </w:r>
-      <w:hyperlink r:id="rId567">
+      <w:hyperlink r:id="rId662">
         <w:r>
           <w:rPr>
             <w:lang w:val="id_ID" w:bidi="id_ID"/>
@@ -17093,7 +19986,7 @@
         </w:rPr>
         <w:t>" (</w:t>
       </w:r>
-      <w:hyperlink r:id="rId503">
+      <w:hyperlink r:id="rId598">
         <w:r>
           <w:rPr>
             <w:lang w:val="id_ID" w:bidi="id_ID"/>
@@ -17111,7 +20004,7 @@
         </w:rPr>
         <w:t xml:space="preserve">). Sebagian yang lain berpikir bahwa firman Allah akan menjadi kenyataan di masa depan yang masih jauh (ay. </w:t>
       </w:r>
-      <w:hyperlink r:id="rId568">
+      <w:hyperlink r:id="rId663">
         <w:r>
           <w:rPr>
             <w:lang w:val="id_ID" w:bidi="id_ID"/>
@@ -17129,7 +20022,7 @@
         </w:rPr>
         <w:t xml:space="preserve">). Sikap ketidakpercayaan terhadap firman Allah makin merajalela didorong oleh pemberitaan populer nabi-nabi palsu (psl. </w:t>
       </w:r>
-      <w:hyperlink r:id="rId569">
+      <w:hyperlink r:id="rId664">
         <w:r>
           <w:rPr>
             <w:lang w:val="id_ID" w:bidi="id_ID"/>
@@ -17147,7 +20040,7 @@
         </w:rPr>
         <w:t xml:space="preserve">). Mereka tidak pernah diutus oleh Tuhan, mereka menipu umat Allah dengan berbohong dan menyesatkan mereka dengan pesan-pesan kedamaian (ay. </w:t>
       </w:r>
-      <w:hyperlink r:id="rId570">
+      <w:hyperlink r:id="rId665">
         <w:r>
           <w:rPr>
             <w:lang w:val="id_ID" w:bidi="id_ID"/>
@@ -17165,7 +20058,7 @@
         </w:rPr>
         <w:t xml:space="preserve">). Kejahatan, kebohongan dan tipu daya disebarkan di antara umat oleh nabi-nabi palsu tersebut (ay. </w:t>
       </w:r>
-      <w:hyperlink r:id="rId571">
+      <w:hyperlink r:id="rId666">
         <w:r>
           <w:rPr>
             <w:lang w:val="id_ID" w:bidi="id_ID"/>
@@ -17183,7 +20076,7 @@
         </w:rPr>
         <w:t xml:space="preserve">) Besarnya dosa mereka dan tanggung jawab mereka atas kejatuhan Yehuda akan diimbangi dengan penghakiman Tuhan yang berat. Namun, Allah akan menyelamatkan umat-Nya dari kejahatan itu dan akan mempersiapkan suatu bangsa yang benar, yang akan memelihara perjanjian-Nya (ay. </w:t>
       </w:r>
-      <w:hyperlink r:id="rId572">
+      <w:hyperlink r:id="rId667">
         <w:r>
           <w:rPr>
             <w:lang w:val="id_ID" w:bidi="id_ID"/>
@@ -17215,7 +20108,7 @@
         </w:rPr>
         <w:t>Kepastian penghakiman telah dihubungkan dengan kebenaran firman Allah. Tugas Yehezkiel yang sulit untuk menegaskan penghukuman atas Yerusalem kepada para pendengarnya yang keras kepala semakin diperberat oleh penyembahan berhala yang dilakukan oleh bangsa itu. Seluruh cara hidup mereka menyangkal keberadaan Allah. Mereka mempraktikkan penyembahan berhala dalam ibadah, dan mereka telah mendirikan berhala-berhala di dalam hati mereka (</w:t>
       </w:r>
-      <w:hyperlink r:id="rId573">
+      <w:hyperlink r:id="rId668">
         <w:r>
           <w:rPr>
             <w:lang w:val="id_ID" w:bidi="id_ID"/>
@@ -17233,7 +20126,7 @@
         </w:rPr>
         <w:t xml:space="preserve">). Sebelum perjanjian dengan Allah dapat dipulihkan, mereka harus disucikan dari penyembahan berhala. Meskipun demikian, pertobatan tidak akan menjamin kekebalan dari penghakiman. Pedang, kelaparan, binatang buas, dan wabah penyakit akan menghancurkan penduduk (ay. </w:t>
       </w:r>
-      <w:hyperlink r:id="rId574">
+      <w:hyperlink r:id="rId669">
         <w:r>
           <w:rPr>
             <w:lang w:val="id_ID" w:bidi="id_ID"/>
@@ -17251,7 +20144,7 @@
         </w:rPr>
         <w:t xml:space="preserve">). Setelah pelaksanaan penghakiman-Nya, Allah akan mengambil kembali orang-orang yang selamat yang telah berbalik kepada-Nya untuk memohon belas kasihan. Allah pasti akan menggenapi semua yang Dia rencanakan untuk kebaikan umat-Nya (ay. </w:t>
       </w:r>
-      <w:hyperlink r:id="rId575">
+      <w:hyperlink r:id="rId670">
         <w:r>
           <w:rPr>
             <w:lang w:val="id_ID" w:bidi="id_ID"/>
@@ -17283,7 +20176,7 @@
         </w:rPr>
         <w:t xml:space="preserve">Dalam pasal </w:t>
       </w:r>
-      <w:hyperlink r:id="rId576">
+      <w:hyperlink r:id="rId671">
         <w:r>
           <w:rPr>
             <w:lang w:val="id_ID" w:bidi="id_ID"/>
@@ -17315,7 +20208,7 @@
         </w:rPr>
         <w:t xml:space="preserve">Pasal </w:t>
       </w:r>
-      <w:hyperlink r:id="rId577">
+      <w:hyperlink r:id="rId672">
         <w:r>
           <w:rPr>
             <w:lang w:val="id_ID" w:bidi="id_ID"/>
@@ -17333,7 +20226,7 @@
         </w:rPr>
         <w:t xml:space="preserve"> mengulas kasus Yerusalem. Yerusalem diibaratkan sebagai sepotong kayu, yang kedua ujungnya telah hangus terbakar, sehingga kayu tersebut tidak ada nilainya lagi. Sebagaimana kayu yang hangus terbakar dan bukannya diselamatkan, demikian pula Yerusalem akan mengalami kehancuran total (</w:t>
       </w:r>
-      <w:hyperlink r:id="rId578">
+      <w:hyperlink r:id="rId673">
         <w:r>
           <w:rPr>
             <w:lang w:val="id_ID" w:bidi="id_ID"/>
@@ -17365,7 +20258,7 @@
         </w:rPr>
         <w:t xml:space="preserve">Pasal </w:t>
       </w:r>
-      <w:hyperlink r:id="rId579">
+      <w:hyperlink r:id="rId674">
         <w:r>
           <w:rPr>
             <w:lang w:val="id_ID" w:bidi="id_ID"/>
@@ -17383,7 +20276,7 @@
         </w:rPr>
         <w:t xml:space="preserve"> menyajikan perkara Allah terhadap Yerusalem dari sudut pandang yang berbeda, dengan menekankan perhatian-Nya terhadap Yerusalem di masa lalu. Awal sejarahnya diibaratkan seperti kelahiran seorang anak perempuan yang ditinggalkan oleh ibunya (</w:t>
       </w:r>
-      <w:hyperlink r:id="rId580">
+      <w:hyperlink r:id="rId675">
         <w:r>
           <w:rPr>
             <w:lang w:val="id_ID" w:bidi="id_ID"/>
@@ -17401,7 +20294,7 @@
         </w:rPr>
         <w:t xml:space="preserve">). Allah mengadopsi anak itu dan memandikan serta mengenakan pakaian kepadanya (ay. </w:t>
       </w:r>
-      <w:hyperlink r:id="rId581">
+      <w:hyperlink r:id="rId676">
         <w:r>
           <w:rPr>
             <w:lang w:val="id_ID" w:bidi="id_ID"/>
@@ -17419,7 +20312,7 @@
         </w:rPr>
         <w:t xml:space="preserve">). Ia mengadakan perjanjian dengan anak itu (ay. </w:t>
       </w:r>
-      <w:hyperlink r:id="rId582">
+      <w:hyperlink r:id="rId677">
         <w:r>
           <w:rPr>
             <w:lang w:val="id_ID" w:bidi="id_ID"/>
@@ -17437,7 +20330,7 @@
         </w:rPr>
         <w:t xml:space="preserve">), menjadikan dia milik-Nya sendiri. Dengan murah hati Ia memberikan segala sesuatu yang baik dalam kehidupan (ay. </w:t>
       </w:r>
-      <w:hyperlink r:id="rId583">
+      <w:hyperlink r:id="rId678">
         <w:r>
           <w:rPr>
             <w:lang w:val="id_ID" w:bidi="id_ID"/>
@@ -17455,7 +20348,7 @@
         </w:rPr>
         <w:t xml:space="preserve">). Pada puncak perkembangannya, kemasyhuran Yerusalem menyebar ke berbagai bangsa (ay. </w:t>
       </w:r>
-      <w:hyperlink r:id="rId584">
+      <w:hyperlink r:id="rId679">
         <w:r>
           <w:rPr>
             <w:lang w:val="id_ID" w:bidi="id_ID"/>
@@ -17473,7 +20366,7 @@
         </w:rPr>
         <w:t xml:space="preserve">). Kemandiriannya membuatnya menjadi pelacur secara rohani karena ia mengikuti praktik-praktik keagamaan dan cara hidup bangsa-bangsa lain (ay. </w:t>
       </w:r>
-      <w:hyperlink r:id="rId585">
+      <w:hyperlink r:id="rId680">
         <w:r>
           <w:rPr>
             <w:lang w:val="id_ID" w:bidi="id_ID"/>
@@ -17491,7 +20384,7 @@
         </w:rPr>
         <w:t>). Kota-kota Sodom (</w:t>
       </w:r>
-      <w:hyperlink r:id="rId586">
+      <w:hyperlink r:id="rId681">
         <w:r>
           <w:rPr>
             <w:lang w:val="id_ID" w:bidi="id_ID"/>
@@ -17509,7 +20402,7 @@
         </w:rPr>
         <w:t>) dan Samaria (</w:t>
       </w:r>
-      <w:hyperlink r:id="rId587">
+      <w:hyperlink r:id="rId682">
         <w:r>
           <w:rPr>
             <w:lang w:val="id_ID" w:bidi="id_ID"/>
@@ -17527,7 +20420,7 @@
         </w:rPr>
         <w:t>), yang dikenal dengan imoralitasnya, disebut sebagai saudara perempuan Yerusalem (</w:t>
       </w:r>
-      <w:hyperlink r:id="rId588">
+      <w:hyperlink r:id="rId683">
         <w:r>
           <w:rPr>
             <w:lang w:val="id_ID" w:bidi="id_ID"/>
@@ -17545,7 +20438,7 @@
         </w:rPr>
         <w:t xml:space="preserve">). Mereka telah dihakimi oleh Allah, tetapi kerusakan kota-kota itu tidak seberapa dibandingkan dengan kecemaran Yerusalem (ay. </w:t>
       </w:r>
-      <w:hyperlink r:id="rId589">
+      <w:hyperlink r:id="rId684">
         <w:r>
           <w:rPr>
             <w:lang w:val="id_ID" w:bidi="id_ID"/>
@@ -17563,7 +20456,7 @@
         </w:rPr>
         <w:t xml:space="preserve">). Dengan demikian, Yerusalem juga pasti akan jatuh dan menjadi sunyi. Namun, Yehezkiel mengantisipasi hasil akhir dari penghakiman tersebut; Yerusalem akan dipulihkan kembali kepada berkat perjanjian berkat perjanjian (ay. </w:t>
       </w:r>
-      <w:hyperlink r:id="rId590">
+      <w:hyperlink r:id="rId685">
         <w:r>
           <w:rPr>
             <w:lang w:val="id_ID" w:bidi="id_ID"/>
@@ -17595,7 +20488,7 @@
         </w:rPr>
         <w:t xml:space="preserve">Perumpamaan ketiga (psl. </w:t>
       </w:r>
-      <w:hyperlink r:id="rId591">
+      <w:hyperlink r:id="rId686">
         <w:r>
           <w:rPr>
             <w:lang w:val="id_ID" w:bidi="id_ID"/>
@@ -17613,7 +20506,7 @@
         </w:rPr>
         <w:t>) berfokus pada kedaulatan Allah atas perkembangan politik. Asyur tidak lagi menjadi kekuatan yang diperhitungkan. Babel dan Mesir keduanya menjalankan kekuasaan, meskipun keseimbangan kekuatan condong ke arah Babel. Perluasan kekuasaan mereka diibaratkan seperti burung rajawali. Nebukadnezar, digambarkan sebagai “seekor rajawali yang besar dengan sayap lebar penuh dengan bulu yang beraneka warna,” mengambil alih kendali atas urusan Yehuda dengan mencopot Yoyakhin, “dahan pohon aras yang paling tinggi,” dari jabatannya dan mengasingkannya dengan para pemimpin muda negara Yehuda (</w:t>
       </w:r>
-      <w:hyperlink r:id="rId592">
+      <w:hyperlink r:id="rId687">
         <w:r>
           <w:rPr>
             <w:lang w:val="id_ID" w:bidi="id_ID"/>
@@ -17643,7 +20536,7 @@
         </w:rPr>
         <w:t xml:space="preserve">” (ay. </w:t>
       </w:r>
-      <w:hyperlink r:id="rId593">
+      <w:hyperlink r:id="rId688">
         <w:r>
           <w:rPr>
             <w:lang w:val="id_ID" w:bidi="id_ID"/>
@@ -17661,7 +20554,7 @@
         </w:rPr>
         <w:t xml:space="preserve">), untuk melawan Nebukadnezar. Kebodohan Zedekia yang berpaling ke Mesir akan menyebabkan Nebukadnezar mencabut pohon anggur dari akar-akarnya dan membuatnya layu (ay. </w:t>
       </w:r>
-      <w:hyperlink r:id="rId594">
+      <w:hyperlink r:id="rId689">
         <w:r>
           <w:rPr>
             <w:lang w:val="id_ID" w:bidi="id_ID"/>
@@ -17679,7 +20572,7 @@
         </w:rPr>
         <w:t xml:space="preserve">). Dalam menjelaskan perumpamaan ini, Allah mengatakan kepada orang-orang buangan bahwa kejatuhan Yehuda adalah akibat dari ketidaksetiaan mereka kepada Raja Nebukadnezar, yang kepadanya Yehuda telah berutang budi melalui perjanjian (ay. </w:t>
       </w:r>
-      <w:hyperlink r:id="rId595">
+      <w:hyperlink r:id="rId690">
         <w:r>
           <w:rPr>
             <w:lang w:val="id_ID" w:bidi="id_ID"/>
@@ -17697,7 +20590,7 @@
         </w:rPr>
         <w:t xml:space="preserve">). Ketidaksetiaan Yehuda dengan demikian meluas ke semua hubungannya: agama, budaya, dan politik. Setelah pembuangan, Allah berjanji bahwa Ia akan mengembalikan umat-Nya ke tanah mereka di bawah seorang Mesias, tunas yang muda (ay. </w:t>
       </w:r>
-      <w:hyperlink r:id="rId596">
+      <w:hyperlink r:id="rId691">
         <w:r>
           <w:rPr>
             <w:lang w:val="id_ID" w:bidi="id_ID"/>
@@ -17715,7 +20608,7 @@
         </w:rPr>
         <w:t xml:space="preserve">). Pemerintahan mesianis ditandai dengan ranting muda, yang ketika ditanam di tanah akan menjadi pohon aras yang megah, memberikan keteduhan dan perlindungan bagi burung-burung. Pasal </w:t>
       </w:r>
-      <w:hyperlink r:id="rId591">
+      <w:hyperlink r:id="rId686">
         <w:r>
           <w:rPr>
             <w:lang w:val="id_ID" w:bidi="id_ID"/>
@@ -17745,7 +20638,7 @@
         </w:rPr>
         <w:t>”—</w:t>
       </w:r>
-      <w:hyperlink r:id="rId597">
+      <w:hyperlink r:id="rId692">
         <w:r>
           <w:rPr>
             <w:lang w:val="id_ID" w:bidi="id_ID"/>
@@ -17777,7 +20670,7 @@
         </w:rPr>
         <w:t xml:space="preserve">Pasal </w:t>
       </w:r>
-      <w:hyperlink r:id="rId598">
+      <w:hyperlink r:id="rId693">
         <w:r>
           <w:rPr>
             <w:lang w:val="id_ID" w:bidi="id_ID"/>
@@ -17807,7 +20700,7 @@
         </w:rPr>
         <w:t>(</w:t>
       </w:r>
-      <w:hyperlink r:id="rId599">
+      <w:hyperlink r:id="rId694">
         <w:r>
           <w:rPr>
             <w:lang w:val="id_ID" w:bidi="id_ID"/>
@@ -17825,7 +20718,7 @@
         </w:rPr>
         <w:t xml:space="preserve">). Umat itu menuduh Allah tidak adil, karena mereka berpikir bahwa mereka dihukum Allah atas dosa-dosa nenek moyang mereka (ay. </w:t>
       </w:r>
-      <w:hyperlink r:id="rId600">
+      <w:hyperlink r:id="rId695">
         <w:r>
           <w:rPr>
             <w:lang w:val="id_ID" w:bidi="id_ID"/>
@@ -17855,7 +20748,7 @@
         </w:rPr>
         <w:t>t” (</w:t>
       </w:r>
-      <w:hyperlink r:id="rId601">
+      <w:hyperlink r:id="rId696">
         <w:r>
           <w:rPr>
             <w:lang w:val="id_ID" w:bidi="id_ID"/>
@@ -17873,7 +20766,7 @@
         </w:rPr>
         <w:t>), sang nabi membenarkan keadilan Allah, dengan mengatakan kepada umat itu bahwa mereka tidak dihukum semata-mata karena dosa nenek moyang mereka. Setiap orang harus bertanggung jawab secara langsung kepada Allah; orang berdosa akan mati dalam kejahatan, dan orang benar akan hidup dalam kebenaran. Kehidupan yang setia kepada hukum moral dan sipil Allah akan mendapat ganjaran (</w:t>
       </w:r>
-      <w:hyperlink r:id="rId602">
+      <w:hyperlink r:id="rId697">
         <w:r>
           <w:rPr>
             <w:lang w:val="id_ID" w:bidi="id_ID"/>
@@ -17891,7 +20784,7 @@
         </w:rPr>
         <w:t xml:space="preserve">). Bahkan jika ayah seseorang adalah orang berdosa, dosa ayahnya tidak dapat dialihkan kepada anak (ay. </w:t>
       </w:r>
-      <w:hyperlink r:id="rId603">
+      <w:hyperlink r:id="rId698">
         <w:r>
           <w:rPr>
             <w:lang w:val="id_ID" w:bidi="id_ID"/>
@@ -17909,7 +20802,7 @@
         </w:rPr>
         <w:t xml:space="preserve">). Allah siap mengampuni setiap orang berdosa yang bertobat (ay. </w:t>
       </w:r>
-      <w:hyperlink r:id="rId604">
+      <w:hyperlink r:id="rId699">
         <w:r>
           <w:rPr>
             <w:lang w:val="id_ID" w:bidi="id_ID"/>
@@ -17927,7 +20820,7 @@
         </w:rPr>
         <w:t xml:space="preserve">). Penegasan nabi atas keadilan Allah menjadi dasar panggilan untuk bertobat. Dengan demikian, orang-orang berdosa di Yehuda dan di pembuangan diperingatkan akan konsekuensi dari kejahatan mereka, dan didorong untuk kembali kepada Allah dan standar-Nya tentang yang benar dan yang salah (ay. </w:t>
       </w:r>
-      <w:hyperlink r:id="rId605">
+      <w:hyperlink r:id="rId700">
         <w:r>
           <w:rPr>
             <w:lang w:val="id_ID" w:bidi="id_ID"/>
@@ -17959,7 +20852,7 @@
         </w:rPr>
         <w:t xml:space="preserve">Pasal </w:t>
       </w:r>
-      <w:hyperlink r:id="rId606">
+      <w:hyperlink r:id="rId701">
         <w:r>
           <w:rPr>
             <w:lang w:val="id_ID" w:bidi="id_ID"/>
@@ -17977,7 +20870,7 @@
         </w:rPr>
         <w:t xml:space="preserve"> berisi dua perumpamaan dalam bentuk ratapan. Yang pertama menggambarkan seekor singa betina dan dua anaknya. Singa betina itu adalah Hamutal, istri Raja Yosia (</w:t>
       </w:r>
-      <w:hyperlink r:id="rId607">
+      <w:hyperlink r:id="rId702">
         <w:r>
           <w:rPr>
             <w:lang w:val="id_ID" w:bidi="id_ID"/>
@@ -17995,7 +20888,7 @@
         </w:rPr>
         <w:t xml:space="preserve">) yang melahirkan dua orang putra: Yoahas dan Zedekia. Yoahas disebut dalam </w:t>
       </w:r>
-      <w:hyperlink r:id="rId608">
+      <w:hyperlink r:id="rId703">
         <w:r>
           <w:rPr>
             <w:lang w:val="id_ID" w:bidi="id_ID"/>
@@ -18013,7 +20906,7 @@
         </w:rPr>
         <w:t xml:space="preserve"> sebagai seorang anak yang tumbuh besar dan dibawa ke Mesir (oleh Firaun Neko pada 608 SM; lihat </w:t>
       </w:r>
-      <w:hyperlink r:id="rId609">
+      <w:hyperlink r:id="rId704">
         <w:r>
           <w:rPr>
             <w:lang w:val="id_ID" w:bidi="id_ID"/>
@@ -18031,7 +20924,7 @@
         </w:rPr>
         <w:t>). Zedekia naik takhta sepuluh tahun kemudian. Dalam ratapan tersebut, nabi secara imajinatif menggambarkan Zedekia sebagai seekor anak rusa yang pada akhirnya dibawa ke Babel sebagai penguasa yang memberontak (</w:t>
       </w:r>
-      <w:hyperlink r:id="rId610">
+      <w:hyperlink r:id="rId705">
         <w:r>
           <w:rPr>
             <w:lang w:val="id_ID" w:bidi="id_ID"/>
@@ -18049,7 +20942,7 @@
         </w:rPr>
         <w:t xml:space="preserve">). Perumpamaan kedua mengubah gambaran tersebut menjadi pohon anggur, yang melambangkan Israel (ay. </w:t>
       </w:r>
-      <w:hyperlink r:id="rId611">
+      <w:hyperlink r:id="rId706">
         <w:r>
           <w:rPr>
             <w:lang w:val="id_ID" w:bidi="id_ID"/>
@@ -18067,7 +20960,7 @@
         </w:rPr>
         <w:t xml:space="preserve">). Pada masa-masa awalnya, Allah memberkati Israel dengan para penguasa yang kuat, tetapi sekarang pohon anggur itu menjadi layu karena Zedekia secara tidak bertanggung jawab memimpin Yehuda menuju hari-hari terakhirnya. Ratapan Yehezkiel menekankan kurangnya calon yang baik untuk takhta dan kurangnya kehidupan pada pokok anggur (ay. </w:t>
       </w:r>
-      <w:hyperlink r:id="rId612">
+      <w:hyperlink r:id="rId707">
         <w:r>
           <w:rPr>
             <w:lang w:val="id_ID" w:bidi="id_ID"/>
@@ -18099,7 +20992,7 @@
         </w:rPr>
         <w:t xml:space="preserve">Dalam pasal </w:t>
       </w:r>
-      <w:hyperlink r:id="rId613">
+      <w:hyperlink r:id="rId708">
         <w:r>
           <w:rPr>
             <w:lang w:val="id_ID" w:bidi="id_ID"/>
@@ -18117,7 +21010,7 @@
         </w:rPr>
         <w:t xml:space="preserve"> sang nabi menutup kecaman Allah terhadap umat-Nya. Ia mengulas kembali sejarah masa lalu Israel, dimulai dengan penyataan diri Allah di Mesir (</w:t>
       </w:r>
-      <w:hyperlink r:id="rId614">
+      <w:hyperlink r:id="rId709">
         <w:r>
           <w:rPr>
             <w:lang w:val="id_ID" w:bidi="id_ID"/>
@@ -18135,7 +21028,7 @@
         </w:rPr>
         <w:t xml:space="preserve">). Ia menerima bangsa yang keras kepala, terikat pada penyembahan berhala (ay. </w:t>
       </w:r>
-      <w:hyperlink r:id="rId615">
+      <w:hyperlink r:id="rId710">
         <w:r>
           <w:rPr>
             <w:lang w:val="id_ID" w:bidi="id_ID"/>
@@ -18153,7 +21046,7 @@
         </w:rPr>
         <w:t xml:space="preserve">) dan rentan terhadap kemurtadan (ay. </w:t>
       </w:r>
-      <w:hyperlink r:id="rId616">
+      <w:hyperlink r:id="rId711">
         <w:r>
           <w:rPr>
             <w:lang w:val="id_ID" w:bidi="id_ID"/>
@@ -18171,7 +21064,7 @@
         </w:rPr>
         <w:t xml:space="preserve">). Israel ingin menjadi salah satu bangsa besar (ay. </w:t>
       </w:r>
-      <w:hyperlink r:id="rId617">
+      <w:hyperlink r:id="rId712">
         <w:r>
           <w:rPr>
             <w:lang w:val="id_ID" w:bidi="id_ID"/>
@@ -18189,7 +21082,7 @@
         </w:rPr>
         <w:t xml:space="preserve">) dan bukannya menjadi umat yang dikuduskan (ay. </w:t>
       </w:r>
-      <w:hyperlink r:id="rId618">
+      <w:hyperlink r:id="rId713">
         <w:r>
           <w:rPr>
             <w:lang w:val="id_ID" w:bidi="id_ID"/>
@@ -18207,7 +21100,7 @@
         </w:rPr>
         <w:t xml:space="preserve">). Sebagai akibat dari kekerasan hatinya, Israel tercerai-berai dan hidup di tengah-tengah bangsa-bangsa lain (ay. </w:t>
       </w:r>
-      <w:hyperlink r:id="rId619">
+      <w:hyperlink r:id="rId714">
         <w:r>
           <w:rPr>
             <w:lang w:val="id_ID" w:bidi="id_ID"/>
@@ -18225,7 +21118,7 @@
         </w:rPr>
         <w:t xml:space="preserve">). Namun, Allah memiliki perjanjian yang kudus dengan Israel, yang diikrarkan dengan sumpah kepada para bapa leluhur Abraham, Ishak, dan Yakub. Berdasarkan perjanjian itu, Allah akan menjangkau dengan belas kasihan kepada mereka yang bertobat dari cara hidup mereka yang berdosa (ay. </w:t>
       </w:r>
-      <w:hyperlink r:id="rId620">
+      <w:hyperlink r:id="rId715">
         <w:r>
           <w:rPr>
             <w:lang w:val="id_ID" w:bidi="id_ID"/>
@@ -18243,7 +21136,7 @@
         </w:rPr>
         <w:t xml:space="preserve">). Dalam penghakiman dan pemulihan Israel, bangsa-bangsa lain akan melihat kekudusan Allah, yang tidak menoleransi ketidaksetiaan Israel (ay. </w:t>
       </w:r>
-      <w:hyperlink r:id="rId621">
+      <w:hyperlink r:id="rId716">
         <w:r>
           <w:rPr>
             <w:lang w:val="id_ID" w:bidi="id_ID"/>
@@ -18289,7 +21182,7 @@
         </w:rPr>
         <w:t>Sang nabi kembali menyampaikan berita penghakiman dalam empat nubuat (</w:t>
       </w:r>
-      <w:hyperlink r:id="rId622">
+      <w:hyperlink r:id="rId717">
         <w:r>
           <w:rPr>
             <w:lang w:val="id_ID" w:bidi="id_ID"/>
@@ -18307,7 +21200,7 @@
         </w:rPr>
         <w:t>). Ia berbicara tentang daerah Gurun Negeb (</w:t>
       </w:r>
-      <w:hyperlink r:id="rId623">
+      <w:hyperlink r:id="rId718">
         <w:r>
           <w:rPr>
             <w:lang w:val="id_ID" w:bidi="id_ID"/>
@@ -18325,7 +21218,7 @@
         </w:rPr>
         <w:t>), Yerusalem dan tanah Israel (</w:t>
       </w:r>
-      <w:hyperlink r:id="rId624">
+      <w:hyperlink r:id="rId719">
         <w:r>
           <w:rPr>
             <w:lang w:val="id_ID" w:bidi="id_ID"/>
@@ -18343,7 +21236,7 @@
         </w:rPr>
         <w:t xml:space="preserve">), dan tentang bangsa Amon (ay. </w:t>
       </w:r>
-      <w:hyperlink r:id="rId625">
+      <w:hyperlink r:id="rId720">
         <w:r>
           <w:rPr>
             <w:lang w:val="id_ID" w:bidi="id_ID"/>
@@ -18361,7 +21254,7 @@
         </w:rPr>
         <w:t xml:space="preserve">). Allah mengizinkan pedang Nebukadnezar menjadi alat penghakiman-Nya atas orang-orang Yudea (ay. </w:t>
       </w:r>
-      <w:hyperlink r:id="rId626">
+      <w:hyperlink r:id="rId721">
         <w:r>
           <w:rPr>
             <w:lang w:val="id_ID" w:bidi="id_ID"/>
@@ -18379,7 +21272,7 @@
         </w:rPr>
         <w:t xml:space="preserve">). Ia akan menjatuhkan hukuman atas orang Amon. Orang Yudea akan mendapatkan kembali kejayaan mereka, tetapi ingatan akan orang Amon akan lenyap (ay. </w:t>
       </w:r>
-      <w:hyperlink r:id="rId627">
+      <w:hyperlink r:id="rId722">
         <w:r>
           <w:rPr>
             <w:lang w:val="id_ID" w:bidi="id_ID"/>
@@ -18397,7 +21290,7 @@
         </w:rPr>
         <w:t xml:space="preserve">). Nubuat tentang orang Amon mengantisipasi risalah yang lebih besar tentang tetangga-tetangga Israel yang lain: Moab, Edom, Filistin, Tirus, Sidon, dan Mesir (psl. </w:t>
       </w:r>
-      <w:hyperlink r:id="rId628">
+      <w:hyperlink r:id="rId723">
         <w:r>
           <w:rPr>
             <w:lang w:val="id_ID" w:bidi="id_ID"/>
@@ -18429,7 +21322,7 @@
         </w:rPr>
         <w:t xml:space="preserve">Pasal </w:t>
       </w:r>
-      <w:hyperlink r:id="rId629">
+      <w:hyperlink r:id="rId724">
         <w:r>
           <w:rPr>
             <w:lang w:val="id_ID" w:bidi="id_ID"/>
@@ -18447,7 +21340,7 @@
         </w:rPr>
         <w:t xml:space="preserve"> berisi serangkaian dakwaan baru terhadap Yerusalem. Para pemimpin agama dan sipil Yerusalem (para nabi, imam, dan pembesar) adalah korup, dan rakyat telah mengikuti teladan mereka (</w:t>
       </w:r>
-      <w:hyperlink r:id="rId630">
+      <w:hyperlink r:id="rId725">
         <w:r>
           <w:rPr>
             <w:lang w:val="id_ID" w:bidi="id_ID"/>
@@ -18465,7 +21358,7 @@
         </w:rPr>
         <w:t xml:space="preserve">). Perumpamaan tentang dua saudara perempuan, Ohola dan Oholiba, merupakan variasi dari perumpamaan tentang Yerusalem yang berzinah (psl. </w:t>
       </w:r>
-      <w:hyperlink r:id="rId631">
+      <w:hyperlink r:id="rId726">
         <w:r>
           <w:rPr>
             <w:lang w:val="id_ID" w:bidi="id_ID"/>
@@ -18483,7 +21376,7 @@
         </w:rPr>
         <w:t xml:space="preserve">; bdk. psl. </w:t>
       </w:r>
-      <w:hyperlink r:id="rId579">
+      <w:hyperlink r:id="rId674">
         <w:r>
           <w:rPr>
             <w:lang w:val="id_ID" w:bidi="id_ID"/>
@@ -18501,7 +21394,7 @@
         </w:rPr>
         <w:t xml:space="preserve">). Perbedaannya adalah perbandingan yang dibuat antara Yerusalem, yang akan segera dibuang, dengan Samaria, yang sudah berada dalam pembuangan, lebih eksplisit dalam perumpamaan Ohola dan Oholiba. Dalam pasal </w:t>
       </w:r>
-      <w:hyperlink r:id="rId579">
+      <w:hyperlink r:id="rId674">
         <w:r>
           <w:rPr>
             <w:lang w:val="id_ID" w:bidi="id_ID"/>
@@ -18519,7 +21412,7 @@
         </w:rPr>
         <w:t xml:space="preserve"> Yerusalem didakwa dengan dosa-dosa yang lebih besar daripada Sodom dan Samaria, tetapi dijanjikan akan dipulihkan. Hanya sifat perzinahan dari kedua kakak beradik dan penghakiman Allah atas mereka yang ditekankan dalam pasal </w:t>
       </w:r>
-      <w:hyperlink r:id="rId631">
+      <w:hyperlink r:id="rId726">
         <w:r>
           <w:rPr>
             <w:lang w:val="id_ID" w:bidi="id_ID"/>
@@ -18537,7 +21430,7 @@
         </w:rPr>
         <w:t xml:space="preserve">, tanpa kata pemulihan. Perumpamaan ini merupakan pengantar yang tepat untuk perumpamaan periuk mendidih (psl. </w:t>
       </w:r>
-      <w:hyperlink r:id="rId632">
+      <w:hyperlink r:id="rId727">
         <w:r>
           <w:rPr>
             <w:lang w:val="id_ID" w:bidi="id_ID"/>
@@ -18555,7 +21448,7 @@
         </w:rPr>
         <w:t>), di mana Yerusalem diibaratkan sebagai periuk berkarat yang mendidih dengan air. Orang-orang Yerusalem, yang diibaratkan sebagai potongan-potongan daging di dalam periuk yang mendidih, akan mati di dalam kota. Perumpamaan ini diucapkan pada hari pertama pengepungan Yerusalem oleh Nebukadnezar. Dengan demikian, orang-orang buangan telah diperingatkan secara ilahi tentang maksud Allah untuk menghancurkan Bait Allah (</w:t>
       </w:r>
-      <w:hyperlink r:id="rId633">
+      <w:hyperlink r:id="rId728">
         <w:r>
           <w:rPr>
             <w:lang w:val="id_ID" w:bidi="id_ID"/>
@@ -18598,7 +21491,7 @@
         </w:rPr>
         <w:t>Nubuat-Nubuat terhadap Bangsa-Bangsa (</w:t>
       </w:r>
-      <w:hyperlink r:id="rId516">
+      <w:hyperlink r:id="rId611">
         <w:r>
           <w:rPr>
             <w:lang w:val="id_ID" w:bidi="id_ID"/>
@@ -18630,7 +21523,7 @@
         </w:rPr>
         <w:t>Amon, Moab, dan Edom adalah tetangga-tetangga Israel di sebelah timur. Karena mereka secara etnis memiliki hubungan darah dengan Israel, mereka tidak diserang oleh bangsa Israel dalam perjalanan mereka menuju Tanah Perjanjian. Amon dan Moab adalah keturunan Lot, keponakan Abraham, dan orang Edom adalah keturunan Esau, saudara laki-laki Yakub. Meskipun Allah melarang perang dengan mereka, hubungan antara Israel dan tetangga-tetangganya di sebelah timur selalu tegang. Israel pernah dikuasai oleh bangsa Amon selama beberapa waktu, dan Israel tidak pernah berhasil mengendalikan hubungan dagang yang kompetitif dengan bangsa Edom. Bangsa-bangsa tetangga itu bergabung dengan serangan Babel terhadap Yerusalem dan bersukacita ketika Yerusalem jatuh dan bait suci dihancurkan (</w:t>
       </w:r>
-      <w:hyperlink r:id="rId634">
+      <w:hyperlink r:id="rId729">
         <w:r>
           <w:rPr>
             <w:lang w:val="id_ID" w:bidi="id_ID"/>
@@ -18648,7 +21541,7 @@
         </w:rPr>
         <w:t xml:space="preserve">). Mereka siap untuk mengambil alih dan menjarah kota-kota Yehuda, dan membuat kekacauan pada saat Yerusalem sedang tertekan. Oleh karena itu, kata Yehezkiel, penghakiman Allah juga akan meluas sampai ke Amon, Moab, dan Edom (ay. </w:t>
       </w:r>
-      <w:hyperlink r:id="rId635">
+      <w:hyperlink r:id="rId730">
         <w:r>
           <w:rPr>
             <w:lang w:val="id_ID" w:bidi="id_ID"/>
@@ -18680,7 +21573,7 @@
         </w:rPr>
         <w:t>Orang Filistin telah menjadi musuh Israel di barat daya. Selama periode hakim-hakim dan kerajaan bersatu, orang Filistin telah menguasai sebagian besar wilayah Israel. Raja Daud berhasil membatasi ancaman orang filistin dengan membatasi mereka di wilayah mereka sendiri. Namun, pada zaman Yehezkiel, mereka masih dianggap sebagai musuh "abadi" Israel (</w:t>
       </w:r>
-      <w:hyperlink r:id="rId636">
+      <w:hyperlink r:id="rId731">
         <w:r>
           <w:rPr>
             <w:lang w:val="id_ID" w:bidi="id_ID"/>
@@ -18712,7 +21605,7 @@
         </w:rPr>
         <w:t>Kota Tirus telah menerima laporan tentang jatuhnya Yerusalem dan siap untuk memanfaatkan kesempatan ini demi keuntungan mereka sendiri (</w:t>
       </w:r>
-      <w:hyperlink r:id="rId637">
+      <w:hyperlink r:id="rId732">
         <w:r>
           <w:rPr>
             <w:lang w:val="id_ID" w:bidi="id_ID"/>
@@ -18730,7 +21623,7 @@
         </w:rPr>
         <w:t>). Posisi perdagangan Tirus tak tertandingi; kapal-kapalnya melintasi lautan untuk bertukar barang dengan banyak negeri yang jauh (</w:t>
       </w:r>
-      <w:hyperlink r:id="rId638">
+      <w:hyperlink r:id="rId733">
         <w:r>
           <w:rPr>
             <w:lang w:val="id_ID" w:bidi="id_ID"/>
@@ -18748,7 +21641,7 @@
         </w:rPr>
         <w:t>). Namun, Tirus akan segera dihancurkan oleh bangsa Babel, kekayaannya mengering karena hancurnya armada laut dan terbunuhnya para pelautnya (</w:t>
       </w:r>
-      <w:hyperlink r:id="rId639">
+      <w:hyperlink r:id="rId734">
         <w:r>
           <w:rPr>
             <w:lang w:val="id_ID" w:bidi="id_ID"/>
@@ -18780,7 +21673,7 @@
         </w:rPr>
         <w:t xml:space="preserve">Pangeran (TB: raja) Tirus disebutkan secara khusus dalam pasal </w:t>
       </w:r>
-      <w:hyperlink r:id="rId640">
+      <w:hyperlink r:id="rId735">
         <w:r>
           <w:rPr>
             <w:lang w:val="id_ID" w:bidi="id_ID"/>
@@ -18798,7 +21691,7 @@
         </w:rPr>
         <w:t xml:space="preserve">, tetapi ayat </w:t>
       </w:r>
-      <w:hyperlink r:id="rId641">
+      <w:hyperlink r:id="rId736">
         <w:r>
           <w:rPr>
             <w:lang w:val="id_ID" w:bidi="id_ID"/>
@@ -18816,7 +21709,7 @@
         </w:rPr>
         <w:t xml:space="preserve"> merujuk pada “raja” Tirus. Para penafsir tidak sepakat apakah yang dimaksud adalah satu orang atau dua. Kelompok yang membedakan keduanya memahami bahwa pangeran Tirus adalah penguasa kota itu, sedangkan sejumlah penafsir lain mengartikan “raja” Tirus sebagai lambang Iblis (</w:t>
       </w:r>
-      <w:hyperlink r:id="rId642">
+      <w:hyperlink r:id="rId737">
         <w:r>
           <w:rPr>
             <w:lang w:val="id_ID" w:bidi="id_ID"/>
@@ -18834,7 +21727,7 @@
         </w:rPr>
         <w:t xml:space="preserve">). Taman Eden dengan segala kemegahannya adalah latar yang tepat untuk kemuliaan asli Iblis sebelum kejatuhannya. Namun, tidak ada alasan dalam konteks untuk membedakan antara pangeran dan raja Tirus. Masing-masing dikatakan telah meninggikan diri sendiri, dan keduanya mengambil otoritas atas manusia seolah-olah mereka adalah dewa-dewa dan menikmati semua kemegahan dan kemuliaan yang menjadi milik Allah. Dan baik pangeran maupun raja jatuh dari kedudukannya yang tinggi mereka. Perikop ini adalah contoh yang luar biasa dari kemampuan sastra Yehezkiel. Dia menggunakan gambaran kemuliaan Taman Eden, mengolah tema yang sama saat dia menggambarkan kemuliaan dan kejatuhan raja Tirus. Yehezkiel menggambarkannya sebagai kerub, sesuai dengan kepercayaan setempat bahwa raja itu ilahi. Ia mengenakan pakaian yang paling indah, dengan sembilan jenis batu permata (ay. </w:t>
       </w:r>
-      <w:hyperlink r:id="rId643">
+      <w:hyperlink r:id="rId738">
         <w:r>
           <w:rPr>
             <w:lang w:val="id_ID" w:bidi="id_ID"/>
@@ -18852,7 +21745,7 @@
         </w:rPr>
         <w:t xml:space="preserve">). Meskipun Allah telah mengangkatnya ke atas takhta kerajaan (ay. </w:t>
       </w:r>
-      <w:hyperlink r:id="rId644">
+      <w:hyperlink r:id="rId739">
         <w:r>
           <w:rPr>
             <w:lang w:val="id_ID" w:bidi="id_ID"/>
@@ -18870,7 +21763,7 @@
         </w:rPr>
         <w:t xml:space="preserve">), hati raja berpaling kepada materialisme dan korupsi agama dan hukum (ay. </w:t>
       </w:r>
-      <w:hyperlink r:id="rId645">
+      <w:hyperlink r:id="rId740">
         <w:r>
           <w:rPr>
             <w:lang w:val="id_ID" w:bidi="id_ID"/>
@@ -18888,7 +21781,7 @@
         </w:rPr>
         <w:t xml:space="preserve">). Dalam arti tertentu, raja (pangeran) mewakili rakyat Tirus. Mereka semua bersalah karena korupsi, ketidakadilan, dan kekerasan. Jika Allah menghakimi umat perjanjian-Nya karena penyimpangan keadilan dan dosa-dosa mereka, penghakiman-Nya pasti juga akan menimpa kota Tirus (ay. </w:t>
       </w:r>
-      <w:hyperlink r:id="rId646">
+      <w:hyperlink r:id="rId741">
         <w:r>
           <w:rPr>
             <w:lang w:val="id_ID" w:bidi="id_ID"/>
@@ -18906,7 +21799,7 @@
         </w:rPr>
         <w:t>). Ketika orang Babel berbaris menuju Tirus, mereka dengan susah payah membangun dermaga dari daratan ke kota. Pada saat yang sama, kapal-kapal Tirus yang sarat dengan barang dan harta berlayar melintasi Laut Tengah/Mediterania, sehingga ketika pasukan Nebukadnezar akhirnya berhasil menembus tembok kota, hanya sedikit barang jarahan yang dapat mereka ambil (</w:t>
       </w:r>
-      <w:hyperlink r:id="rId647">
+      <w:hyperlink r:id="rId742">
         <w:r>
           <w:rPr>
             <w:lang w:val="id_ID" w:bidi="id_ID"/>
@@ -18952,7 +21845,7 @@
         </w:rPr>
         <w:t>Enam bangsa (Amon, Moab, Edom, Filistin, Tirus, dan Sidon) mencemooh Israel pada saat kejatuhan Yerusalem. Karena Allah telah menanamkan kekudusan-Nya di Bait Suci Yerusalem dan umat-Nya, kehancuran Bait Suci dan pembuangan umat-Nya menjadi tanda bagi bangsa-bangsa lain bahwa Allah Israel tidak berdaya. Mereka tidak menyadari bahwa penyebab dari nasib Israel adalah Allah yang tidak menoleransi dosa umat-Nya. Kekudusan Allah menuntut adanya hukuman atas dosa, dan hal itu juga menuntut pembenaran bagi nama-Nya (</w:t>
       </w:r>
-      <w:hyperlink r:id="rId648">
+      <w:hyperlink r:id="rId743">
         <w:r>
           <w:rPr>
             <w:lang w:val="id_ID" w:bidi="id_ID"/>
@@ -18970,7 +21863,7 @@
         </w:rPr>
         <w:t xml:space="preserve">). Allah masih peduli terhadap umat-Nya, agar Israel tahu bahwa Ia telah menyingkirkan cemoohan dari tetangga-tetangga mereka (ay. </w:t>
       </w:r>
-      <w:hyperlink r:id="rId649">
+      <w:hyperlink r:id="rId744">
         <w:r>
           <w:rPr>
             <w:lang w:val="id_ID" w:bidi="id_ID"/>
@@ -18988,7 +21881,7 @@
         </w:rPr>
         <w:t xml:space="preserve">). Dalam pemulihan Israel, Tuhan akan semakin menyatakan kekudusan-Nya di hadapan bangsa-bangsa. Israel akan menerima kembali tanah, kebun-kebun anggur, dan rumah-rumah mereka, dan akan menikmati karunia Tuhan dalam damai sejahtera (ay. </w:t>
       </w:r>
-      <w:hyperlink r:id="rId650">
+      <w:hyperlink r:id="rId745">
         <w:r>
           <w:rPr>
             <w:lang w:val="id_ID" w:bidi="id_ID"/>
@@ -19020,7 +21913,7 @@
         </w:rPr>
         <w:t>Mesir telah meyakinkan orang-orang Israel dan Yehuda bahwa dengan bantuannya, bangsa Asyur dan Babel tidak akan dapat bertahan di Palestina. Pada tahun 722 SM, pasukan Asyur merebut ibukota utara Samaria, dan pada tahun 586 Babilonia menaklukkan Yerusalem, sementara Mesir tetap pasif. Orang Mesir menginginkan kendali atas Palestina karena alasan ekonomi, tetapi tidak dengan mengorbankan kesejahteraan mereka sendiri. Mesir juga akan kehilangan kepemimpinannya di bawah penghakiman Allah (</w:t>
       </w:r>
-      <w:hyperlink r:id="rId651">
+      <w:hyperlink r:id="rId746">
         <w:r>
           <w:rPr>
             <w:lang w:val="id_ID" w:bidi="id_ID"/>
@@ -19038,7 +21931,7 @@
         </w:rPr>
         <w:t>). Dengan berkurangnya ketergantungan pada kekuatan asing, Mesir tidak lagi menjadi batu sandungan bagi Israel. Pertama, Babel diizinkan untuk mematahkan kekuasaan Mesir (</w:t>
       </w:r>
-      <w:hyperlink r:id="rId652">
+      <w:hyperlink r:id="rId747">
         <w:r>
           <w:rPr>
             <w:lang w:val="id_ID" w:bidi="id_ID"/>
@@ -19056,7 +21949,7 @@
         </w:rPr>
         <w:t>); kemudian, Persia, Yunani, dan Romawi akan memasukkan Mesir sebagai sebuah provinsi. Kejatuhan Mesir bertepatan dengan kejatuhan beberapa kerajaan besar dan kecil: Asyur (</w:t>
       </w:r>
-      <w:hyperlink r:id="rId653">
+      <w:hyperlink r:id="rId748">
         <w:r>
           <w:rPr>
             <w:lang w:val="id_ID" w:bidi="id_ID"/>
@@ -19074,7 +21967,7 @@
         </w:rPr>
         <w:t xml:space="preserve">), Elam (ay. </w:t>
       </w:r>
-      <w:hyperlink r:id="rId654">
+      <w:hyperlink r:id="rId749">
         <w:r>
           <w:rPr>
             <w:lang w:val="id_ID" w:bidi="id_ID"/>
@@ -19092,7 +21985,7 @@
         </w:rPr>
         <w:t xml:space="preserve">), Mesekh dan Tubal (ay. </w:t>
       </w:r>
-      <w:hyperlink r:id="rId655">
+      <w:hyperlink r:id="rId750">
         <w:r>
           <w:rPr>
             <w:lang w:val="id_ID" w:bidi="id_ID"/>
@@ -19110,7 +22003,7 @@
         </w:rPr>
         <w:t xml:space="preserve">), Edom (ay. </w:t>
       </w:r>
-      <w:hyperlink r:id="rId656">
+      <w:hyperlink r:id="rId751">
         <w:r>
           <w:rPr>
             <w:lang w:val="id_ID" w:bidi="id_ID"/>
@@ -19128,7 +22021,7 @@
         </w:rPr>
         <w:t xml:space="preserve">), dan Sidon (ay. </w:t>
       </w:r>
-      <w:hyperlink r:id="rId657">
+      <w:hyperlink r:id="rId752">
         <w:r>
           <w:rPr>
             <w:lang w:val="id_ID" w:bidi="id_ID"/>
@@ -19157,7 +22050,7 @@
         </w:rPr>
         <w:t>Pemberitaan Tentang Pengharapan (</w:t>
       </w:r>
-      <w:hyperlink r:id="rId515">
+      <w:hyperlink r:id="rId610">
         <w:r>
           <w:rPr>
             <w:lang w:val="id_ID" w:bidi="id_ID"/>
@@ -19189,7 +22082,7 @@
         </w:rPr>
         <w:t xml:space="preserve">Setelah penglihatan-penglihatan tentang penghakiman Allah atas bangsa-bangsa di sekitarnya, Yehezkiel kembali kepada pengharapan masa depan Israel. Dalam bagian besar pertama dari kitabnya, ia membahas alasan-alasan pembuangan Yehuda dan penghancuran Bait Allah, yang sering kali menyinggung masa depan Israel. Namun, di antara nubuat-nubuat tentang penghakiman dan pemulihan Israel, sang nabi juga memasukkan nubuat-nubuat tentang penghakiman Allah terhadap tetangga-tetangga Israel yang telah mendorong dan bersukacita atas keruntuhan Israel. Sepanjang sejarahnya, Israel telah mengizinkan bangsa-bangsa asing untuk mempengaruhi agama, budaya, dan bentuk pemerintahannya. Pengurangan kekuasaan mereka berarti Israel, yang telah dipulihkan ke Tanah Perjanjian, akan lebih bebas untuk setia kepada Allah. Sebelum membahas tema pemulihan, Yehezkiel mengulas penekanan dari pasal </w:t>
       </w:r>
-      <w:hyperlink r:id="rId514">
+      <w:hyperlink r:id="rId609">
         <w:r>
           <w:rPr>
             <w:lang w:val="id_ID" w:bidi="id_ID"/>
@@ -19207,7 +22100,7 @@
         </w:rPr>
         <w:t>: (1) Ia dipanggil untuk menjadi pengawas atas Israel (</w:t>
       </w:r>
-      <w:hyperlink r:id="rId526">
+      <w:hyperlink r:id="rId621">
         <w:r>
           <w:rPr>
             <w:lang w:val="id_ID" w:bidi="id_ID"/>
@@ -19225,7 +22118,7 @@
         </w:rPr>
         <w:t xml:space="preserve">; bdk. </w:t>
       </w:r>
-      <w:hyperlink r:id="rId517">
+      <w:hyperlink r:id="rId612">
         <w:r>
           <w:rPr>
             <w:lang w:val="id_ID" w:bidi="id_ID"/>
@@ -19243,7 +22136,7 @@
         </w:rPr>
         <w:t>). (2) Israel telah berdosa terhadap Tuhan dan harus menerima penghakiman yang adil (</w:t>
       </w:r>
-      <w:hyperlink r:id="rId658">
+      <w:hyperlink r:id="rId753">
         <w:r>
           <w:rPr>
             <w:lang w:val="id_ID" w:bidi="id_ID"/>
@@ -19261,7 +22154,7 @@
         </w:rPr>
         <w:t xml:space="preserve">). (3) Yerusalem akan diambil oleh orang Babel (ay. </w:t>
       </w:r>
-      <w:hyperlink r:id="rId659">
+      <w:hyperlink r:id="rId754">
         <w:r>
           <w:rPr>
             <w:lang w:val="id_ID" w:bidi="id_ID"/>
@@ -19279,7 +22172,7 @@
         </w:rPr>
         <w:t xml:space="preserve">). (4) Pertobatan Israel diperlukan untuk pemulihan (ay. </w:t>
       </w:r>
-      <w:hyperlink r:id="rId660">
+      <w:hyperlink r:id="rId755">
         <w:r>
           <w:rPr>
             <w:lang w:val="id_ID" w:bidi="id_ID"/>
@@ -19311,7 +22204,7 @@
         </w:rPr>
         <w:t>Sejauh ini, pelayanannya belum berhasil. Orang-orang buangan yang mendengar pesannya sangat menghargai kemampuan retorika dan sastra Yehezkiel (</w:t>
       </w:r>
-      <w:hyperlink r:id="rId661">
+      <w:hyperlink r:id="rId756">
         <w:r>
           <w:rPr>
             <w:lang w:val="id_ID" w:bidi="id_ID"/>
@@ -19329,7 +22222,7 @@
         </w:rPr>
         <w:t xml:space="preserve">). Mereka dengan mudah menerima Yehezkiel sebagai seorang penjaga yang memperingatkan bangsa itu akan bencana yang akan datang di Yerusalem, dan mereka mungkin mengakui bahwa dosa mereka adalah alasan penghakiman Allah atas Israel dan Yerusalem. Namun, mereka lambat dalam menerapkan firman nubuat itu dalam kehidupan mereka sendiri. Allah siap mengampuni dosa-dosa mereka jika mereka bertobat, mengakui Dia, dan menunjukkan roh yang telah diperbaharui dengan melakukan hukum Allah (ay. </w:t>
       </w:r>
-      <w:hyperlink r:id="rId661">
+      <w:hyperlink r:id="rId756">
         <w:r>
           <w:rPr>
             <w:lang w:val="id_ID" w:bidi="id_ID"/>
@@ -19347,7 +22240,7 @@
         </w:rPr>
         <w:t xml:space="preserve">). Setelah berita tentang Yerusalem diberitakan kepada orang-orang buangan (ay. </w:t>
       </w:r>
-      <w:hyperlink r:id="rId659">
+      <w:hyperlink r:id="rId754">
         <w:r>
           <w:rPr>
             <w:lang w:val="id_ID" w:bidi="id_ID"/>
@@ -19365,7 +22258,7 @@
         </w:rPr>
         <w:t xml:space="preserve">), kebutuhan umat untuk bertindak secara bertanggung jawab menjadi semakin mendesak. Tuhan telah menunjukkan bahwa Yehezkiel adalah seorang nabi yang benar (ay. </w:t>
       </w:r>
-      <w:hyperlink r:id="rId662">
+      <w:hyperlink r:id="rId757">
         <w:r>
           <w:rPr>
             <w:lang w:val="id_ID" w:bidi="id_ID"/>
@@ -19397,7 +22290,7 @@
         </w:rPr>
         <w:t>Keberhasilan pelayanan Yehezkiel tidak diukur dengan angka. Ia dengan setia menyatakan firman Allah dalam perkataan, tanda, dan perumpamaan. Orang-orang buangan telah mengikuti harapan palsu yang dinyatakan oleh para "gembala" palsu yang menggemukkan diri mereka sendiri dengan mengorbankan kawanan domba (</w:t>
       </w:r>
-      <w:hyperlink r:id="rId663">
+      <w:hyperlink r:id="rId758">
         <w:r>
           <w:rPr>
             <w:lang w:val="id_ID" w:bidi="id_ID"/>
@@ -19415,7 +22308,7 @@
         </w:rPr>
         <w:t xml:space="preserve">). Mereka tidak memperhatikan orang-orang yang membutuhkan (ay. </w:t>
       </w:r>
-      <w:hyperlink r:id="rId664">
+      <w:hyperlink r:id="rId759">
         <w:r>
           <w:rPr>
             <w:lang w:val="id_ID" w:bidi="id_ID"/>
@@ -19433,7 +22326,7 @@
         </w:rPr>
         <w:t xml:space="preserve">), dan mereka membiarkan kawanan domba tercerai-berai (ay. </w:t>
       </w:r>
-      <w:hyperlink r:id="rId665">
+      <w:hyperlink r:id="rId760">
         <w:r>
           <w:rPr>
             <w:lang w:val="id_ID" w:bidi="id_ID"/>
@@ -19451,7 +22344,7 @@
         </w:rPr>
         <w:t>). Allah berjanji kepada umat-Nya bahwa Ia akan menjadi gembala yang setia, mengumpulkan domba-domba-Nya, memberi mereka makan, dan merawat mereka (</w:t>
       </w:r>
-      <w:hyperlink r:id="rId666">
+      <w:hyperlink r:id="rId761">
         <w:r>
           <w:rPr>
             <w:lang w:val="id_ID" w:bidi="id_ID"/>
@@ -19469,7 +22362,7 @@
         </w:rPr>
         <w:t xml:space="preserve">; bdk. </w:t>
       </w:r>
-      <w:hyperlink r:id="rId667">
+      <w:hyperlink r:id="rId762">
         <w:r>
           <w:rPr>
             <w:lang w:val="id_ID" w:bidi="id_ID"/>
@@ -19487,7 +22380,7 @@
         </w:rPr>
         <w:t>). Allah juga akan membedakan antara domba dan kambing, untuk mengetahui hati siapa yang benar di hadapan-Nya, sehingga domba-domba yang benar dapat dipulihkan ke dalam kawanan domba Allah (</w:t>
       </w:r>
-      <w:hyperlink r:id="rId668">
+      <w:hyperlink r:id="rId763">
         <w:r>
           <w:rPr>
             <w:lang w:val="id_ID" w:bidi="id_ID"/>
@@ -19505,7 +22398,7 @@
         </w:rPr>
         <w:t xml:space="preserve">). Janji Allah mencakup pemulihan negeri itu dan pemulihan dinasti Daud yang telah ditetapkan secara ilahi (ay. </w:t>
       </w:r>
-      <w:hyperlink r:id="rId669">
+      <w:hyperlink r:id="rId764">
         <w:r>
           <w:rPr>
             <w:lang w:val="id_ID" w:bidi="id_ID"/>
@@ -19523,7 +22416,7 @@
         </w:rPr>
         <w:t xml:space="preserve">). Persekutuan yang diperbarui antara Tuhan dan Israel di bawah pemerintahan mesianis akan dimeteraikan dengan perjanjian yang baru, yaitu "perjanjian damai sejahtera." Perjanjian itu meyakinkan umat akan berkat Allah atas kerja keras mereka, yang akan menghasilkan panen yang berlimpah (ay. </w:t>
       </w:r>
-      <w:hyperlink r:id="rId670">
+      <w:hyperlink r:id="rId765">
         <w:r>
           <w:rPr>
             <w:lang w:val="id_ID" w:bidi="id_ID"/>
@@ -19541,7 +22434,7 @@
         </w:rPr>
         <w:t xml:space="preserve">). Umat tidak akan dipaksa untuk berperang melawan alam dalam usaha mereka (ay. </w:t>
       </w:r>
-      <w:hyperlink r:id="rId671">
+      <w:hyperlink r:id="rId766">
         <w:r>
           <w:rPr>
             <w:lang w:val="id_ID" w:bidi="id_ID"/>
@@ -19559,7 +22452,7 @@
         </w:rPr>
         <w:t xml:space="preserve">). Mereka tidak perlu berjuang melawan bangsa-bangsa lain yang mungkin berusaha merebut berkat mereka dengan kekerasan (ay. </w:t>
       </w:r>
-      <w:hyperlink r:id="rId672">
+      <w:hyperlink r:id="rId767">
         <w:r>
           <w:rPr>
             <w:lang w:val="id_ID" w:bidi="id_ID"/>
@@ -19577,7 +22470,7 @@
         </w:rPr>
         <w:t xml:space="preserve">). Penglihatan nubuat ini meramalkan peristiwa-peristiwa pemulihan Israel setelah pembuangan, kedatangan Yesus sang Mesias (bdk. </w:t>
       </w:r>
-      <w:hyperlink r:id="rId673">
+      <w:hyperlink r:id="rId768">
         <w:r>
           <w:rPr>
             <w:lang w:val="id_ID" w:bidi="id_ID"/>
@@ -19609,7 +22502,7 @@
         </w:rPr>
         <w:t xml:space="preserve">Pasal </w:t>
       </w:r>
-      <w:hyperlink r:id="rId674">
+      <w:hyperlink r:id="rId769">
         <w:r>
           <w:rPr>
             <w:lang w:val="id_ID" w:bidi="id_ID"/>
@@ -19627,7 +22520,7 @@
         </w:rPr>
         <w:t xml:space="preserve"> adalah kunci pesan-pesan pemulihan. Penekanannya meliputi ungkapan ayat yang sering diulang-ulang “Mereka akan menjadi umat-Ku, dan Aku akan menjadi Allah mereka” (</w:t>
       </w:r>
-      <w:hyperlink r:id="rId675">
+      <w:hyperlink r:id="rId770">
         <w:r>
           <w:rPr>
             <w:lang w:val="id_ID" w:bidi="id_ID"/>
@@ -19645,7 +22538,7 @@
         </w:rPr>
         <w:t xml:space="preserve">; bdk. </w:t>
       </w:r>
-      <w:hyperlink r:id="rId676">
+      <w:hyperlink r:id="rId771">
         <w:r>
           <w:rPr>
             <w:lang w:val="id_ID" w:bidi="id_ID"/>
@@ -19663,7 +22556,7 @@
         </w:rPr>
         <w:t xml:space="preserve">; </w:t>
       </w:r>
-      <w:hyperlink r:id="rId677">
+      <w:hyperlink r:id="rId772">
         <w:r>
           <w:rPr>
             <w:lang w:val="id_ID" w:bidi="id_ID"/>
@@ -19681,7 +22574,7 @@
         </w:rPr>
         <w:t>). Aspek-aspek yang paling signifikan dari tema pemulihan meliputi: (1) Pemulihan Allah yang penuh kasih karunia kepada umat-Nya berkat perjanjian (</w:t>
       </w:r>
-      <w:hyperlink r:id="rId678">
+      <w:hyperlink r:id="rId773">
         <w:r>
           <w:rPr>
             <w:lang w:val="id_ID" w:bidi="id_ID"/>
@@ -19699,7 +22592,7 @@
         </w:rPr>
         <w:t xml:space="preserve">; </w:t>
       </w:r>
-      <w:hyperlink r:id="rId679">
+      <w:hyperlink r:id="rId774">
         <w:r>
           <w:rPr>
             <w:lang w:val="id_ID" w:bidi="id_ID"/>
@@ -19717,7 +22610,7 @@
         </w:rPr>
         <w:t xml:space="preserve">; </w:t>
       </w:r>
-      <w:hyperlink r:id="rId680">
+      <w:hyperlink r:id="rId775">
         <w:r>
           <w:rPr>
             <w:lang w:val="id_ID" w:bidi="id_ID"/>
@@ -19735,7 +22628,7 @@
         </w:rPr>
         <w:t>); (2) Pemulihan bangsa Israel oleh Allah ke negeri itu (</w:t>
       </w:r>
-      <w:hyperlink r:id="rId681">
+      <w:hyperlink r:id="rId776">
         <w:r>
           <w:rPr>
             <w:lang w:val="id_ID" w:bidi="id_ID"/>
@@ -19753,7 +22646,7 @@
         </w:rPr>
         <w:t xml:space="preserve">; </w:t>
       </w:r>
-      <w:hyperlink r:id="rId682">
+      <w:hyperlink r:id="rId777">
         <w:r>
           <w:rPr>
             <w:lang w:val="id_ID" w:bidi="id_ID"/>
@@ -19771,7 +22664,7 @@
         </w:rPr>
         <w:t xml:space="preserve">; </w:t>
       </w:r>
-      <w:hyperlink r:id="rId683">
+      <w:hyperlink r:id="rId778">
         <w:r>
           <w:rPr>
             <w:lang w:val="id_ID" w:bidi="id_ID"/>
@@ -19789,7 +22682,7 @@
         </w:rPr>
         <w:t>); (3) Perjanjian Allah yang baru, yang memberikan Roh-Nya kepada umat-Nya (</w:t>
       </w:r>
-      <w:hyperlink r:id="rId684">
+      <w:hyperlink r:id="rId779">
         <w:r>
           <w:rPr>
             <w:lang w:val="id_ID" w:bidi="id_ID"/>
@@ -19807,7 +22700,7 @@
         </w:rPr>
         <w:t xml:space="preserve">; </w:t>
       </w:r>
-      <w:hyperlink r:id="rId685">
+      <w:hyperlink r:id="rId780">
         <w:r>
           <w:rPr>
             <w:lang w:val="id_ID" w:bidi="id_ID"/>
@@ -19825,7 +22718,7 @@
         </w:rPr>
         <w:t xml:space="preserve">; </w:t>
       </w:r>
-      <w:hyperlink r:id="rId686">
+      <w:hyperlink r:id="rId781">
         <w:r>
           <w:rPr>
             <w:lang w:val="id_ID" w:bidi="id_ID"/>
@@ -19843,7 +22736,7 @@
         </w:rPr>
         <w:t>), dan berkat-Nya atas umat-Nya (</w:t>
       </w:r>
-      <w:hyperlink r:id="rId687">
+      <w:hyperlink r:id="rId782">
         <w:r>
           <w:rPr>
             <w:lang w:val="id_ID" w:bidi="id_ID"/>
@@ -19861,7 +22754,7 @@
         </w:rPr>
         <w:t xml:space="preserve">; </w:t>
       </w:r>
-      <w:hyperlink r:id="rId688">
+      <w:hyperlink r:id="rId783">
         <w:r>
           <w:rPr>
             <w:lang w:val="id_ID" w:bidi="id_ID"/>
@@ -19879,7 +22772,7 @@
         </w:rPr>
         <w:t>), yang memastikan mereka kemenangan atas musuh-musuh mereka (</w:t>
       </w:r>
-      <w:hyperlink r:id="rId689">
+      <w:hyperlink r:id="rId784">
         <w:r>
           <w:rPr>
             <w:lang w:val="id_ID" w:bidi="id_ID"/>
@@ -19897,7 +22790,7 @@
         </w:rPr>
         <w:t xml:space="preserve">; </w:t>
       </w:r>
-      <w:hyperlink r:id="rId690">
+      <w:hyperlink r:id="rId785">
         <w:r>
           <w:rPr>
             <w:lang w:val="id_ID" w:bidi="id_ID"/>
@@ -19915,7 +22808,7 @@
         </w:rPr>
         <w:t xml:space="preserve">; </w:t>
       </w:r>
-      <w:hyperlink r:id="rId691">
+      <w:hyperlink r:id="rId786">
         <w:r>
           <w:rPr>
             <w:lang w:val="id_ID" w:bidi="id_ID"/>
@@ -19933,7 +22826,7 @@
         </w:rPr>
         <w:t xml:space="preserve">; </w:t>
       </w:r>
-      <w:hyperlink r:id="rId692">
+      <w:hyperlink r:id="rId787">
         <w:r>
           <w:rPr>
             <w:lang w:val="id_ID" w:bidi="id_ID"/>
@@ -19951,7 +22844,7 @@
         </w:rPr>
         <w:t>); (4) Penunjukan Allah akan seorang raja keturunan Daud, Mesias, atas umat-Nya (</w:t>
       </w:r>
-      <w:hyperlink r:id="rId693">
+      <w:hyperlink r:id="rId788">
         <w:r>
           <w:rPr>
             <w:lang w:val="id_ID" w:bidi="id_ID"/>
@@ -19969,7 +22862,7 @@
         </w:rPr>
         <w:t>); dan (5) Bait Allah dipulihkan di tengah-tengah umat-Nya (</w:t>
       </w:r>
-      <w:hyperlink r:id="rId694">
+      <w:hyperlink r:id="rId789">
         <w:r>
           <w:rPr>
             <w:lang w:val="id_ID" w:bidi="id_ID"/>
@@ -20015,7 +22908,7 @@
         </w:rPr>
         <w:t>Orang-orang buangan tidak selamanya ditolak. Berdasarkan perjanjian Abraham, Tuhan berjanji untuk memberkati sisa-sisa yang setia dan menjadikan mereka sebagai umat yang baru. Gambaran tentang lembah yang penuh dengan tulang-tulang kering sangat tepat. Tulang-tulang yang kering melambangkan umat Allah yang tidak memiliki pengharapan (</w:t>
       </w:r>
-      <w:hyperlink r:id="rId695">
+      <w:hyperlink r:id="rId790">
         <w:r>
           <w:rPr>
             <w:lang w:val="id_ID" w:bidi="id_ID"/>
@@ -20033,7 +22926,7 @@
         </w:rPr>
         <w:t xml:space="preserve">). Yehezkiel memberitakan kepada mereka kabar baik bahwa Allah akan memperbarui dan memulihkan mereka (ay. </w:t>
       </w:r>
-      <w:hyperlink r:id="rId696">
+      <w:hyperlink r:id="rId791">
         <w:r>
           <w:rPr>
             <w:lang w:val="id_ID" w:bidi="id_ID"/>
@@ -20051,7 +22944,7 @@
         </w:rPr>
         <w:t>). Tujuan Tuhan untuk umat-Nya adalah agar semua bangsa memuliakan nama-Nya yang kudus melalui umat-Nya (</w:t>
       </w:r>
-      <w:hyperlink r:id="rId697">
+      <w:hyperlink r:id="rId792">
         <w:r>
           <w:rPr>
             <w:lang w:val="id_ID" w:bidi="id_ID"/>
@@ -20097,7 +22990,7 @@
         </w:rPr>
         <w:t>Janji ini juga mencakup tanah, yang pada mulanya diberikan kepada Abraham dan keturunannya. Perjanjian Abraham mencakup unsur mesianis, karena melalui keluarga Abraham yang tinggal di Tanah Perjanjian, semua bangsa akan menerima berkat Allah (</w:t>
       </w:r>
-      <w:hyperlink r:id="rId698">
+      <w:hyperlink r:id="rId793">
         <w:r>
           <w:rPr>
             <w:lang w:val="id_ID" w:bidi="id_ID"/>
@@ -20115,7 +23008,7 @@
         </w:rPr>
         <w:t>). Dalam sebuah penglihatan, Yehezkiel melihat batas-batasnya dan menggambarkan pembagian tanah (</w:t>
       </w:r>
-      <w:hyperlink r:id="rId699">
+      <w:hyperlink r:id="rId794">
         <w:r>
           <w:rPr>
             <w:lang w:val="id_ID" w:bidi="id_ID"/>
@@ -20145,7 +23038,7 @@
         </w:rPr>
         <w:t>" (</w:t>
       </w:r>
-      <w:hyperlink r:id="rId700">
+      <w:hyperlink r:id="rId795">
         <w:r>
           <w:rPr>
             <w:lang w:val="id_ID" w:bidi="id_ID"/>
@@ -20191,7 +23084,7 @@
         </w:rPr>
         <w:t>Perjanjian Abraham telah diperbarui, sebuah perjanjian yang penuh kasih karunia yang mengungkapkan hubungan yang dipulihkan. "Perjanjian damai" dengan tepat menggambarkan sifat dan manfaatnya. Umat Allah yang gelisah dijanjikan istirahat dari pencarian mereka, musuh-musuh mereka, dan kerja keras mereka. Perubahan dalam hubungan ini semakin ditekankan oleh pengutusan Roh Allah, yang akan menambahkan dimensi baru pada gaya hidup umat-Nya. Ketaatan kepada Allah tidak lagi akan dibatasi, karena Roh Allah menolong umat-Nya untuk melakukan kehendak-Nya. Hati yang baru, dikendalikan oleh Roh Allah, diberikan kepada umat Tuhan (</w:t>
       </w:r>
-      <w:hyperlink r:id="rId701">
+      <w:hyperlink r:id="rId796">
         <w:r>
           <w:rPr>
             <w:lang w:val="id_ID" w:bidi="id_ID"/>
@@ -20209,7 +23102,7 @@
         </w:rPr>
         <w:t>). Kehadiran Roh juga menandakan kehidupan baru bagi umat (</w:t>
       </w:r>
-      <w:hyperlink r:id="rId685">
+      <w:hyperlink r:id="rId780">
         <w:r>
           <w:rPr>
             <w:lang w:val="id_ID" w:bidi="id_ID"/>
@@ -20227,7 +23120,7 @@
         </w:rPr>
         <w:t xml:space="preserve">; lihat </w:t>
       </w:r>
-      <w:hyperlink r:id="rId702">
+      <w:hyperlink r:id="rId797">
         <w:r>
           <w:rPr>
             <w:lang w:val="id_ID" w:bidi="id_ID"/>
@@ -20245,7 +23138,7 @@
         </w:rPr>
         <w:t xml:space="preserve">; </w:t>
       </w:r>
-      <w:hyperlink r:id="rId703">
+      <w:hyperlink r:id="rId798">
         <w:r>
           <w:rPr>
             <w:lang w:val="id_ID" w:bidi="id_ID"/>
@@ -20263,7 +23156,7 @@
         </w:rPr>
         <w:t xml:space="preserve">; </w:t>
       </w:r>
-      <w:hyperlink r:id="rId704">
+      <w:hyperlink r:id="rId799">
         <w:r>
           <w:rPr>
             <w:lang w:val="id_ID" w:bidi="id_ID"/>
@@ -20309,7 +23202,7 @@
         </w:rPr>
         <w:t>Pengharapan PL akan seorang raja mesianis terkristalisasi dalam pesan Yehezkiel. Pemerintahannya akan bersifat kekal, atas seluruh umat Allah yang memiliki hati yang baru (</w:t>
       </w:r>
-      <w:hyperlink r:id="rId705">
+      <w:hyperlink r:id="rId800">
         <w:r>
           <w:rPr>
             <w:lang w:val="id_ID" w:bidi="id_ID"/>
@@ -20327,7 +23220,7 @@
         </w:rPr>
         <w:t xml:space="preserve">), atas semua umat Allah yang memiliki hati baru (ay. </w:t>
       </w:r>
-      <w:hyperlink r:id="rId706">
+      <w:hyperlink r:id="rId801">
         <w:r>
           <w:rPr>
             <w:lang w:val="id_ID" w:bidi="id_ID"/>
@@ -20373,7 +23266,7 @@
         </w:rPr>
         <w:t>Sebagai seorang imam, Yehezkiel tetap sangat memberi perhatian khusus pada bait suci, keimaman, peraturan-peraturan pengorbanan, dan perayaan-perayaan. Bagian besar dari divisi terakhir nubuat menggambarkan ibadah bait suci yang dihidupkan kembali (</w:t>
       </w:r>
-      <w:hyperlink r:id="rId707">
+      <w:hyperlink r:id="rId802">
         <w:r>
           <w:rPr>
             <w:lang w:val="id_ID" w:bidi="id_ID"/>
@@ -20391,7 +23284,7 @@
         </w:rPr>
         <w:t xml:space="preserve">). Penglihatannya tentang kemuliaan Allah, yang begitu penting dalam pesan penghakiman Allah atas Yerusalem (psl. </w:t>
       </w:r>
-      <w:hyperlink r:id="rId708">
+      <w:hyperlink r:id="rId803">
         <w:r>
           <w:rPr>
             <w:lang w:val="id_ID" w:bidi="id_ID"/>
@@ -20409,7 +23302,7 @@
         </w:rPr>
         <w:t xml:space="preserve">, </w:t>
       </w:r>
-      <w:hyperlink r:id="rId709">
+      <w:hyperlink r:id="rId804">
         <w:r>
           <w:rPr>
             <w:lang w:val="id_ID" w:bidi="id_ID"/>
@@ -20427,7 +23320,7 @@
         </w:rPr>
         <w:t>), sekarang meyakinkan umat yang tersisa bahwa Allah tidak meninggalkan umat-Nya (</w:t>
       </w:r>
-      <w:hyperlink r:id="rId710">
+      <w:hyperlink r:id="rId805">
         <w:r>
           <w:rPr>
             <w:lang w:val="id_ID" w:bidi="id_ID"/>
@@ -20445,7 +23338,7 @@
         </w:rPr>
         <w:t>). Dia akan tinggal di antara mereka, karena bait suci adalah simbol kehadiran Allah (</w:t>
       </w:r>
-      <w:hyperlink r:id="rId711">
+      <w:hyperlink r:id="rId806">
         <w:r>
           <w:rPr>
             <w:lang w:val="id_ID" w:bidi="id_ID"/>
@@ -20463,7 +23356,7 @@
         </w:rPr>
         <w:t xml:space="preserve">). Beberapa penafsir percaya bahwa bait suci, dengan ritualnya seperti yang dijelaskan dalam </w:t>
       </w:r>
-      <w:hyperlink r:id="rId707">
+      <w:hyperlink r:id="rId802">
         <w:r>
           <w:rPr>
             <w:lang w:val="id_ID" w:bidi="id_ID"/>
@@ -20481,7 +23374,7 @@
         </w:rPr>
         <w:t>, akan dipulihkan pada era mesianis sebelum penghakiman terakhir. Yang lain percaya janji-janji tentang bait suci memberikan jawaban simbolis yang positif terhadap kekhawatiran terbesar Yehezkiel: apakah Allah akan kembali bersama umat-Nya (</w:t>
       </w:r>
-      <w:hyperlink r:id="rId712">
+      <w:hyperlink r:id="rId807">
         <w:r>
           <w:rPr>
             <w:lang w:val="id_ID" w:bidi="id_ID"/>
@@ -20499,7 +23392,7 @@
         </w:rPr>
         <w:t xml:space="preserve">; lihat </w:t>
       </w:r>
-      <w:hyperlink r:id="rId713">
+      <w:hyperlink r:id="rId808">
         <w:r>
           <w:rPr>
             <w:lang w:val="id_ID" w:bidi="id_ID"/>
@@ -20517,7 +23410,7 @@
         </w:rPr>
         <w:t xml:space="preserve">; </w:t>
       </w:r>
-      <w:hyperlink r:id="rId714">
+      <w:hyperlink r:id="rId809">
         <w:r>
           <w:rPr>
             <w:lang w:val="id_ID" w:bidi="id_ID"/>
@@ -20549,7 +23442,7 @@
         </w:rPr>
         <w:t xml:space="preserve">Ada berbagai macam penafsiran untuk pasal </w:t>
       </w:r>
-      <w:hyperlink r:id="rId715">
+      <w:hyperlink r:id="rId810">
         <w:r>
           <w:rPr>
             <w:lang w:val="id_ID" w:bidi="id_ID"/>
@@ -20567,7 +23460,7 @@
         </w:rPr>
         <w:t>. Sebagai penjaga bagi Israel, Yehezkiel memiliki pesan untuk komunitas Yahudi yang diasingkan. Maka dari itu, penggenapan nubuat tersebut harus dimulai dengan keputusan dari Koresy I (538 SM) yang mengizinkan orang Yahudi kembali ke tanah mereka (</w:t>
       </w:r>
-      <w:hyperlink r:id="rId716">
+      <w:hyperlink r:id="rId811">
         <w:r>
           <w:rPr>
             <w:lang w:val="id_ID" w:bidi="id_ID"/>
@@ -20585,7 +23478,7 @@
         </w:rPr>
         <w:t>). Ada dua aliran penafsiran yang bersaing tentang bagaimana nubuat tersebut digenapi di luar pemulihan Israel ke tanahnya. Mereka yang menafsirkan Israel hanya sebagai bangsa melihat kembalinya orang Yahudi modern ke tanah Israel sebagai kelanjutan dari janji nubuat Allah. Mereka percaya bahwa rencana Allah untuk Israel sedang digenapi bersamaan dengan, dan sebagai tambahan dari, rencana-Nya untuk gereja Kristen. Penggenapan nubuat-nubuat tersebut akan dimulai dengan kedatangan raja mesianis, yang akan memberikan kedamaian duniawi kepada orang Yahudi. Ibadah di bait suci (</w:t>
       </w:r>
-      <w:hyperlink r:id="rId717">
+      <w:hyperlink r:id="rId812">
         <w:r>
           <w:rPr>
             <w:lang w:val="id_ID" w:bidi="id_ID"/>
@@ -20617,7 +23510,7 @@
         </w:rPr>
         <w:t>Penafsir lain percaya bahwa Yehezkiel menulis untuk kepentingan keturunan rohani Abraham yang percaya, seperti halnya Abraham, pada janji-janji Allah (</w:t>
       </w:r>
-      <w:hyperlink r:id="rId718">
+      <w:hyperlink r:id="rId813">
         <w:r>
           <w:rPr>
             <w:lang w:val="id_ID" w:bidi="id_ID"/>
@@ -20635,7 +23528,7 @@
         </w:rPr>
         <w:t xml:space="preserve">; bdk. </w:t>
       </w:r>
-      <w:hyperlink r:id="rId719">
+      <w:hyperlink r:id="rId814">
         <w:r>
           <w:rPr>
             <w:lang w:val="id_ID" w:bidi="id_ID"/>
@@ -20653,7 +23546,7 @@
         </w:rPr>
         <w:t xml:space="preserve">; </w:t>
       </w:r>
-      <w:hyperlink r:id="rId720">
+      <w:hyperlink r:id="rId815">
         <w:r>
           <w:rPr>
             <w:lang w:val="id_ID" w:bidi="id_ID"/>
@@ -20671,7 +23564,7 @@
         </w:rPr>
         <w:t>). Semua orang yang memiliki iman seperti Abraham, baik Yahudi maupun non-Yahudi, dianggap sebagai keturunan Abraham (</w:t>
       </w:r>
-      <w:hyperlink r:id="rId721">
+      <w:hyperlink r:id="rId816">
         <w:r>
           <w:rPr>
             <w:lang w:val="id_ID" w:bidi="id_ID"/>
@@ -20689,7 +23582,7 @@
         </w:rPr>
         <w:t xml:space="preserve">). Pesan Yehezkiel dengan demikian akan mencakup semua karya anugerah Allah di antara orang-orang non-Yahudi Kristen, yang telah menjadi penerima janji dan berkat-berkat Allah. berdasarkan </w:t>
       </w:r>
-      <w:hyperlink r:id="rId722">
+      <w:hyperlink r:id="rId817">
         <w:r>
           <w:rPr>
             <w:lang w:val="id_ID" w:bidi="id_ID"/>
@@ -20757,2899 +23650,6 @@
           <w:lang w:val="id_ID" w:bidi="id_ID"/>
         </w:rPr>
         <w:t>Nubuat</w:t>
-      </w:r>
-      <w:r>
-        <w:rPr>
-          <w:lang w:val="id_ID" w:bidi="id_ID"/>
-        </w:rPr>
-        <w:t>.</w:t>
-      </w:r>
-      <w:r>
-        <w:rPr>
-          <w:lang w:val="id_ID" w:bidi="id_ID"/>
-        </w:rPr>
-      </w:r>
-      <w:r>
-        <w:rPr>
-          <w:lang w:val="id_ID" w:bidi="id_ID"/>
-        </w:rPr>
-      </w:r>
-    </w:p>
-    <w:p>
-      <w:pPr/>
-      <w:r>
-        <w:rPr>
-          <w:lang w:val="id_ID" w:bidi="id_ID"/>
-        </w:rPr>
-      </w:r>
-    </w:p>
-    <w:p>
-      <w:pPr>
-        <w:pStyle w:val="Heading2"/>
-      </w:pPr>
-      <w:r>
-        <w:rPr>
-          <w:lang w:val="id_ID" w:bidi="id_ID"/>
-        </w:rPr>
-        <w:t>Kitab, Kisah Para Rasul</w:t>
-      </w:r>
-      <w:r>
-        <w:rPr>
-          <w:lang w:val="id_ID" w:bidi="id_ID"/>
-        </w:rPr>
-      </w:r>
-    </w:p>
-    <w:p>
-      <w:pPr/>
-      <w:r>
-        <w:rPr>
-          <w:lang w:val="id_ID" w:bidi="id_ID"/>
-        </w:rPr>
-      </w:r>
-      <w:r>
-        <w:rPr>
-          <w:lang w:val="id_ID" w:bidi="id_ID"/>
-        </w:rPr>
-        <w:t>Kitab PB menyajikan sejarah gereja mula-mula dan ditulis sebagai kelanjutan dari Injil Lukas. Dalam susunan kitab-kitab PB, Kitab Kisah Para Rasul berada setelah keempat Injil dan sebelum Surat-surat.</w:t>
-      </w:r>
-    </w:p>
-    <w:p>
-      <w:pPr/>
-      <w:r>
-        <w:rPr>
-          <w:lang w:val="id_ID" w:bidi="id_ID"/>
-        </w:rPr>
-      </w:r>
-      <w:r>
-        <w:rPr>
-          <w:lang w:val="id_ID" w:bidi="id_ID"/>
-        </w:rPr>
-        <w:t>Pratinjau</w:t>
-      </w:r>
-    </w:p>
-    <w:p>
-      <w:pPr/>
-      <w:r>
-        <w:rPr>
-          <w:lang w:val="id_ID" w:bidi="id_ID"/>
-        </w:rPr>
-      </w:r>
-      <w:r>
-        <w:rPr>
-          <w:lang w:val="id_ID" w:bidi="id_ID"/>
-        </w:rPr>
-        <w:t>• Pengarang</w:t>
-      </w:r>
-    </w:p>
-    <w:p>
-      <w:pPr/>
-      <w:r>
-        <w:rPr>
-          <w:lang w:val="id_ID" w:bidi="id_ID"/>
-        </w:rPr>
-      </w:r>
-      <w:r>
-        <w:rPr>
-          <w:lang w:val="id_ID" w:bidi="id_ID"/>
-        </w:rPr>
-        <w:t>• Tanggal, Asal, Tujuan</w:t>
-      </w:r>
-    </w:p>
-    <w:p>
-      <w:pPr/>
-      <w:r>
-        <w:rPr>
-          <w:lang w:val="id_ID" w:bidi="id_ID"/>
-        </w:rPr>
-      </w:r>
-      <w:r>
-        <w:rPr>
-          <w:lang w:val="id_ID" w:bidi="id_ID"/>
-        </w:rPr>
-        <w:t>• Latar Belakang dan Isi</w:t>
-      </w:r>
-    </w:p>
-    <w:p>
-      <w:pPr/>
-      <w:r>
-        <w:rPr>
-          <w:lang w:val="id_ID" w:bidi="id_ID"/>
-        </w:rPr>
-      </w:r>
-      <w:r>
-        <w:rPr>
-          <w:lang w:val="id_ID" w:bidi="id_ID"/>
-        </w:rPr>
-        <w:t>• Tujuan</w:t>
-      </w:r>
-    </w:p>
-    <w:p>
-      <w:pPr>
-        <w:pStyle w:val="Heading3"/>
-      </w:pPr>
-      <w:r>
-        <w:rPr>
-          <w:lang w:val="id_ID" w:bidi="id_ID"/>
-        </w:rPr>
-        <w:t>Penulis</w:t>
-      </w:r>
-    </w:p>
-    <w:p>
-      <w:pPr/>
-      <w:r>
-        <w:rPr>
-          <w:lang w:val="id_ID" w:bidi="id_ID"/>
-        </w:rPr>
-      </w:r>
-      <w:r>
-        <w:rPr>
-          <w:lang w:val="id_ID" w:bidi="id_ID"/>
-        </w:rPr>
-        <w:t>Kitab Kisah Para Rasul tidak menyatakan dengan jelas siapa penulisnya, tetapi konsensus umum mengatakan bahwa Lukas adalah penulisnya.</w:t>
-      </w:r>
-    </w:p>
-    <w:p>
-      <w:pPr/>
-      <w:r>
-        <w:rPr>
-          <w:lang w:val="id_ID" w:bidi="id_ID"/>
-        </w:rPr>
-      </w:r>
-      <w:r>
-        <w:rPr>
-          <w:lang w:val="id_ID" w:bidi="id_ID"/>
-        </w:rPr>
-        <w:t xml:space="preserve">Tradisi gereja mula-mula dari abad kedua menyatakan bahwa Kisah Para Rasul (dan juga Injil ketiga) ditulis oleh seorang rekan seperjalanan dan rekan sekerja Rasul Paulus. Rekan itu diidentifikasi dalam </w:t>
-      </w:r>
-      <w:hyperlink r:id="rId723">
-        <w:r>
-          <w:rPr>
-            <w:lang w:val="id_ID" w:bidi="id_ID"/>
-          </w:rPr>
-          <w:rPr>
-            <w:color w:val="0000EE"/>
-            <w:u w:val="single"/>
-          </w:rPr>
-          <w:t>Kolose 4:14</w:t>
-        </w:r>
-      </w:hyperlink>
-      <w:r>
-        <w:rPr>
-          <w:lang w:val="id_ID" w:bidi="id_ID"/>
-        </w:rPr>
-        <w:t xml:space="preserve"> sebagai “</w:t>
-      </w:r>
-      <w:r>
-        <w:rPr>
-          <w:lang w:val="id_ID" w:bidi="id_ID"/>
-        </w:rPr>
-        <w:t>tabib Lukas yang kekasih</w:t>
-      </w:r>
-      <w:r>
-        <w:rPr>
-          <w:lang w:val="id_ID" w:bidi="id_ID"/>
-        </w:rPr>
-        <w:t>” (TB) dan disebutkan di antara rekan-rekan sekerja Paulus (</w:t>
-      </w:r>
-      <w:hyperlink r:id="rId724">
-        <w:r>
-          <w:rPr>
-            <w:lang w:val="id_ID" w:bidi="id_ID"/>
-          </w:rPr>
-          <w:rPr>
-            <w:color w:val="0000EE"/>
-            <w:u w:val="single"/>
-          </w:rPr>
-          <w:t>Kol. 4:10–17</w:t>
-        </w:r>
-      </w:hyperlink>
-      <w:r>
-        <w:rPr>
-          <w:lang w:val="id_ID" w:bidi="id_ID"/>
-        </w:rPr>
-        <w:t xml:space="preserve">; lihat juga </w:t>
-      </w:r>
-      <w:hyperlink r:id="rId725">
-        <w:r>
-          <w:rPr>
-            <w:lang w:val="id_ID" w:bidi="id_ID"/>
-          </w:rPr>
-          <w:rPr>
-            <w:color w:val="0000EE"/>
-            <w:u w:val="single"/>
-          </w:rPr>
-          <w:t>2Tim. 4:11</w:t>
-        </w:r>
-      </w:hyperlink>
-      <w:r>
-        <w:rPr>
-          <w:lang w:val="id_ID" w:bidi="id_ID"/>
-        </w:rPr>
-        <w:t xml:space="preserve">; </w:t>
-      </w:r>
-      <w:hyperlink r:id="rId726">
-        <w:r>
-          <w:rPr>
-            <w:lang w:val="id_ID" w:bidi="id_ID"/>
-          </w:rPr>
-          <w:rPr>
-            <w:color w:val="0000EE"/>
-            <w:u w:val="single"/>
-          </w:rPr>
-          <w:t>Flm. 1:24</w:t>
-        </w:r>
-      </w:hyperlink>
-      <w:r>
-        <w:rPr>
-          <w:lang w:val="id_ID" w:bidi="id_ID"/>
-        </w:rPr>
-        <w:t>).</w:t>
-      </w:r>
-    </w:p>
-    <w:p>
-      <w:pPr/>
-      <w:r>
-        <w:rPr>
-          <w:lang w:val="id_ID" w:bidi="id_ID"/>
-        </w:rPr>
-      </w:r>
-      <w:r>
-        <w:rPr>
-          <w:lang w:val="id_ID" w:bidi="id_ID"/>
-        </w:rPr>
-        <w:t>Dukungan yang kuat untuk tradisi bahwa penulis Kitab Kisah Para Rasul adalah rekan Paulus berasal dari bagian kedua kitab ini yang menceritakan pelayanan Paulus. Di sana, beberapa narasi diceritakan dengan menggunakan kata ganti orang pertama jamak:</w:t>
-      </w:r>
-    </w:p>
-    <w:p>
-      <w:pPr/>
-      <w:r>
-        <w:rPr>
-          <w:lang w:val="id_ID" w:bidi="id_ID"/>
-        </w:rPr>
-      </w:r>
-      <w:r>
-        <w:rPr>
-          <w:lang w:val="id_ID" w:bidi="id_ID"/>
-        </w:rPr>
-        <w:t>1. “Pada malam harinya tampaklah oleh Paulus suatu penglihatan: ada seorang Makedonia berdiri di situ dan berseru kepadanya, katanya: ”Menyeberanglah ke mari dan tolonglah kami!” Setelah Paulus melihat penglihatan itu, segeralah kami mencari kesempatan untuk berangkat ke Makedonia, karena dari penglihatan itu kami menarik kesimpulan, bahwa Allah telah memanggil kami untuk memberitakan Injil kepada orang-orang di sana.” (</w:t>
-      </w:r>
-      <w:hyperlink r:id="rId727">
-        <w:r>
-          <w:rPr>
-            <w:lang w:val="id_ID" w:bidi="id_ID"/>
-          </w:rPr>
-          <w:rPr>
-            <w:color w:val="0000EE"/>
-            <w:u w:val="single"/>
-          </w:rPr>
-          <w:t>Kisah 16:9–10</w:t>
-        </w:r>
-      </w:hyperlink>
-      <w:r>
-        <w:rPr>
-          <w:lang w:val="id_ID" w:bidi="id_ID"/>
-        </w:rPr>
-        <w:t>, TB).</w:t>
-      </w:r>
-    </w:p>
-    <w:p>
-      <w:pPr/>
-      <w:r>
-        <w:rPr>
-          <w:lang w:val="id_ID" w:bidi="id_ID"/>
-        </w:rPr>
-      </w:r>
-      <w:r>
-        <w:rPr>
-          <w:lang w:val="id_ID" w:bidi="id_ID"/>
-        </w:rPr>
-        <w:t>2. “</w:t>
-      </w:r>
-      <w:r>
-        <w:rPr>
-          <w:lang w:val="id_ID" w:bidi="id_ID"/>
-        </w:rPr>
-        <w:t>Mereka itu berangkat lebih dahulu dan menantikan kami di Troas</w:t>
-      </w:r>
-      <w:r>
-        <w:rPr>
-          <w:lang w:val="id_ID" w:bidi="id_ID"/>
-        </w:rPr>
-        <w:t xml:space="preserve">... </w:t>
-      </w:r>
-      <w:r>
-        <w:rPr>
-          <w:lang w:val="id_ID" w:bidi="id_ID"/>
-        </w:rPr>
-        <w:t>kami berlayar dari Filipi dan empat hari kemudian sampailah kami di Troas dan bertemu dengan mereka. Di situ kami tinggal tujuh hari lamanya</w:t>
-      </w:r>
-      <w:r>
-        <w:rPr>
-          <w:lang w:val="id_ID" w:bidi="id_ID"/>
-        </w:rPr>
-        <w:t>” (</w:t>
-      </w:r>
-      <w:hyperlink r:id="rId728">
-        <w:r>
-          <w:rPr>
-            <w:lang w:val="id_ID" w:bidi="id_ID"/>
-          </w:rPr>
-          <w:rPr>
-            <w:color w:val="0000EE"/>
-            <w:u w:val="single"/>
-          </w:rPr>
-          <w:t>Kisah 20:5–6</w:t>
-        </w:r>
-      </w:hyperlink>
-      <w:r>
-        <w:rPr>
-          <w:lang w:val="id_ID" w:bidi="id_ID"/>
-        </w:rPr>
-        <w:t>, TB).</w:t>
-      </w:r>
-    </w:p>
-    <w:p>
-      <w:pPr/>
-      <w:r>
-        <w:rPr>
-          <w:lang w:val="id_ID" w:bidi="id_ID"/>
-        </w:rPr>
-      </w:r>
-      <w:r>
-        <w:rPr>
-          <w:lang w:val="id_ID" w:bidi="id_ID"/>
-        </w:rPr>
-        <w:t>3. “</w:t>
-      </w:r>
-      <w:r>
-        <w:rPr>
-          <w:lang w:val="id_ID" w:bidi="id_ID"/>
-        </w:rPr>
-        <w:t xml:space="preserve">Setelah diputuskan, bahwa kami akan berlayar ke Italia … </w:t>
-      </w:r>
-      <w:r>
-        <w:rPr>
-          <w:lang w:val="id_ID" w:bidi="id_ID"/>
-        </w:rPr>
-        <w:t>” (</w:t>
-      </w:r>
-      <w:hyperlink r:id="rId729">
-        <w:r>
-          <w:rPr>
-            <w:lang w:val="id_ID" w:bidi="id_ID"/>
-          </w:rPr>
-          <w:rPr>
-            <w:color w:val="0000EE"/>
-            <w:u w:val="single"/>
-          </w:rPr>
-          <w:t>Kisah 27:1</w:t>
-        </w:r>
-      </w:hyperlink>
-      <w:r>
-        <w:rPr>
-          <w:lang w:val="id_ID" w:bidi="id_ID"/>
-        </w:rPr>
-        <w:t>, TB).</w:t>
-      </w:r>
-    </w:p>
-    <w:p>
-      <w:pPr/>
-      <w:r>
-        <w:rPr>
-          <w:lang w:val="id_ID" w:bidi="id_ID"/>
-        </w:rPr>
-      </w:r>
-      <w:r>
-        <w:rPr>
-          <w:lang w:val="id_ID" w:bidi="id_ID"/>
-        </w:rPr>
-        <w:t>Bagian-bagian “kami” ini (</w:t>
-      </w:r>
-      <w:hyperlink r:id="rId730">
-        <w:r>
-          <w:rPr>
-            <w:lang w:val="id_ID" w:bidi="id_ID"/>
-          </w:rPr>
-          <w:rPr>
-            <w:color w:val="0000EE"/>
-            <w:u w:val="single"/>
-          </w:rPr>
-          <w:t>Kisah 16:9–18</w:t>
-        </w:r>
-      </w:hyperlink>
-      <w:r>
-        <w:rPr>
-          <w:lang w:val="id_ID" w:bidi="id_ID"/>
-        </w:rPr>
-        <w:t xml:space="preserve">; </w:t>
-      </w:r>
-      <w:hyperlink r:id="rId731">
-        <w:r>
-          <w:rPr>
-            <w:lang w:val="id_ID" w:bidi="id_ID"/>
-          </w:rPr>
-          <w:rPr>
-            <w:color w:val="0000EE"/>
-            <w:u w:val="single"/>
-          </w:rPr>
-          <w:t>20:5–21:18</w:t>
-        </w:r>
-      </w:hyperlink>
-      <w:r>
-        <w:rPr>
-          <w:lang w:val="id_ID" w:bidi="id_ID"/>
-        </w:rPr>
-        <w:t xml:space="preserve">; </w:t>
-      </w:r>
-      <w:hyperlink r:id="rId732">
-        <w:r>
-          <w:rPr>
-            <w:lang w:val="id_ID" w:bidi="id_ID"/>
-          </w:rPr>
-          <w:rPr>
-            <w:color w:val="0000EE"/>
-            <w:u w:val="single"/>
-          </w:rPr>
-          <w:t>27:1–28:16</w:t>
-        </w:r>
-      </w:hyperlink>
-      <w:r>
-        <w:rPr>
-          <w:lang w:val="id_ID" w:bidi="id_ID"/>
-        </w:rPr>
-        <w:t>) terdengar seperti bagian dari narasi perjalanan atau catatan harian yang ditulis oleh seorang saksi mata yang menemani Paulus dari Troas ke Filipi dalam perjalanan misinya yang kedua; dari Filipi ke Miletus dalam perjalanan yang ketiga; dari Miletus ke Yerusalem; dan dari Kaisarea ke Roma. Sejak gaya dan kosakata dari narasi perjalanan ini mirip dengan narasi-narasi dalam kitab ini, maka sangat mungkin penulis catatan harian ini juga merupakan penulis dari keseluruhan kitab ini.</w:t>
-      </w:r>
-    </w:p>
-    <w:p>
-      <w:pPr/>
-      <w:r>
-        <w:rPr>
-          <w:lang w:val="id_ID" w:bidi="id_ID"/>
-        </w:rPr>
-      </w:r>
-      <w:r>
-        <w:rPr>
-          <w:lang w:val="id_ID" w:bidi="id_ID"/>
-        </w:rPr>
-        <w:t>Gaya sastra yang canggih dan penggunaan bahasa Yunani yang halus dalam kitab ini, serta fakta bahwa kitab ini ditujukan kepada seseorang yang bernama Teofilus (kemungkinan seorang pejabat tinggi Romawi), memberikan dukungan yang kuat bagi tradisi bahwa Lukas adalah seorang bukan Yahudi yang masuk Kristen. Penggunaannya yang konsisten dan sering terhadap PL dalam bahasa Yunani dapat mengindikasikan bahwa ia adalah “seorang yang takut akan Allah” sebelum ia beralih kepada iman yang baru.</w:t>
-      </w:r>
-    </w:p>
-    <w:p>
-      <w:pPr>
-        <w:pStyle w:val="Heading3"/>
-      </w:pPr>
-      <w:r>
-        <w:rPr>
-          <w:lang w:val="id_ID" w:bidi="id_ID"/>
-        </w:rPr>
-        <w:t>Tanggal, Asal, Tujuan</w:t>
-      </w:r>
-    </w:p>
-    <w:p>
-      <w:pPr/>
-      <w:r>
-        <w:rPr>
-          <w:lang w:val="id_ID" w:bidi="id_ID"/>
-        </w:rPr>
-      </w:r>
-      <w:r>
-        <w:rPr>
-          <w:lang w:val="id_ID" w:bidi="id_ID"/>
-        </w:rPr>
-        <w:t>Pertanyaan tentang tanggal dan tempat asal mula Kitab Kisah Para Rasul masih terus diperdebatkan. Tidak ada indikasi yang jelas di dalam kitab ini. Namun, mengenai tujuannya, Lukas tidak meninggalkan keraguan. Dalam ayat pembuka, ia berbicara kepada Teofilus, yang kepadanya ia telah menulis sebuah kitab sebelumnya tentang kehidupan Yesus. Tidak diragukan lagi bahwa ia merujuk kepada karya yang kita kenal sebagai Injil Lukas. Dalam kata pengantar Injil tersebut (</w:t>
-      </w:r>
-      <w:hyperlink r:id="rId733">
-        <w:r>
-          <w:rPr>
-            <w:lang w:val="id_ID" w:bidi="id_ID"/>
-          </w:rPr>
-          <w:rPr>
-            <w:color w:val="0000EE"/>
-            <w:u w:val="single"/>
-          </w:rPr>
-          <w:t>Luk. 1:1–4</w:t>
-        </w:r>
-      </w:hyperlink>
-      <w:r>
-        <w:rPr>
-          <w:lang w:val="id_ID" w:bidi="id_ID"/>
-        </w:rPr>
-        <w:t>), Lukas dengan jelas menyatakan tujuannya untuk menulis dan mengalamatkan tulisannya kepada “</w:t>
-      </w:r>
-      <w:r>
-        <w:rPr>
-          <w:lang w:val="id_ID" w:bidi="id_ID"/>
-        </w:rPr>
-        <w:t>Teofilus yang mulia</w:t>
-      </w:r>
-      <w:r>
-        <w:rPr>
-          <w:lang w:val="id_ID" w:bidi="id_ID"/>
-        </w:rPr>
-        <w:t xml:space="preserve">.” Tidak jelas siapa orang itu. Beberapa penafsir berpendapat bahwa Teofilus (yang berarti “yang dikasihi Allah” atau “kekasih Allah”) merujuk kepada pembaca Kristen secara umum dan bukan kepada individu tertentu. Namun, sebutan “yang mulia” menentang anggapan tersebut. Sebutan tersebut merupakan gelar kehormatan yang umum, yang menunjuk pada seseorang yang memiliki kedudukan resmi dalam tatanan sosial politik Romawi (bdk. penggunaan gelar tersebut untuk Feliks, </w:t>
-      </w:r>
-      <w:hyperlink r:id="rId734">
-        <w:r>
-          <w:rPr>
-            <w:lang w:val="id_ID" w:bidi="id_ID"/>
-          </w:rPr>
-          <w:rPr>
-            <w:color w:val="0000EE"/>
-            <w:u w:val="single"/>
-          </w:rPr>
-          <w:t>Kisah 23:26</w:t>
-        </w:r>
-      </w:hyperlink>
-      <w:r>
-        <w:rPr>
-          <w:lang w:val="id_ID" w:bidi="id_ID"/>
-        </w:rPr>
-        <w:t xml:space="preserve">; </w:t>
-      </w:r>
-      <w:hyperlink r:id="rId735">
-        <w:r>
-          <w:rPr>
-            <w:lang w:val="id_ID" w:bidi="id_ID"/>
-          </w:rPr>
-          <w:rPr>
-            <w:color w:val="0000EE"/>
-            <w:u w:val="single"/>
-          </w:rPr>
-          <w:t>24:2</w:t>
-        </w:r>
-      </w:hyperlink>
-      <w:r>
-        <w:rPr>
-          <w:lang w:val="id_ID" w:bidi="id_ID"/>
-        </w:rPr>
-        <w:t xml:space="preserve">; dan untuk Festus, </w:t>
-      </w:r>
-      <w:hyperlink r:id="rId736">
-        <w:r>
-          <w:rPr>
-            <w:lang w:val="id_ID" w:bidi="id_ID"/>
-          </w:rPr>
-          <w:rPr>
-            <w:color w:val="0000EE"/>
-            <w:u w:val="single"/>
-          </w:rPr>
-          <w:t>26:25</w:t>
-        </w:r>
-      </w:hyperlink>
-      <w:r>
-        <w:rPr>
-          <w:lang w:val="id_ID" w:bidi="id_ID"/>
-        </w:rPr>
-        <w:t>). Dengan demikian, sangat mungkin bahwa Lukas menujukan dua jilid karyanya ini kepada seorang pejabat yang mewakili masyarakat Romawi.</w:t>
-      </w:r>
-    </w:p>
-    <w:p>
-      <w:pPr/>
-      <w:r>
-        <w:rPr>
-          <w:lang w:val="id_ID" w:bidi="id_ID"/>
-        </w:rPr>
-      </w:r>
-      <w:r>
-        <w:rPr>
-          <w:lang w:val="id_ID" w:bidi="id_ID"/>
-        </w:rPr>
-        <w:t>Kapankah Kitab Kisah Para Rasul ditulis? Beberapa ahli menanggalkannya pada kuartal terakhir dari abad pertama. Karena Injil ditulis lebih dahulu, dan karena Lukas mendasarkan kisahnya tentang Yesus pada laporan saksi mata dan sumber-sumber tertulis (di antaranya adalah Injil Markus, yang mungkin ditulis pada tahun 60-an), maka Kisah Para Rasul tidak dapat ditanggali sebelum tahun 85 Masehi. Para pendukung tanggal yang lebih akhir ini mengklaim dukungan dari teologi Kisah Para Rasul, yang mereka lihat sebagai gambaran dari jemaat Kristen yang sudah mapan dalam sejarah, yang disesuaikan dengan prospek periode yang panjang sebelum kedatangan Tuhan kembali. Karena pengharapan akan kedatangan Tuhan yang segera terjadi dikobarkan menjadi seperti api yang menyala-nyala oleh adanya pemberontakan orang-orang Yahudi dan jatuhnya Yerusalem pada tahun 70 M, maka harus ada waktu bagi kobaran api itu untuk sedikit mereda.</w:t>
-      </w:r>
-    </w:p>
-    <w:p>
-      <w:pPr/>
-      <w:r>
-        <w:rPr>
-          <w:lang w:val="id_ID" w:bidi="id_ID"/>
-        </w:rPr>
-      </w:r>
-      <w:r>
-        <w:rPr>
-          <w:lang w:val="id_ID" w:bidi="id_ID"/>
-        </w:rPr>
-        <w:t>Para ahli lain memperkirakan Kitab Kisah Para Rasul ditulis sekitar tahun 70 M atau tidak lama setelahnya. Pemberontakan Yahudi pada tahun 66–70 M, yang berpuncak pada penghancuran Yerusalem, membawa iman Yahudi - yang sah sampai saat itu - menjadi tercela. Gerakan Kristen, yang telah diterima sebagai sekte Yahudi, menjadi dicurigai. Orang-orang Kristen semakin dituduh sebagai musuh Roma. Sebuah studi tentang Kitab Kisah Para Rasul menunjukkan bahwa di antara sejumlah tujuan (lihat di bawah), Lukas tampaknya membela orang-orang Kristen dari tuduhan memusuhi negara. Ia menunjukkan bagaimana para pejabat Romawi berulang kali bersaksi tentang ketidakbersalahan orang-orang Kristen dan terutama tentang Paulus (</w:t>
-      </w:r>
-      <w:hyperlink r:id="rId737">
-        <w:r>
-          <w:rPr>
-            <w:lang w:val="id_ID" w:bidi="id_ID"/>
-          </w:rPr>
-          <w:rPr>
-            <w:color w:val="0000EE"/>
-            <w:u w:val="single"/>
-          </w:rPr>
-          <w:t>Kisah 16:39</w:t>
-        </w:r>
-      </w:hyperlink>
-      <w:r>
-        <w:rPr>
-          <w:lang w:val="id_ID" w:bidi="id_ID"/>
-        </w:rPr>
-        <w:t xml:space="preserve">; </w:t>
-      </w:r>
-      <w:hyperlink r:id="rId738">
-        <w:r>
-          <w:rPr>
-            <w:lang w:val="id_ID" w:bidi="id_ID"/>
-          </w:rPr>
-          <w:rPr>
-            <w:color w:val="0000EE"/>
-            <w:u w:val="single"/>
-          </w:rPr>
-          <w:t>18:14–17</w:t>
-        </w:r>
-      </w:hyperlink>
-      <w:r>
-        <w:rPr>
-          <w:lang w:val="id_ID" w:bidi="id_ID"/>
-        </w:rPr>
-        <w:t xml:space="preserve">; </w:t>
-      </w:r>
-      <w:hyperlink r:id="rId739">
-        <w:r>
-          <w:rPr>
-            <w:lang w:val="id_ID" w:bidi="id_ID"/>
-          </w:rPr>
-          <w:rPr>
-            <w:color w:val="0000EE"/>
-            <w:u w:val="single"/>
-          </w:rPr>
-          <w:t>19:37</w:t>
-        </w:r>
-      </w:hyperlink>
-      <w:r>
-        <w:rPr>
-          <w:lang w:val="id_ID" w:bidi="id_ID"/>
-        </w:rPr>
-        <w:t xml:space="preserve">; </w:t>
-      </w:r>
-      <w:hyperlink r:id="rId740">
-        <w:r>
-          <w:rPr>
-            <w:lang w:val="id_ID" w:bidi="id_ID"/>
-          </w:rPr>
-          <w:rPr>
-            <w:color w:val="0000EE"/>
-            <w:u w:val="single"/>
-          </w:rPr>
-          <w:t>23:29</w:t>
-        </w:r>
-      </w:hyperlink>
-      <w:r>
-        <w:rPr>
-          <w:lang w:val="id_ID" w:bidi="id_ID"/>
-        </w:rPr>
-        <w:t xml:space="preserve">; </w:t>
-      </w:r>
-      <w:hyperlink r:id="rId741">
-        <w:r>
-          <w:rPr>
-            <w:lang w:val="id_ID" w:bidi="id_ID"/>
-          </w:rPr>
-          <w:rPr>
-            <w:color w:val="0000EE"/>
-            <w:u w:val="single"/>
-          </w:rPr>
-          <w:t>25:25</w:t>
-        </w:r>
-      </w:hyperlink>
-      <w:r>
-        <w:rPr>
-          <w:lang w:val="id_ID" w:bidi="id_ID"/>
-        </w:rPr>
-        <w:t xml:space="preserve">; </w:t>
-      </w:r>
-      <w:hyperlink r:id="rId742">
-        <w:r>
-          <w:rPr>
-            <w:lang w:val="id_ID" w:bidi="id_ID"/>
-          </w:rPr>
-          <w:rPr>
-            <w:color w:val="0000EE"/>
-            <w:u w:val="single"/>
-          </w:rPr>
-          <w:t>26:32</w:t>
-        </w:r>
-      </w:hyperlink>
-      <w:r>
-        <w:rPr>
-          <w:lang w:val="id_ID" w:bidi="id_ID"/>
-        </w:rPr>
-        <w:t>). Lukas juga menjelaskan bahwa Paulus diizinkan untuk meneruskan misinya dengan persetujuan penuh dari para pejabat Romawi di jantung ibukota kekaisaran (</w:t>
-      </w:r>
-      <w:hyperlink r:id="rId743">
-        <w:r>
-          <w:rPr>
-            <w:lang w:val="id_ID" w:bidi="id_ID"/>
-          </w:rPr>
-          <w:rPr>
-            <w:color w:val="0000EE"/>
-            <w:u w:val="single"/>
-          </w:rPr>
-          <w:t>Kisah 28:16–31</w:t>
-        </w:r>
-      </w:hyperlink>
-      <w:r>
-        <w:rPr>
-          <w:lang w:val="id_ID" w:bidi="id_ID"/>
-        </w:rPr>
-        <w:t>).</w:t>
-      </w:r>
-    </w:p>
-    <w:p>
-      <w:pPr/>
-      <w:r>
-        <w:rPr>
-          <w:lang w:val="id_ID" w:bidi="id_ID"/>
-        </w:rPr>
-      </w:r>
-      <w:r>
-        <w:rPr>
-          <w:lang w:val="id_ID" w:bidi="id_ID"/>
-        </w:rPr>
-        <w:t>Sebuah tanggal yang lebih awal, yang lebih dekat dengan pemenjaraan Paulus di Roma (awal tahun 60-an), telah dianjurkan oleh sejumlah ahli. Ada dua alasan yang kuat: (1) Akhir Kitab Kisah Para Rasul yang tiba-tiba, yang menggambarkan Paulus sedang menjalankan pelayanan di Roma sebelum pengadilannya dimulai, dapat mengindikasikan bahwa Lukas sedang menulis pada saat itu. Tentu saja ada kemungkinan bahwa Lukas mengakhiri kisahnya dengan Paulus yang memberitakan Injil di Roma karena salah satu tujuannya telah tercapai, yaitu untuk menunjukkan bagaimana Injil menyebar dari Yerusalem ke Roma. Tetapi tampaknya sangat tidak mungkin Lukas menutup kisahnya tanpa pembelaan Paulus terhadap Injil di hadapan Kaisar, jika hal itu telah terjadi. (2) Periode yang paling tepat untuk sejarah Lukas, dengan pembelaannya terhadap gerakan Kristen dari segala macam tuduhan baik dari orang Yahudi maupun bukan Yahudi, adalah periode ketika Kekristenan mulai dicurigai tetapi belum dilarang. Periode itu adalah masa sebelum dimulainya penganiayaan di bawah pemerintahan Nero pada tahun 64 Masehi. Tanggal awal ini sesuai dengan pendapat bahwa Lukas bersama dengan Paulus selama penahanan Paulus di Roma dan bahwa ia menulis sejarahnya di Roma sambil menunggu pengadilan Paulus dimulai. Ada kemungkinan bahwa karya Lukas sebagian dimaksudkan untuk mempengaruhi putusan pengadilan. Lukas memberikan gambaran tentang Kekristenan dan Paulus yang ia harapkan akan memampukan Paulus untuk melanjutkan pekerjaannya di antara orang-orang bukan Yahudi.</w:t>
-      </w:r>
-    </w:p>
-    <w:p>
-      <w:pPr>
-        <w:pStyle w:val="Heading3"/>
-      </w:pPr>
-      <w:r>
-        <w:rPr>
-          <w:lang w:val="id_ID" w:bidi="id_ID"/>
-        </w:rPr>
-        <w:t>Latar Belakang dan Isi</w:t>
-      </w:r>
-    </w:p>
-    <w:p>
-      <w:pPr/>
-      <w:r>
-        <w:rPr>
-          <w:lang w:val="id_ID" w:bidi="id_ID"/>
-        </w:rPr>
-      </w:r>
-      <w:r>
-        <w:rPr>
-          <w:lang w:val="id_ID" w:bidi="id_ID"/>
-        </w:rPr>
-        <w:t>Lukas mendasarkan tulisan dokumenternya pada ekspansi Kekristenan yang cepat dalam sejarah Kekaisaran Romawi dan Palestina selama tiga dekade dari tahun 30 hingga 60 Masehi. Beberapa pertimbangan historis dan geografis singkat akan membantu dalam memahami sejarah Lukas.</w:t>
-      </w:r>
-    </w:p>
-    <w:p>
-      <w:pPr/>
-      <w:r>
-        <w:rPr>
-          <w:lang w:val="id_ID" w:bidi="id_ID"/>
-        </w:rPr>
-      </w:r>
-      <w:hyperlink r:id="rId744">
-        <w:r>
-          <w:rPr>
-            <w:lang w:val="id_ID" w:bidi="id_ID"/>
-          </w:rPr>
-          <w:rPr>
-            <w:color w:val="0000EE"/>
-            <w:u w:val="single"/>
-          </w:rPr>
-          <w:t>Kisah Para Rasul 1–12</w:t>
-        </w:r>
-      </w:hyperlink>
-      <w:r>
-        <w:rPr>
-          <w:lang w:val="id_ID" w:bidi="id_ID"/>
-        </w:rPr>
-        <w:t xml:space="preserve"> melaporkan permulaan kegerakan Kristen di provinsi kekaisaran Siria, yang mencakup Yudea dan Samaria. Pada abad pertama Masehi, wilayah-wilayah tersebut umumnya diperintah oleh para wali negeri Romawi atau raja-raja boneka. Pada saat kematian dan kebangkitan Yesus (sekitar tahun 30 M), Pontius Pilatus menjadi wali negeri di Yudea dan Samaria (26–36 M). Galilea diperintah oleh Raja Herodes Antipas (4 SM-39 M). Tiberius adalah kaisar dari Kekaisaran Romawi (14–37 M). Kisah Para Rasul 1–12 terjadi pada periode 30–44 Masehi.</w:t>
-      </w:r>
-    </w:p>
-    <w:p>
-      <w:pPr/>
-      <w:r>
-        <w:rPr>
-          <w:lang w:val="id_ID" w:bidi="id_ID"/>
-        </w:rPr>
-      </w:r>
-      <w:r>
-        <w:rPr>
-          <w:lang w:val="id_ID" w:bidi="id_ID"/>
-        </w:rPr>
-        <w:t>Pertobatan Saulus (</w:t>
-      </w:r>
-      <w:hyperlink r:id="rId745">
-        <w:r>
-          <w:rPr>
-            <w:lang w:val="id_ID" w:bidi="id_ID"/>
-          </w:rPr>
-          <w:rPr>
-            <w:color w:val="0000EE"/>
-            <w:u w:val="single"/>
-          </w:rPr>
-          <w:t>Kisah 9</w:t>
-        </w:r>
-      </w:hyperlink>
-      <w:r>
-        <w:rPr>
-          <w:lang w:val="id_ID" w:bidi="id_ID"/>
-        </w:rPr>
-        <w:t>) secara umum bertanggal pada tahun 33 Masehi. Setelah pertobatan Saulus dan kepergiannya ke kampung halamannya di Tarsus, jemaat (gereja) jelas menikmati masa-masa yang tenang, mengkonsolidasikan keuntungan-keuntungannya dan berkembang secara stabil (</w:t>
-      </w:r>
-      <w:hyperlink r:id="rId746">
-        <w:r>
-          <w:rPr>
-            <w:lang w:val="id_ID" w:bidi="id_ID"/>
-          </w:rPr>
-          <w:rPr>
-            <w:color w:val="0000EE"/>
-            <w:u w:val="single"/>
-          </w:rPr>
-          <w:t>Kisah 9:31–11:26</w:t>
-        </w:r>
-      </w:hyperlink>
-      <w:r>
-        <w:rPr>
-          <w:lang w:val="id_ID" w:bidi="id_ID"/>
-        </w:rPr>
-        <w:t xml:space="preserve">). Dapat diasumsikan, dari </w:t>
-      </w:r>
-      <w:hyperlink r:id="rId747">
-        <w:r>
-          <w:rPr>
-            <w:lang w:val="id_ID" w:bidi="id_ID"/>
-          </w:rPr>
-          <w:rPr>
-            <w:color w:val="0000EE"/>
-            <w:u w:val="single"/>
-          </w:rPr>
-          <w:t>Galatia 1:18–21</w:t>
-        </w:r>
-      </w:hyperlink>
-      <w:r>
-        <w:rPr>
-          <w:lang w:val="id_ID" w:bidi="id_ID"/>
-        </w:rPr>
-        <w:t xml:space="preserve"> dan keberadaan komunitas-komunitas Kristen yang dikunjungi oleh Paulus dan Silas dalam perjalanan misi yang kedua (</w:t>
-      </w:r>
-      <w:hyperlink r:id="rId748">
-        <w:r>
-          <w:rPr>
-            <w:lang w:val="id_ID" w:bidi="id_ID"/>
-          </w:rPr>
-          <w:rPr>
-            <w:color w:val="0000EE"/>
-            <w:u w:val="single"/>
-          </w:rPr>
-          <w:t>Kisah 15:40–41</w:t>
-        </w:r>
-      </w:hyperlink>
-      <w:r>
-        <w:rPr>
-          <w:lang w:val="id_ID" w:bidi="id_ID"/>
-        </w:rPr>
-        <w:t>), bahwa Paulus tidak berpangku tangan saja selama dekade itu, tetapi secara intens terlibat dalam misi kepada orang-orang bukan Yahudi.(Setelah</w:t>
-      </w:r>
-      <w:hyperlink r:id="rId749">
-        <w:r>
-          <w:rPr>
-            <w:lang w:val="id_ID" w:bidi="id_ID"/>
-          </w:rPr>
-          <w:rPr>
-            <w:color w:val="0000EE"/>
-            <w:u w:val="single"/>
-          </w:rPr>
-          <w:t xml:space="preserve"> Kisah 13:9</w:t>
-        </w:r>
-      </w:hyperlink>
-      <w:r>
-        <w:rPr>
-          <w:lang w:val="id_ID" w:bidi="id_ID"/>
-        </w:rPr>
-        <w:t>, nama “Saulus” dihilangkan dari narasi ini).</w:t>
-      </w:r>
-    </w:p>
-    <w:p>
-      <w:pPr/>
-      <w:r>
-        <w:rPr>
-          <w:lang w:val="id_ID" w:bidi="id_ID"/>
-        </w:rPr>
-      </w:r>
-      <w:r>
-        <w:rPr>
-          <w:lang w:val="id_ID" w:bidi="id_ID"/>
-        </w:rPr>
-        <w:t xml:space="preserve">Pada tahun 41 M, Klaudius menjadi kaisar Roma dan melantik Herodes Agripa I sebagai raja orang Yahudi. (Pontius Pilatus telah diberhentikan dari jabatan sebagai wali negeri beberapa tahun sebelumnya karena tidak kompeten mengurus wilayah tersebut). Agripa I adalah cucu laki-laki dari Herodes Agung dan putri Yahudi bernama Mariamne. Karena akarnya sebagai orang Yahudi, ia lebih populer di kalangan rakyatnya dibandingkan dengan Herodes sebelumnya. Tidak diragukan lagi, keinginannya untuk meningkatkan popularitas itu dan mendapatkan dukungan dari para pemuka agama Yahudi telah menyebabkan pecahnya kembali kekerasan terhadap jemaat (gereja) di Yerusalem. </w:t>
-      </w:r>
-      <w:hyperlink r:id="rId750">
-        <w:r>
-          <w:rPr>
-            <w:lang w:val="id_ID" w:bidi="id_ID"/>
-          </w:rPr>
-          <w:rPr>
-            <w:color w:val="0000EE"/>
-            <w:u w:val="single"/>
-          </w:rPr>
-          <w:t>Kisah 12</w:t>
-        </w:r>
-      </w:hyperlink>
-      <w:r>
-        <w:rPr>
-          <w:lang w:val="id_ID" w:bidi="id_ID"/>
-        </w:rPr>
-        <w:t xml:space="preserve"> menceritakan tentang eksekusi Yakobus (saudara rasul Yohanes) dan pemenjaraan Petrus. Kisah kematian Agripa I (</w:t>
-      </w:r>
-      <w:hyperlink r:id="rId751">
-        <w:r>
-          <w:rPr>
-            <w:lang w:val="id_ID" w:bidi="id_ID"/>
-          </w:rPr>
-          <w:rPr>
-            <w:color w:val="0000EE"/>
-            <w:u w:val="single"/>
-          </w:rPr>
-          <w:t>Kisah 12:20–23</w:t>
-        </w:r>
-      </w:hyperlink>
-      <w:r>
-        <w:rPr>
-          <w:lang w:val="id_ID" w:bidi="id_ID"/>
-        </w:rPr>
-        <w:t>) diparalelkan dengan kisah yang ditulis oleh sejarawan Yahudi, Yosefus, yang mencatat peristiwa ini pada tahun 44 Masehi.</w:t>
-      </w:r>
-    </w:p>
-    <w:p>
-      <w:pPr/>
-      <w:r>
-        <w:rPr>
-          <w:lang w:val="id_ID" w:bidi="id_ID"/>
-        </w:rPr>
-      </w:r>
-      <w:r>
-        <w:rPr>
-          <w:lang w:val="id_ID" w:bidi="id_ID"/>
-        </w:rPr>
-        <w:t>Peristiwa kedua yang menjadi acuan waktu bagi kisah jemaat (gereja) mula-mula adalah pengumpulan bantuan kelaparan di Antiokhia untuk orang-orang Kristen di Yudea (</w:t>
-      </w:r>
-      <w:hyperlink r:id="rId752">
-        <w:r>
-          <w:rPr>
-            <w:lang w:val="id_ID" w:bidi="id_ID"/>
-          </w:rPr>
-          <w:rPr>
-            <w:color w:val="0000EE"/>
-            <w:u w:val="single"/>
-          </w:rPr>
-          <w:t>Kisah 11:27–29</w:t>
-        </w:r>
-      </w:hyperlink>
-      <w:r>
-        <w:rPr>
-          <w:lang w:val="id_ID" w:bidi="id_ID"/>
-        </w:rPr>
-        <w:t xml:space="preserve">). Lukas menyatakan bahwa kelaparan yang parah terjadi (ay </w:t>
-      </w:r>
-      <w:hyperlink r:id="rId753">
-        <w:r>
-          <w:rPr>
-            <w:lang w:val="id_ID" w:bidi="id_ID"/>
-          </w:rPr>
-          <w:rPr>
-            <w:color w:val="0000EE"/>
-            <w:u w:val="single"/>
-          </w:rPr>
-          <w:t>28</w:t>
-        </w:r>
-      </w:hyperlink>
-      <w:r>
-        <w:rPr>
-          <w:lang w:val="id_ID" w:bidi="id_ID"/>
-        </w:rPr>
-        <w:t xml:space="preserve">) pada masa pemerintahan Kaisar Klaudius (41–54 M). Yosefus, yang menulis buku </w:t>
-      </w:r>
-      <w:r>
-        <w:rPr>
-          <w:i/>
-          <w:lang w:val="id_ID" w:bidi="id_ID"/>
-        </w:rPr>
-        <w:t>Antiquities</w:t>
-      </w:r>
-      <w:r>
-        <w:rPr>
-          <w:lang w:val="id_ID" w:bidi="id_ID"/>
-        </w:rPr>
-        <w:t xml:space="preserve"> pada akhir abad pertama, berbicara tentang kelaparan yang hebat di Palestina antara tahun 44 dan 48 Masehi. Menurut </w:t>
-      </w:r>
-      <w:hyperlink r:id="rId754">
-        <w:r>
-          <w:rPr>
-            <w:lang w:val="id_ID" w:bidi="id_ID"/>
-          </w:rPr>
-          <w:rPr>
-            <w:color w:val="0000EE"/>
-            <w:u w:val="single"/>
-          </w:rPr>
-          <w:t>Kisah 12:25</w:t>
-        </w:r>
-      </w:hyperlink>
-      <w:r>
-        <w:rPr>
-          <w:lang w:val="id_ID" w:bidi="id_ID"/>
-        </w:rPr>
-        <w:t>, Barnabas dan Paulus menyelesaikan misi mereka kepada orang-orang Kristen yang dilanda kelaparan di Yudea setelah kematian Agripa I, sehingga memungkinkan untuk menentukan tanggal misi mereka sekitar tahun 45 M.</w:t>
-      </w:r>
-    </w:p>
-    <w:p>
-      <w:pPr/>
-      <w:r>
-        <w:rPr>
-          <w:lang w:val="id_ID" w:bidi="id_ID"/>
-        </w:rPr>
-      </w:r>
-      <w:r>
-        <w:rPr>
-          <w:lang w:val="id_ID" w:bidi="id_ID"/>
-        </w:rPr>
-        <w:t>Pada titik ini dalam narasi Kisah Para Rasul, Paulus secara resmi memulai misinya kepada bangsa-bangsa lain (</w:t>
-      </w:r>
-      <w:hyperlink r:id="rId755">
-        <w:r>
-          <w:rPr>
-            <w:lang w:val="id_ID" w:bidi="id_ID"/>
-          </w:rPr>
-          <w:rPr>
-            <w:color w:val="0000EE"/>
-            <w:u w:val="single"/>
-          </w:rPr>
-          <w:t>Kisah 13:1–3</w:t>
-        </w:r>
-      </w:hyperlink>
-      <w:r>
-        <w:rPr>
-          <w:lang w:val="id_ID" w:bidi="id_ID"/>
-        </w:rPr>
-        <w:t>), di mana sejarah dan geografi Kekaisaran Romawi yang lebih besar (luas) menjadi latar belakangnya. Kebijakan resmi Romawi terhadap berbagai agama di kekaisarannya adalah kebijakan yang penuh toleransi. Kebijakan tersebut, ditambah dengan penggunaan bahasa Yunani di seluruh wilayah kekaisaran dan jaringan jalan raya serta jalur laut yang fenomenal, membuka jalan bagi pekerjaan misi Paulus yang luas.</w:t>
-      </w:r>
-    </w:p>
-    <w:p>
-      <w:pPr/>
-      <w:r>
-        <w:rPr>
-          <w:lang w:val="id_ID" w:bidi="id_ID"/>
-        </w:rPr>
-      </w:r>
-      <w:r>
-        <w:rPr>
-          <w:lang w:val="id_ID" w:bidi="id_ID"/>
-        </w:rPr>
-        <w:t xml:space="preserve">Perjalanan pertama (46–47 M) membawa Paulus dan Barnabas melewati provinsi pulau Siprus di ujung timur laut Laut Tengah dan masuk ke provinsi Galatia, di mana jemaat-jemaat (gereja-gereja) didirikan di beberapa kota di Galatia selatan (Antiokhia Pisidia, Ikonium, Listra, Derbe). Galatia terletak di Asia Kecil, berbatasan dengan Laut Hitam, Laut Aegea, dan Laut Tengah (Laut Mediterania) di sisi utara, barat, dan selatan. Kota-kota tersebut, yang adalah pos-pos kolonial penting bagi Romawi, memiliki populasi yang beragam, termasuk komunitas Yahudi yang besar. Di tiap-tiap sinagoge dari komunitas-komunitas itulah Paulus melancarkan usaha misinya, yang hampir selalu mendapat tentangan keras (psl. </w:t>
-      </w:r>
-      <w:hyperlink r:id="rId31">
-        <w:r>
-          <w:rPr>
-            <w:lang w:val="id_ID" w:bidi="id_ID"/>
-          </w:rPr>
-          <w:rPr>
-            <w:color w:val="0000EE"/>
-            <w:u w:val="single"/>
-          </w:rPr>
-          <w:t>13–14</w:t>
-        </w:r>
-      </w:hyperlink>
-      <w:r>
-        <w:rPr>
-          <w:lang w:val="id_ID" w:bidi="id_ID"/>
-        </w:rPr>
-        <w:t>).</w:t>
-      </w:r>
-    </w:p>
-    <w:p>
-      <w:pPr/>
-      <w:r>
-        <w:rPr>
-          <w:lang w:val="id_ID" w:bidi="id_ID"/>
-        </w:rPr>
-      </w:r>
-      <w:r>
-        <w:rPr>
-          <w:lang w:val="id_ID" w:bidi="id_ID"/>
-        </w:rPr>
-        <w:t>Sidang Konsili Yerusalem tentang perbedaan antara orang Kristen Yahudi dan bukan Yahudi (</w:t>
-      </w:r>
-      <w:hyperlink r:id="rId756">
-        <w:r>
-          <w:rPr>
-            <w:lang w:val="id_ID" w:bidi="id_ID"/>
-          </w:rPr>
-          <w:rPr>
-            <w:color w:val="0000EE"/>
-            <w:u w:val="single"/>
-          </w:rPr>
-          <w:t>psl. 15</w:t>
-        </w:r>
-      </w:hyperlink>
-      <w:r>
-        <w:rPr>
-          <w:lang w:val="id_ID" w:bidi="id_ID"/>
-        </w:rPr>
-        <w:t>) dapat ditanggali pada tahun 48 Masehi. Peristiwa ini diikuti oleh perjalanan misi Paulus yang kedua, yang membawanya melewati wilayah yang telah diinjili di daerah asalnya, Kilikia, Galatia, dan melalui Troas di pantai Aegea menuju Makedonia dan turun ke Akhaya, Semenanjung Yunani (</w:t>
-      </w:r>
-      <w:hyperlink r:id="rId757">
-        <w:r>
-          <w:rPr>
-            <w:lang w:val="id_ID" w:bidi="id_ID"/>
-          </w:rPr>
-          <w:rPr>
-            <w:color w:val="0000EE"/>
-            <w:u w:val="single"/>
-          </w:rPr>
-          <w:t>Kisah 15:40–18:22</w:t>
-        </w:r>
-      </w:hyperlink>
-      <w:r>
-        <w:rPr>
-          <w:lang w:val="id_ID" w:bidi="id_ID"/>
-        </w:rPr>
-        <w:t>). Jemaat-jemaat (gereja-gereja) didirikan di kota-kota penting di Makedonia yaitu Filipi, Tesalonika, dan Berea.</w:t>
-      </w:r>
-    </w:p>
-    <w:p>
-      <w:pPr/>
-      <w:r>
-        <w:rPr>
-          <w:lang w:val="id_ID" w:bidi="id_ID"/>
-        </w:rPr>
-      </w:r>
-      <w:r>
-        <w:rPr>
-          <w:lang w:val="id_ID" w:bidi="id_ID"/>
-        </w:rPr>
-        <w:t>Masa satu setengah tahun Paulus di Korintus (</w:t>
-      </w:r>
-      <w:hyperlink r:id="rId758">
-        <w:r>
-          <w:rPr>
-            <w:lang w:val="id_ID" w:bidi="id_ID"/>
-          </w:rPr>
-          <w:rPr>
-            <w:color w:val="0000EE"/>
-            <w:u w:val="single"/>
-          </w:rPr>
-          <w:t>Kisah 18:11</w:t>
-        </w:r>
-      </w:hyperlink>
-      <w:r>
-        <w:rPr>
-          <w:lang w:val="id_ID" w:bidi="id_ID"/>
-        </w:rPr>
-        <w:t xml:space="preserve">) dapat ditentukan dengan pasti pada tahun 51–52 Masehi. Sebuah prasasti kuno di antara reruntuhan Delphi, sebuah kota di Yunani tengah, menyatakan bahwa Galio menjadi prokonsul Akhaya pada tahun 51. </w:t>
-      </w:r>
-      <w:hyperlink r:id="rId759">
-        <w:r>
-          <w:rPr>
-            <w:lang w:val="id_ID" w:bidi="id_ID"/>
-          </w:rPr>
-          <w:rPr>
-            <w:color w:val="0000EE"/>
-            <w:u w:val="single"/>
-          </w:rPr>
-          <w:t>Kisah 18:12–17</w:t>
-        </w:r>
-      </w:hyperlink>
-      <w:r>
-        <w:rPr>
-          <w:lang w:val="id_ID" w:bidi="id_ID"/>
-        </w:rPr>
-        <w:t xml:space="preserve"> menceritakan bagaimana Paulus dituduh oleh orang-orang Yahudi yang memusuhi Galio. Implikasinya adalah bahwa musuh-musuh Paulus di Korintus merasa bahwa prokonsul yang baru dapat dibujuk untuk berpihak pada perjuangan mereka. Dengan demikian, masa tinggal Paulus di Korintus dapat ditanggali pada awal masa jabatan Galio sebagai prokonsul.</w:t>
-      </w:r>
-    </w:p>
-    <w:p>
-      <w:pPr/>
-      <w:r>
-        <w:rPr>
-          <w:lang w:val="id_ID" w:bidi="id_ID"/>
-        </w:rPr>
-      </w:r>
-      <w:r>
-        <w:rPr>
-          <w:lang w:val="id_ID" w:bidi="id_ID"/>
-        </w:rPr>
-        <w:t>Catatan Lukas tentang kembalinya Paulus ke Palestina dan awal perjalanan misinya yang ketiga memunculkan sebuah pertanyaan historis yang menarik tentang apa yang terjadi pada para pengikut Yohanes Pembaptis (</w:t>
-      </w:r>
-      <w:hyperlink r:id="rId760">
-        <w:r>
-          <w:rPr>
-            <w:lang w:val="id_ID" w:bidi="id_ID"/>
-          </w:rPr>
-          <w:rPr>
-            <w:color w:val="0000EE"/>
-            <w:u w:val="single"/>
-          </w:rPr>
-          <w:t>Kisah 13:13–19:7</w:t>
-        </w:r>
-      </w:hyperlink>
-      <w:r>
-        <w:rPr>
-          <w:lang w:val="id_ID" w:bidi="id_ID"/>
-        </w:rPr>
-        <w:t xml:space="preserve">). </w:t>
-      </w:r>
-      <w:hyperlink r:id="rId761">
-        <w:r>
-          <w:rPr>
-            <w:lang w:val="id_ID" w:bidi="id_ID"/>
-          </w:rPr>
-          <w:rPr>
-            <w:color w:val="0000EE"/>
-            <w:u w:val="single"/>
-          </w:rPr>
-          <w:t>Kisah 18:24–28</w:t>
-        </w:r>
-      </w:hyperlink>
-      <w:r>
-        <w:rPr>
-          <w:lang w:val="id_ID" w:bidi="id_ID"/>
-        </w:rPr>
-        <w:t xml:space="preserve"> merujuk kepada seorang Yahudi terpelajar, Apolos, yang secara aktif mengajar tentang Yesus di sinagoge di Efesus, tetapi tampaknya ia bukan anggota komunitas Kristen tertentu, karena ia belum dibaptis dalam nama Yesus. Ia hanya mengenal baptisan pertobatan yang dilakukan oleh Yohanes Pembaptis. Setelah Apolos pergi ke Korintus untuk melayani jemaat yang baru didirikan Paulus pada tahun sebelumnya, Paulus pergi ke Efesus. Di sana ia bertemu dengan beberapa murid Yesus yang, seperti Apolos, telah mengalami baptisan pertobatan Yohanes Pembaptis, tetapi belum dibaptis sebagai orang Kristen.</w:t>
-      </w:r>
-    </w:p>
-    <w:p>
-      <w:pPr/>
-      <w:r>
-        <w:rPr>
-          <w:lang w:val="id_ID" w:bidi="id_ID"/>
-        </w:rPr>
-      </w:r>
-      <w:r>
-        <w:rPr>
-          <w:lang w:val="id_ID" w:bidi="id_ID"/>
-        </w:rPr>
-        <w:t>Rujukan Lukas kepada Apolos dan murid-muridnya, serta beberapa bagian dalam Injil, menunjukkan bahwa gerakan yang dimulai oleh Yohanes Pembaptis tidak berakhir begitu saja ketika Yesus memulai pelayanan-Nya. Ternyata Yohanes terus membaptis sampai kematiannya (</w:t>
-      </w:r>
-      <w:hyperlink r:id="rId762">
-        <w:r>
-          <w:rPr>
-            <w:lang w:val="id_ID" w:bidi="id_ID"/>
-          </w:rPr>
-          <w:rPr>
-            <w:color w:val="0000EE"/>
-            <w:u w:val="single"/>
-          </w:rPr>
-          <w:t>Yoh. 3:22–24</w:t>
-        </w:r>
-      </w:hyperlink>
-      <w:r>
-        <w:rPr>
-          <w:lang w:val="id_ID" w:bidi="id_ID"/>
-        </w:rPr>
-        <w:t>), dan banyak dari murid-muridnya yang meneruskan pekerjaan Yohanes setelah kematiannya. Mungkin Apolos dan murid-murid di Efesus adalah hasil dari pelayanan murid-murid Yohanes yang terus berlanjut. Pada akhirnya mereka diperkenalkan kepada “jalan Tuhan” (</w:t>
-      </w:r>
-      <w:hyperlink r:id="rId763">
-        <w:r>
-          <w:rPr>
-            <w:lang w:val="id_ID" w:bidi="id_ID"/>
-          </w:rPr>
-          <w:rPr>
-            <w:color w:val="0000EE"/>
-            <w:u w:val="single"/>
-          </w:rPr>
-          <w:t>Kisah 18:25</w:t>
-        </w:r>
-      </w:hyperlink>
-      <w:r>
-        <w:rPr>
-          <w:lang w:val="id_ID" w:bidi="id_ID"/>
-        </w:rPr>
-        <w:t>). Kurangnya pengetahuan mereka tentang baptisan Kristen yang khas atau tentang realitas Roh Kudus (</w:t>
-      </w:r>
-      <w:hyperlink r:id="rId764">
-        <w:r>
-          <w:rPr>
-            <w:lang w:val="id_ID" w:bidi="id_ID"/>
-          </w:rPr>
-          <w:rPr>
-            <w:color w:val="0000EE"/>
-            <w:u w:val="single"/>
-          </w:rPr>
-          <w:t>Kisah 19:2–4</w:t>
-        </w:r>
-      </w:hyperlink>
-      <w:r>
-        <w:rPr>
-          <w:lang w:val="id_ID" w:bidi="id_ID"/>
-        </w:rPr>
-        <w:t>) menunjukkan betapa banyak keragaman dalam kepercayaan dan praktik yang ada dalam Kekristenan mula-mula.</w:t>
-      </w:r>
-    </w:p>
-    <w:p>
-      <w:pPr/>
-      <w:r>
-        <w:rPr>
-          <w:lang w:val="id_ID" w:bidi="id_ID"/>
-        </w:rPr>
-      </w:r>
-      <w:r>
-        <w:rPr>
-          <w:lang w:val="id_ID" w:bidi="id_ID"/>
-        </w:rPr>
-        <w:t>Perjalanan misi Paulus yang ketiga dimulai dengan pelayanan selama tiga tahun di Efesus (</w:t>
-      </w:r>
-      <w:hyperlink r:id="rId765">
-        <w:r>
-          <w:rPr>
-            <w:lang w:val="id_ID" w:bidi="id_ID"/>
-          </w:rPr>
-          <w:rPr>
-            <w:color w:val="0000EE"/>
-            <w:u w:val="single"/>
-          </w:rPr>
-          <w:t>Kisah 19:1–20:1</w:t>
-        </w:r>
-      </w:hyperlink>
-      <w:r>
-        <w:rPr>
-          <w:lang w:val="id_ID" w:bidi="id_ID"/>
-        </w:rPr>
-        <w:t>), dilanjutkan dengan kunjungan ke jemaat-jemaat (gereja-gereja) yang didirikan dalam perjalanan sebelumnya (</w:t>
-      </w:r>
-      <w:hyperlink r:id="rId766">
-        <w:r>
-          <w:rPr>
-            <w:lang w:val="id_ID" w:bidi="id_ID"/>
-          </w:rPr>
-          <w:rPr>
-            <w:color w:val="0000EE"/>
-            <w:u w:val="single"/>
-          </w:rPr>
-          <w:t>Kisah 20:2–12</w:t>
-        </w:r>
-      </w:hyperlink>
-      <w:r>
-        <w:rPr>
-          <w:lang w:val="id_ID" w:bidi="id_ID"/>
-        </w:rPr>
-        <w:t>), dan mencapai klimaksnya dengan penangkapannya di Yerusalem (</w:t>
-      </w:r>
-      <w:hyperlink r:id="rId767">
-        <w:r>
-          <w:rPr>
-            <w:lang w:val="id_ID" w:bidi="id_ID"/>
-          </w:rPr>
-          <w:rPr>
-            <w:color w:val="0000EE"/>
-            <w:u w:val="single"/>
-          </w:rPr>
-          <w:t>Kisah 21</w:t>
-        </w:r>
-      </w:hyperlink>
-      <w:r>
-        <w:rPr>
-          <w:lang w:val="id_ID" w:bidi="id_ID"/>
-        </w:rPr>
-        <w:t>). Peristiwa ini terjadi pada pertengahan tahun 50-an (53–57 M). Penangkapan Paulus di Yerusalem dan dakwaannya di hadapan gubernur provinsi, Feliks, di Kaisarea (</w:t>
-      </w:r>
-      <w:hyperlink r:id="rId768">
-        <w:r>
-          <w:rPr>
-            <w:lang w:val="id_ID" w:bidi="id_ID"/>
-          </w:rPr>
-          <w:rPr>
-            <w:color w:val="0000EE"/>
-            <w:u w:val="single"/>
-          </w:rPr>
-          <w:t>Kisah 23:23–24:23</w:t>
-        </w:r>
-      </w:hyperlink>
-      <w:r>
-        <w:rPr>
-          <w:lang w:val="id_ID" w:bidi="id_ID"/>
-        </w:rPr>
-        <w:t>) haruslah ditanggali pada tahun sekitar 57. Setelah Paulus menjalani dua tahun sebagai tahanan rumah, yang tidak diragukan lagi diperpanjang oleh Feliks untuk mendapatkan dukungan dari orang-orang Yahudi, Feliks kemudian digantikan oleh Perkius Festus (59–60 M). Yosefus mencatat bahwa Feliks dipanggil kembali karena pecahnya perselisihan sipil antara penduduk Yahudi dan bukan Yahudi di Kaisarea dan penanganan Feliks yang tidak bijaksana terhadap situasi tersebut.</w:t>
-      </w:r>
-    </w:p>
-    <w:p>
-      <w:pPr/>
-      <w:r>
-        <w:rPr>
-          <w:lang w:val="id_ID" w:bidi="id_ID"/>
-        </w:rPr>
-      </w:r>
-      <w:r>
-        <w:rPr>
-          <w:lang w:val="id_ID" w:bidi="id_ID"/>
-        </w:rPr>
-        <w:t>Wali negeri yang baru, Festus, merasa tidak yakin tentang apa yang harus dilakukan terhadap tawanannya. Para pemimpin Yahudi berusaha mengambil kesempatan itu, karena mereka sadar akan keinginan para wali negeri baru untuk mendapatkan popularitas di mata rakyat mereka (</w:t>
-      </w:r>
-      <w:hyperlink r:id="rId769">
-        <w:r>
-          <w:rPr>
-            <w:lang w:val="id_ID" w:bidi="id_ID"/>
-          </w:rPr>
-          <w:rPr>
-            <w:color w:val="0000EE"/>
-            <w:u w:val="single"/>
-          </w:rPr>
-          <w:t>Kisah 25:1–9</w:t>
-        </w:r>
-      </w:hyperlink>
-      <w:r>
-        <w:rPr>
-          <w:lang w:val="id_ID" w:bidi="id_ID"/>
-        </w:rPr>
-        <w:t>). Menyadari ancaman ini, Paulus mengajukan banding atas kasusnya ke mahkamah tertinggi kekaisaran, yang dipimpin oleh Kaisar sendiri (</w:t>
-      </w:r>
-      <w:hyperlink r:id="rId770">
-        <w:r>
-          <w:rPr>
-            <w:lang w:val="id_ID" w:bidi="id_ID"/>
-          </w:rPr>
-          <w:rPr>
-            <w:color w:val="0000EE"/>
-            <w:u w:val="single"/>
-          </w:rPr>
-          <w:t>Kisah 25:10–12</w:t>
-        </w:r>
-      </w:hyperlink>
-      <w:r>
-        <w:rPr>
-          <w:lang w:val="id_ID" w:bidi="id_ID"/>
-        </w:rPr>
-        <w:t>).</w:t>
-      </w:r>
-    </w:p>
-    <w:p>
-      <w:pPr/>
-      <w:r>
-        <w:rPr>
-          <w:lang w:val="id_ID" w:bidi="id_ID"/>
-        </w:rPr>
-      </w:r>
-      <w:r>
-        <w:rPr>
-          <w:lang w:val="id_ID" w:bidi="id_ID"/>
-        </w:rPr>
-        <w:t>Festus kemudian menghadapi sebuah masalah. Ia harus mengirimkan laporan kepada kaisar bersama tawanannya, yang dengan jelas menguraikan tuduhan-tuduhannya. Karena ia tidak begitu memahami kasus ini (</w:t>
-      </w:r>
-      <w:hyperlink r:id="rId771">
-        <w:r>
-          <w:rPr>
-            <w:lang w:val="id_ID" w:bidi="id_ID"/>
-          </w:rPr>
-          <w:rPr>
-            <w:color w:val="0000EE"/>
-            <w:u w:val="single"/>
-          </w:rPr>
-          <w:t>Kisah 25:25–27</w:t>
-        </w:r>
-      </w:hyperlink>
-      <w:r>
-        <w:rPr>
-          <w:lang w:val="id_ID" w:bidi="id_ID"/>
-        </w:rPr>
-        <w:t>), ia meminta nasihat dari Herodes Agripa II, yang bersama saudara perempuannya datang ke Kaisarea untuk memberikan penghormatan kepada gubernur kekaisaran yang baru di Palestina (</w:t>
-      </w:r>
-      <w:hyperlink r:id="rId772">
-        <w:r>
-          <w:rPr>
-            <w:lang w:val="id_ID" w:bidi="id_ID"/>
-          </w:rPr>
-          <w:rPr>
-            <w:color w:val="0000EE"/>
-            <w:u w:val="single"/>
-          </w:rPr>
-          <w:t>Kisah 25:13</w:t>
-        </w:r>
-      </w:hyperlink>
-      <w:r>
-        <w:rPr>
-          <w:lang w:val="id_ID" w:bidi="id_ID"/>
-        </w:rPr>
-        <w:t>). Agripa II adalah putra Herodes Agripa I dan, setidaknya secara teori, adalah seorang Yahudi. Ia memerintah beberapa wilayah Palestina dari tahun 50 sampai 100 M dan diberi hak untuk mengangkat imam-imam besar Yahudi. Keakrabannya dengan tradisi agama Yahudi dan Hukum Taurat menempatkannya pada posisi yang lebih baik untuk memahami kasus Yerusalem melawan Paulus. Hasil dari kehadiran Paulus di hadapan Festus dan Agripa (</w:t>
-      </w:r>
-      <w:hyperlink r:id="rId773">
-        <w:r>
-          <w:rPr>
-            <w:lang w:val="id_ID" w:bidi="id_ID"/>
-          </w:rPr>
-          <w:rPr>
-            <w:color w:val="0000EE"/>
-            <w:u w:val="single"/>
-          </w:rPr>
-          <w:t>Kisah 26:1–29</w:t>
-        </w:r>
-      </w:hyperlink>
-      <w:r>
-        <w:rPr>
-          <w:lang w:val="id_ID" w:bidi="id_ID"/>
-        </w:rPr>
-        <w:t>) adalah pengakuan bahwa Paulus tidak bersalah (</w:t>
-      </w:r>
-      <w:hyperlink r:id="rId774">
-        <w:r>
-          <w:rPr>
-            <w:lang w:val="id_ID" w:bidi="id_ID"/>
-          </w:rPr>
-          <w:rPr>
-            <w:color w:val="0000EE"/>
-            <w:u w:val="single"/>
-          </w:rPr>
-          <w:t>Kisah 26:31</w:t>
-        </w:r>
-      </w:hyperlink>
-      <w:r>
-        <w:rPr>
-          <w:lang w:val="id_ID" w:bidi="id_ID"/>
-        </w:rPr>
-        <w:t>). Namun, banding Paulus ke Roma harus dihormati; hukum yang mengatur kasus-kasus seperti itu harus diikuti (</w:t>
-      </w:r>
-      <w:hyperlink r:id="rId742">
-        <w:r>
-          <w:rPr>
-            <w:lang w:val="id_ID" w:bidi="id_ID"/>
-          </w:rPr>
-          <w:rPr>
-            <w:color w:val="0000EE"/>
-            <w:u w:val="single"/>
-          </w:rPr>
-          <w:t>Kisah 26:32</w:t>
-        </w:r>
-      </w:hyperlink>
-      <w:r>
-        <w:rPr>
-          <w:lang w:val="id_ID" w:bidi="id_ID"/>
-        </w:rPr>
-        <w:t>).</w:t>
-      </w:r>
-    </w:p>
-    <w:p>
-      <w:pPr/>
-      <w:r>
-        <w:rPr>
-          <w:lang w:val="id_ID" w:bidi="id_ID"/>
-        </w:rPr>
-      </w:r>
-      <w:r>
-        <w:rPr>
-          <w:lang w:val="id_ID" w:bidi="id_ID"/>
-        </w:rPr>
-        <w:t>Kebebasan relatif Paulus selama periode dua tahun berikutnya (</w:t>
-      </w:r>
-      <w:hyperlink r:id="rId775">
-        <w:r>
-          <w:rPr>
-            <w:lang w:val="id_ID" w:bidi="id_ID"/>
-          </w:rPr>
-          <w:rPr>
-            <w:color w:val="0000EE"/>
-            <w:u w:val="single"/>
-          </w:rPr>
-          <w:t>Kisah 28:30</w:t>
-        </w:r>
-      </w:hyperlink>
-      <w:r>
-        <w:rPr>
-          <w:lang w:val="id_ID" w:bidi="id_ID"/>
-        </w:rPr>
-        <w:t>) tampaknya tidak biasa, tetapi merupakan praktik yang lazim dalam proses peradilan Romawi, terutama bagi warga negara Romawi yang mengajukan banding kepada kaisar. Tidak ada alasan baik untuk percaya bahwa Paulus dieksekusi pada saat narasi Lukas berakhir (sekitar tahun 61–62 M). Kebakaran besar di Roma dan penganiayaan yang dilakukan Nero terhadap orang-orang Kristen masih beberapa tahun lagi (tahun 64 M). Kemungkinan besar kasus yang menimpa Paulus telah dihentikan, terutama karena keputusan yang menguntungkan dari Festus dan Raja Agripa. Kemungkinan juga Paulus dieksekusi pada masa penganiayaan terhadap orang Kristen yang terjadi kemudian. Urutan ini sesuai dengan tradisi yang dikutip oleh Eusebius, seorang sejarawan gereja abad keempat, bahwa Paulus melanjutkan pelayanannya dan kemudian menjadi martir di bawah pemerintahan Nero.</w:t>
-      </w:r>
-    </w:p>
-    <w:p>
-      <w:pPr>
-        <w:pStyle w:val="Heading3"/>
-      </w:pPr>
-      <w:r>
-        <w:rPr>
-          <w:lang w:val="id_ID" w:bidi="id_ID"/>
-        </w:rPr>
-        <w:t>Tujuan</w:t>
-      </w:r>
-    </w:p>
-    <w:p>
-      <w:pPr/>
-      <w:r>
-        <w:rPr>
-          <w:lang w:val="id_ID" w:bidi="id_ID"/>
-        </w:rPr>
-      </w:r>
-      <w:r>
-        <w:rPr>
-          <w:lang w:val="id_ID" w:bidi="id_ID"/>
-        </w:rPr>
-        <w:t>Dalam kata pengantar Injil, yang juga dimaksudkan untuk mencakup jilid kedua, Lukas mengatakan kepada Teofilus (dan para pendengar yang diwakilinya) bahwa ia telah bertekad untuk menulis sebuah catatan yang akurat dan teratur tentang permulaan gerakan Kristen dalam pelayanan Yesus dari Nazaret (</w:t>
-      </w:r>
-      <w:hyperlink r:id="rId733">
-        <w:r>
-          <w:rPr>
-            <w:lang w:val="id_ID" w:bidi="id_ID"/>
-          </w:rPr>
-          <w:rPr>
-            <w:color w:val="0000EE"/>
-            <w:u w:val="single"/>
-          </w:rPr>
-          <w:t>Luk. 1:1–4</w:t>
-        </w:r>
-      </w:hyperlink>
-      <w:r>
-        <w:rPr>
-          <w:lang w:val="id_ID" w:bidi="id_ID"/>
-        </w:rPr>
-        <w:t>). Kalimat-kalimat pembuka dalam Kitab Kisah Para Rasul mengindikasikan bahwa narasi yang dimulai dengan Yesus dari Nazaret (jilid 1) masih terus berlanjut dan bahwa jilid kedua Lukas bermaksud untuk menelusuri kisah ini dari Palestina ke Roma (</w:t>
-      </w:r>
-      <w:hyperlink r:id="rId776">
-        <w:r>
-          <w:rPr>
-            <w:lang w:val="id_ID" w:bidi="id_ID"/>
-          </w:rPr>
-          <w:rPr>
-            <w:color w:val="0000EE"/>
-            <w:u w:val="single"/>
-          </w:rPr>
-          <w:t>Kisah 1:1–8</w:t>
-        </w:r>
-      </w:hyperlink>
-      <w:r>
-        <w:rPr>
-          <w:lang w:val="id_ID" w:bidi="id_ID"/>
-        </w:rPr>
-        <w:t>).</w:t>
-      </w:r>
-    </w:p>
-    <w:p>
-      <w:pPr/>
-      <w:r>
-        <w:rPr>
-          <w:lang w:val="id_ID" w:bidi="id_ID"/>
-        </w:rPr>
-      </w:r>
-      <w:r>
-        <w:rPr>
-          <w:lang w:val="id_ID" w:bidi="id_ID"/>
-        </w:rPr>
-        <w:t>Ketika menceritakan kisah ini, Lukas berusaha untuk membela kegerakan Kristen dari tuduhan palsu yang dilontarkan kepadanya. Sejumlah kesalahpahaman menyertai kelahiran dan pertumbuhan kegerakan Kristen. Salah satunya berkaitan dengan hubungan antara iman yang baru dan Yudaisme. Banyak orang, baik di dalam gereja maupun di antara para pejabat Romawi, memahami iman Kristen tidak lebih dari sekadar ekspresi tertentu, atau sekte di dalam agama Yahudi. Melawan gagasan yang terbatas itu, Lukas-Kisah Para Rasul menyampaikan pesan yang universal. Injil menyatakan Yesus sebagai Juruselamat dunia (</w:t>
-      </w:r>
-      <w:hyperlink r:id="rId777">
-        <w:r>
-          <w:rPr>
-            <w:lang w:val="id_ID" w:bidi="id_ID"/>
-          </w:rPr>
-          <w:rPr>
-            <w:color w:val="0000EE"/>
-            <w:u w:val="single"/>
-          </w:rPr>
-          <w:t>Luk. 2:29–32</w:t>
-        </w:r>
-      </w:hyperlink>
-      <w:r>
-        <w:rPr>
-          <w:lang w:val="id_ID" w:bidi="id_ID"/>
-        </w:rPr>
-        <w:t>). Dalam Kisah Para Rasul, pembelaan Stefanus di hadapan mahkamah agama Yahudi (</w:t>
-      </w:r>
-      <w:hyperlink r:id="rId778">
-        <w:r>
-          <w:rPr>
-            <w:lang w:val="id_ID" w:bidi="id_ID"/>
-          </w:rPr>
-          <w:rPr>
-            <w:color w:val="0000EE"/>
-            <w:u w:val="single"/>
-          </w:rPr>
-          <w:t>psl. 7</w:t>
-        </w:r>
-      </w:hyperlink>
-      <w:r>
-        <w:rPr>
-          <w:lang w:val="id_ID" w:bidi="id_ID"/>
-        </w:rPr>
-        <w:t>), Pengalaman Petrus di Yope bersama Kornelius (</w:t>
-      </w:r>
-      <w:hyperlink r:id="rId27">
-        <w:r>
-          <w:rPr>
-            <w:lang w:val="id_ID" w:bidi="id_ID"/>
-          </w:rPr>
-          <w:rPr>
-            <w:color w:val="0000EE"/>
-            <w:u w:val="single"/>
-          </w:rPr>
-          <w:t>psl. 10</w:t>
-        </w:r>
-      </w:hyperlink>
-      <w:r>
-        <w:rPr>
-          <w:lang w:val="id_ID" w:bidi="id_ID"/>
-        </w:rPr>
-        <w:t>), dan pidato Paulus di Athena (</w:t>
-      </w:r>
-      <w:hyperlink r:id="rId779">
-        <w:r>
-          <w:rPr>
-            <w:lang w:val="id_ID" w:bidi="id_ID"/>
-          </w:rPr>
-          <w:rPr>
-            <w:color w:val="0000EE"/>
-            <w:u w:val="single"/>
-          </w:rPr>
-          <w:t>psl. 17</w:t>
-        </w:r>
-      </w:hyperlink>
-      <w:r>
-        <w:rPr>
-          <w:lang w:val="id_ID" w:bidi="id_ID"/>
-        </w:rPr>
-        <w:t>) semua itu menunjukkan bahwa Kekristenan bukanlah sekadar sebuah sekte Yahudi, sebuah gerakan mesianik yang sempit, melainkan sebuah iman yang universal. Masalah lainnya adalah identifikasi populer dari iman baru ini dengan berbagai kultus agama dan agama-agama misterius di Kekaisaran Romawi. Kisah-kisah tentang konflik gereja mula-mula dengan Simon si penyihir (</w:t>
-      </w:r>
-      <w:hyperlink r:id="rId780">
-        <w:r>
-          <w:rPr>
-            <w:lang w:val="id_ID" w:bidi="id_ID"/>
-          </w:rPr>
-          <w:rPr>
-            <w:color w:val="0000EE"/>
-            <w:u w:val="single"/>
-          </w:rPr>
-          <w:t>psl. 8</w:t>
-        </w:r>
-      </w:hyperlink>
-      <w:r>
-        <w:rPr>
-          <w:lang w:val="id_ID" w:bidi="id_ID"/>
-        </w:rPr>
-        <w:t>) dan penolakan Paulus dan Barnabas terhadap upaya penyembahan mereka di Listra (</w:t>
-      </w:r>
-      <w:hyperlink r:id="rId781">
-        <w:r>
-          <w:rPr>
-            <w:lang w:val="id_ID" w:bidi="id_ID"/>
-          </w:rPr>
-          <w:rPr>
-            <w:color w:val="0000EE"/>
-            <w:u w:val="single"/>
-          </w:rPr>
-          <w:t>psl. 14</w:t>
-        </w:r>
-      </w:hyperlink>
-      <w:r>
-        <w:rPr>
-          <w:lang w:val="id_ID" w:bidi="id_ID"/>
-        </w:rPr>
-        <w:t xml:space="preserve">) melemahkan tuduhan takhayul yang populer. Selain itu, Kekristenan bukanlah sebuah kultus misteri di mana ritual-ritual esoteris dan rahasia membawa para penyembahnya ke dalam kesatuan dengan yang ilahi. Tuhan yang disembah oleh orang-orang Kristen, kata Lukas, adalah bagian dari sejarah yang nyata; Ia menjalani hidup-Nya di Palestina pada masa lalu, secara terbuka, untuk dilihat oleh semua orang (lihat perkataan Petrus dan Paulus dalam </w:t>
-      </w:r>
-      <w:hyperlink r:id="rId782">
-        <w:r>
-          <w:rPr>
-            <w:lang w:val="id_ID" w:bidi="id_ID"/>
-          </w:rPr>
-          <w:rPr>
-            <w:color w:val="0000EE"/>
-            <w:u w:val="single"/>
-          </w:rPr>
-          <w:t>Kisah 2</w:t>
-        </w:r>
-      </w:hyperlink>
-      <w:r>
-        <w:rPr>
-          <w:lang w:val="id_ID" w:bidi="id_ID"/>
-        </w:rPr>
-        <w:t xml:space="preserve">; </w:t>
-      </w:r>
-      <w:hyperlink r:id="rId27">
-        <w:r>
-          <w:rPr>
-            <w:lang w:val="id_ID" w:bidi="id_ID"/>
-          </w:rPr>
-          <w:rPr>
-            <w:color w:val="0000EE"/>
-            <w:u w:val="single"/>
-          </w:rPr>
-          <w:t>10</w:t>
-        </w:r>
-      </w:hyperlink>
-      <w:r>
-        <w:rPr>
-          <w:lang w:val="id_ID" w:bidi="id_ID"/>
-        </w:rPr>
-        <w:t xml:space="preserve">; </w:t>
-      </w:r>
-      <w:hyperlink r:id="rId783">
-        <w:r>
-          <w:rPr>
-            <w:lang w:val="id_ID" w:bidi="id_ID"/>
-          </w:rPr>
-          <w:rPr>
-            <w:color w:val="0000EE"/>
-            <w:u w:val="single"/>
-          </w:rPr>
-          <w:t>13</w:t>
-        </w:r>
-      </w:hyperlink>
-      <w:r>
-        <w:rPr>
-          <w:lang w:val="id_ID" w:bidi="id_ID"/>
-        </w:rPr>
-        <w:t>).</w:t>
-      </w:r>
-    </w:p>
-    <w:p>
-      <w:pPr/>
-      <w:r>
-        <w:rPr>
-          <w:lang w:val="id_ID" w:bidi="id_ID"/>
-        </w:rPr>
-      </w:r>
-      <w:r>
-        <w:rPr>
-          <w:lang w:val="id_ID" w:bidi="id_ID"/>
-        </w:rPr>
-        <w:t>Namun, tujuan utama Lukas adalah untuk membela Kekristenan dari tuduhan bahwa agama ini merupakan ancaman bagi ketertiban dan stabilitas Kekaisaran Romawi. Tentu saja ada alasan untuk kecurigaan tersebut. Bagaimanapun juga, pendiri gerakan ini telah disalibkan dengan tuduhan penghasutan oleh seorang prokurator Romawi, dan gerakan yang menggunakan namanya itu tampaknya menimbulkan keributan, kekacauan, dan kerusuhan di mana pun gerakan itu menyebar. Catatan Lukas menghadapi masalah-masalah itu secara langsung. Dalam Injil, ia menggambarkan pengadilan atas Yesus sebagai sebuah ketidakadilan yang serius. Pilatus telah menyerahkan Yesus untuk disalibkan, tetapi ia menemukan bahwa Yesus tidak bersalah. Herodes Antipas juga tidak menemukan substansi dari tuduhan yang diajukan kepada Yesus (</w:t>
-      </w:r>
-      <w:hyperlink r:id="rId784">
-        <w:r>
-          <w:rPr>
-            <w:lang w:val="id_ID" w:bidi="id_ID"/>
-          </w:rPr>
-          <w:rPr>
-            <w:color w:val="0000EE"/>
-            <w:u w:val="single"/>
-          </w:rPr>
-          <w:t>Luk. 23:13–16</w:t>
-        </w:r>
-      </w:hyperlink>
-      <w:r>
-        <w:rPr>
-          <w:lang w:val="id_ID" w:bidi="id_ID"/>
-        </w:rPr>
-        <w:t xml:space="preserve">; </w:t>
-      </w:r>
-      <w:hyperlink r:id="rId785">
-        <w:r>
-          <w:rPr>
-            <w:lang w:val="id_ID" w:bidi="id_ID"/>
-          </w:rPr>
-          <w:rPr>
-            <w:color w:val="0000EE"/>
-            <w:u w:val="single"/>
-          </w:rPr>
-          <w:t>Kisah 13:28</w:t>
-        </w:r>
-      </w:hyperlink>
-      <w:r>
-        <w:rPr>
-          <w:lang w:val="id_ID" w:bidi="id_ID"/>
-        </w:rPr>
-        <w:t>). Sikap netral atau bahkan bersahabat dari para pejabat Romawi terhadap para pemimpin Kristen dan gerakan ini secara keseluruhan didokumentasikan dalam Kitab Kisah Para Rasul. Prokonsul Romawi di Siprus, Sergius Paulus, dengan senang hati menerima Paulus dan Barnabas dan menanggapi secara positif pesan mereka (</w:t>
-      </w:r>
-      <w:hyperlink r:id="rId786">
-        <w:r>
-          <w:rPr>
-            <w:lang w:val="id_ID" w:bidi="id_ID"/>
-          </w:rPr>
-          <w:rPr>
-            <w:color w:val="0000EE"/>
-            <w:u w:val="single"/>
-          </w:rPr>
-          <w:t>Kisah 13:7–12</w:t>
-        </w:r>
-      </w:hyperlink>
-      <w:r>
-        <w:rPr>
-          <w:lang w:val="id_ID" w:bidi="id_ID"/>
-        </w:rPr>
-        <w:t>). Kepala pengadilan di Filipi meminta maaf atas pemukulan dan pemenjaraan Paulus dan Silas secara ilegal (</w:t>
-      </w:r>
-      <w:hyperlink r:id="rId787">
-        <w:r>
-          <w:rPr>
-            <w:lang w:val="id_ID" w:bidi="id_ID"/>
-          </w:rPr>
-          <w:rPr>
-            <w:color w:val="0000EE"/>
-            <w:u w:val="single"/>
-          </w:rPr>
-          <w:t>Kisah 16:37–39</w:t>
-        </w:r>
-      </w:hyperlink>
-      <w:r>
-        <w:rPr>
-          <w:lang w:val="id_ID" w:bidi="id_ID"/>
-        </w:rPr>
-        <w:t>). Prokonsul Akhaya, Galio, memutuskan bahwa Paulus tidak bersalah dalam pandangan hukum Romawi (</w:t>
-      </w:r>
-      <w:hyperlink r:id="rId788">
-        <w:r>
-          <w:rPr>
-            <w:lang w:val="id_ID" w:bidi="id_ID"/>
-          </w:rPr>
-          <w:rPr>
-            <w:color w:val="0000EE"/>
-            <w:u w:val="single"/>
-          </w:rPr>
-          <w:t>Kisah 18:12–16</w:t>
-        </w:r>
-      </w:hyperlink>
-      <w:r>
-        <w:rPr>
-          <w:lang w:val="id_ID" w:bidi="id_ID"/>
-        </w:rPr>
-        <w:t>). Di Efesus, seorang panitera kota mengintervensi serangan orang banyak terhadap Paulus dan rekan-rekannya, dan menolak dakwaan yang dituduhkan kepada mereka (</w:t>
-      </w:r>
-      <w:hyperlink r:id="rId789">
-        <w:r>
-          <w:rPr>
-            <w:lang w:val="id_ID" w:bidi="id_ID"/>
-          </w:rPr>
-          <w:rPr>
-            <w:color w:val="0000EE"/>
-            <w:u w:val="single"/>
-          </w:rPr>
-          <w:t>Kisah 19:35–39</w:t>
-        </w:r>
-      </w:hyperlink>
-      <w:r>
-        <w:rPr>
-          <w:lang w:val="id_ID" w:bidi="id_ID"/>
-        </w:rPr>
-        <w:t>). Seorang anggota pasukan militer Romawi di Yerusalem menangkap Paulus, tetapi ternyata ia benar-benar menyelamatkan sang rasul dari amukan massa; dalam suratnya kepada prokurator Feliks, pejabat militer itu mengakui bahwa Paulus tidak bersalah menurut hukum Romawi (</w:t>
-      </w:r>
-      <w:hyperlink r:id="rId790">
-        <w:r>
-          <w:rPr>
-            <w:lang w:val="id_ID" w:bidi="id_ID"/>
-          </w:rPr>
-          <w:rPr>
-            <w:color w:val="0000EE"/>
-            <w:u w:val="single"/>
-          </w:rPr>
-          <w:t>Kisah 23:26–29</w:t>
-        </w:r>
-      </w:hyperlink>
-      <w:r>
-        <w:rPr>
-          <w:lang w:val="id_ID" w:bidi="id_ID"/>
-        </w:rPr>
-        <w:t>). Keputusan yang sama diulangi setelah Paulus didakwa di hadapan Feliks, Festus penggantinya, dan Herodes Agripa II: “</w:t>
-      </w:r>
-      <w:r>
-        <w:rPr>
-          <w:lang w:val="id_ID" w:bidi="id_ID"/>
-        </w:rPr>
-        <w:t>Orang itu tidak melakukan sesuatu yang setimpal dengan hukuman mati atau hukuman penjara.</w:t>
-      </w:r>
-      <w:r>
-        <w:rPr>
-          <w:lang w:val="id_ID" w:bidi="id_ID"/>
-        </w:rPr>
-        <w:t>” (</w:t>
-      </w:r>
-      <w:hyperlink r:id="rId774">
-        <w:r>
-          <w:rPr>
-            <w:lang w:val="id_ID" w:bidi="id_ID"/>
-          </w:rPr>
-          <w:rPr>
-            <w:color w:val="0000EE"/>
-            <w:u w:val="single"/>
-          </w:rPr>
-          <w:t>Kisah 26:31</w:t>
-        </w:r>
-      </w:hyperlink>
-      <w:r>
-        <w:rPr>
-          <w:lang w:val="id_ID" w:bidi="id_ID"/>
-        </w:rPr>
-        <w:t>, TB). Lukas mengakhiri kisahnya dengan menceritakan bagaimana Paulus menjalankan kegiatan misinya di Roma, jantung dari kekaisaran, dan dengan izin dari para pengawal kekaisaran (</w:t>
-      </w:r>
-      <w:hyperlink r:id="rId791">
-        <w:r>
-          <w:rPr>
-            <w:lang w:val="id_ID" w:bidi="id_ID"/>
-          </w:rPr>
-          <w:rPr>
-            <w:color w:val="0000EE"/>
-            <w:u w:val="single"/>
-          </w:rPr>
-          <w:t>Kisah 28:30–31</w:t>
-        </w:r>
-      </w:hyperlink>
-      <w:r>
-        <w:rPr>
-          <w:lang w:val="id_ID" w:bidi="id_ID"/>
-        </w:rPr>
-        <w:t>). Jelas sekali dalam pembelaan Lukas bahwa perselisihan yang terjadi pada permulaan dan perkembangan Kekristenan bukan disebabkan oleh sesuatu yang ada di dalam gerakan ini, tetapi lebih disebabkan oleh pertentangan dan pemalsuan dari orang-orang Yahudi.</w:t>
-      </w:r>
-    </w:p>
-    <w:p>
-      <w:pPr/>
-      <w:r>
-        <w:rPr>
-          <w:lang w:val="id_ID" w:bidi="id_ID"/>
-        </w:rPr>
-      </w:r>
-      <w:r>
-        <w:rPr>
-          <w:lang w:val="id_ID" w:bidi="id_ID"/>
-        </w:rPr>
-        <w:t xml:space="preserve">Dalam permintaan maafnya yang panjang untuk integritas Kekristenan, perspektif teologis Lukas yang spesifik dapat dilihat dengan jelas. Karya dua jilid ini menyajikan skema besar sejarah penebusan, mulai dari </w:t>
-      </w:r>
-      <w:r>
-        <w:rPr>
-          <w:i/>
-          <w:lang w:val="id_ID" w:bidi="id_ID"/>
-        </w:rPr>
-        <w:t>zaman Israel</w:t>
-      </w:r>
-      <w:r>
-        <w:rPr>
-          <w:lang w:val="id_ID" w:bidi="id_ID"/>
-        </w:rPr>
-        <w:t xml:space="preserve"> (</w:t>
-      </w:r>
-      <w:hyperlink r:id="rId792">
-        <w:r>
-          <w:rPr>
-            <w:lang w:val="id_ID" w:bidi="id_ID"/>
-          </w:rPr>
-          <w:rPr>
-            <w:color w:val="0000EE"/>
-            <w:u w:val="single"/>
-          </w:rPr>
-          <w:t>Luk. 1–2</w:t>
-        </w:r>
-      </w:hyperlink>
-      <w:r>
-        <w:rPr>
-          <w:lang w:val="id_ID" w:bidi="id_ID"/>
-        </w:rPr>
-        <w:t xml:space="preserve">) sampai zaman </w:t>
-      </w:r>
-      <w:r>
-        <w:rPr>
-          <w:i/>
-          <w:lang w:val="id_ID" w:bidi="id_ID"/>
-        </w:rPr>
-        <w:t>Yesus,</w:t>
-      </w:r>
-      <w:r>
-        <w:rPr>
-          <w:lang w:val="id_ID" w:bidi="id_ID"/>
-        </w:rPr>
-        <w:t xml:space="preserve"> dan terus berlanjut sampai </w:t>
-      </w:r>
-      <w:r>
-        <w:rPr>
-          <w:i/>
-          <w:lang w:val="id_ID" w:bidi="id_ID"/>
-        </w:rPr>
-        <w:t>zaman gereja,</w:t>
-      </w:r>
-      <w:r>
-        <w:rPr>
-          <w:lang w:val="id_ID" w:bidi="id_ID"/>
-        </w:rPr>
-        <w:t xml:space="preserve"> ketika kabar baik bagi Israel diperluas ke segala bangsa. Sejalan dengan penekanan itu ada sebuah desakan bahwa Allah hadir dalam kisah penebusan melalui Roh Kudus. Dalam Injil, Yesus ditampilkan sebagai Manusia Roh; realitas Roh memberdayakan-Nya untuk pekerjaan-Nya (</w:t>
-      </w:r>
-      <w:hyperlink r:id="rId793">
-        <w:r>
-          <w:rPr>
-            <w:lang w:val="id_ID" w:bidi="id_ID"/>
-          </w:rPr>
-          <w:rPr>
-            <w:color w:val="0000EE"/>
-            <w:u w:val="single"/>
-          </w:rPr>
-          <w:t>Luk. 3:22</w:t>
-        </w:r>
-      </w:hyperlink>
-      <w:r>
-        <w:rPr>
-          <w:lang w:val="id_ID" w:bidi="id_ID"/>
-        </w:rPr>
-        <w:t xml:space="preserve">; </w:t>
-      </w:r>
-      <w:hyperlink r:id="rId794">
-        <w:r>
-          <w:rPr>
-            <w:lang w:val="id_ID" w:bidi="id_ID"/>
-          </w:rPr>
-          <w:rPr>
-            <w:color w:val="0000EE"/>
-            <w:u w:val="single"/>
-          </w:rPr>
-          <w:t>4:1, 14, 18</w:t>
-        </w:r>
-      </w:hyperlink>
-      <w:r>
-        <w:rPr>
-          <w:lang w:val="id_ID" w:bidi="id_ID"/>
-        </w:rPr>
-        <w:t>). Dalam Kisah Para Rasul, persekutuan murid-murid Yesus digambarkan sebagai komunitas Roh (</w:t>
-      </w:r>
-      <w:hyperlink r:id="rId795">
-        <w:r>
-          <w:rPr>
-            <w:lang w:val="id_ID" w:bidi="id_ID"/>
-          </w:rPr>
-          <w:rPr>
-            <w:color w:val="0000EE"/>
-            <w:u w:val="single"/>
-          </w:rPr>
-          <w:t>Kisah 1:8</w:t>
-        </w:r>
-      </w:hyperlink>
-      <w:r>
-        <w:rPr>
-          <w:lang w:val="id_ID" w:bidi="id_ID"/>
-        </w:rPr>
-        <w:t xml:space="preserve">; </w:t>
-      </w:r>
-      <w:hyperlink r:id="rId796">
-        <w:r>
-          <w:rPr>
-            <w:lang w:val="id_ID" w:bidi="id_ID"/>
-          </w:rPr>
-          <w:rPr>
-            <w:color w:val="0000EE"/>
-            <w:u w:val="single"/>
-          </w:rPr>
-          <w:t>2:1–8</w:t>
-        </w:r>
-      </w:hyperlink>
-      <w:r>
-        <w:rPr>
-          <w:lang w:val="id_ID" w:bidi="id_ID"/>
-        </w:rPr>
-        <w:t>). Apa yang telah dimulai oleh Yesus dalam kuasa Roh Kudus dalam pelayanan-Nya sendiri, terus dilakukan oleh jemaat (gereja) dalam kuasa Roh Kudus.</w:t>
-      </w:r>
-    </w:p>
-    <w:p>
-      <w:pPr/>
-      <w:r>
-        <w:rPr>
-          <w:lang w:val="id_ID" w:bidi="id_ID"/>
-        </w:rPr>
-      </w:r>
-      <w:r>
-        <w:rPr>
-          <w:lang w:val="id_ID" w:bidi="id_ID"/>
-        </w:rPr>
-        <w:t>Bagi Lukas, kehadiran Roh Allah yang memberdayakan adalah sebuah realitas yang memberikan kekuatan, integritas, dan ketekunan kepada iman yang baru. Hal itu memberi kemampuan bagi saksi yang setia (</w:t>
-      </w:r>
-      <w:hyperlink r:id="rId795">
-        <w:r>
-          <w:rPr>
-            <w:lang w:val="id_ID" w:bidi="id_ID"/>
-          </w:rPr>
-          <w:rPr>
-            <w:color w:val="0000EE"/>
-            <w:u w:val="single"/>
-          </w:rPr>
-          <w:t>Kisah 1:8</w:t>
-        </w:r>
-      </w:hyperlink>
-      <w:r>
-        <w:rPr>
-          <w:lang w:val="id_ID" w:bidi="id_ID"/>
-        </w:rPr>
-        <w:t>) dan menciptakan komunitas yang tulus (</w:t>
-      </w:r>
-      <w:hyperlink r:id="rId797">
-        <w:r>
-          <w:rPr>
-            <w:lang w:val="id_ID" w:bidi="id_ID"/>
-          </w:rPr>
-          <w:rPr>
-            <w:color w:val="0000EE"/>
-            <w:u w:val="single"/>
-          </w:rPr>
-          <w:t>Kisah 2:44–47</w:t>
-        </w:r>
-      </w:hyperlink>
-      <w:r>
-        <w:rPr>
-          <w:lang w:val="id_ID" w:bidi="id_ID"/>
-        </w:rPr>
-        <w:t xml:space="preserve">; </w:t>
-      </w:r>
-      <w:hyperlink r:id="rId798">
-        <w:r>
-          <w:rPr>
-            <w:lang w:val="id_ID" w:bidi="id_ID"/>
-          </w:rPr>
-          <w:rPr>
-            <w:color w:val="0000EE"/>
-            <w:u w:val="single"/>
-          </w:rPr>
-          <w:t>4:32–37</w:t>
-        </w:r>
-      </w:hyperlink>
-      <w:r>
-        <w:rPr>
-          <w:lang w:val="id_ID" w:bidi="id_ID"/>
-        </w:rPr>
-        <w:t xml:space="preserve">), sesuatu yang sangat dirindukan oleh dunia kuno. Di dalam komunitas yang baru ini, Roh Kudus memberikan keberanian dan ketegasan (lihat pembelaan Petrus di dalam psl </w:t>
-      </w:r>
-      <w:hyperlink r:id="rId799">
-        <w:r>
-          <w:rPr>
-            <w:lang w:val="id_ID" w:bidi="id_ID"/>
-          </w:rPr>
-          <w:rPr>
-            <w:color w:val="0000EE"/>
-            <w:u w:val="single"/>
-          </w:rPr>
-          <w:t>2–5</w:t>
-        </w:r>
-      </w:hyperlink>
-      <w:r>
-        <w:rPr>
-          <w:lang w:val="id_ID" w:bidi="id_ID"/>
-        </w:rPr>
-        <w:t>), memberdayakan untuk pelayanan (</w:t>
-      </w:r>
-      <w:hyperlink r:id="rId800">
-        <w:r>
-          <w:rPr>
-            <w:lang w:val="id_ID" w:bidi="id_ID"/>
-          </w:rPr>
-          <w:rPr>
-            <w:color w:val="0000EE"/>
-            <w:u w:val="single"/>
-          </w:rPr>
-          <w:t>psl. 6</w:t>
-        </w:r>
-      </w:hyperlink>
-      <w:r>
-        <w:rPr>
-          <w:lang w:val="id_ID" w:bidi="id_ID"/>
-        </w:rPr>
-        <w:t>), mengatasi prasangka seperti dalam misi di Samaria (</w:t>
-      </w:r>
-      <w:hyperlink r:id="rId780">
-        <w:r>
-          <w:rPr>
-            <w:lang w:val="id_ID" w:bidi="id_ID"/>
-          </w:rPr>
-          <w:rPr>
-            <w:color w:val="0000EE"/>
-            <w:u w:val="single"/>
-          </w:rPr>
-          <w:t>psl. 8</w:t>
-        </w:r>
-      </w:hyperlink>
-      <w:r>
-        <w:rPr>
-          <w:lang w:val="id_ID" w:bidi="id_ID"/>
-        </w:rPr>
-        <w:t xml:space="preserve">), meruntuhkan tembok-tembok penghalang seperti dalam kisah Kornelius (psl. </w:t>
-      </w:r>
-      <w:hyperlink r:id="rId801">
-        <w:r>
-          <w:rPr>
-            <w:lang w:val="id_ID" w:bidi="id_ID"/>
-          </w:rPr>
-          <w:rPr>
-            <w:color w:val="0000EE"/>
-            <w:u w:val="single"/>
-          </w:rPr>
-          <w:t>10–11</w:t>
-        </w:r>
-      </w:hyperlink>
-      <w:r>
-        <w:rPr>
-          <w:lang w:val="id_ID" w:bidi="id_ID"/>
-        </w:rPr>
-        <w:t>), dan mengutus orang-orang percaya untuk menjalankan misi (</w:t>
-      </w:r>
-      <w:hyperlink r:id="rId783">
-        <w:r>
-          <w:rPr>
-            <w:lang w:val="id_ID" w:bidi="id_ID"/>
-          </w:rPr>
-          <w:rPr>
-            <w:color w:val="0000EE"/>
-            <w:u w:val="single"/>
-          </w:rPr>
-          <w:t>psl. 13</w:t>
-        </w:r>
-      </w:hyperlink>
-      <w:r>
-        <w:rPr>
-          <w:lang w:val="id_ID" w:bidi="id_ID"/>
-        </w:rPr>
-        <w:t>).</w:t>
-      </w:r>
-    </w:p>
-    <w:p>
-      <w:pPr/>
-      <w:r>
-        <w:rPr>
-          <w:lang w:val="id_ID" w:bidi="id_ID"/>
-        </w:rPr>
-      </w:r>
-      <w:r>
-        <w:rPr>
-          <w:lang w:val="id_ID" w:bidi="id_ID"/>
-        </w:rPr>
-        <w:t xml:space="preserve">Keseluruhan kisah ini juga diselingi oleh sentralitas kebangkitan Yesus. Lukas, seperti Paulus (lihat </w:t>
-      </w:r>
-      <w:hyperlink r:id="rId802">
-        <w:r>
-          <w:rPr>
-            <w:lang w:val="id_ID" w:bidi="id_ID"/>
-          </w:rPr>
-          <w:rPr>
-            <w:color w:val="0000EE"/>
-            <w:u w:val="single"/>
-          </w:rPr>
-          <w:t>1Kor.15:12–21</w:t>
-        </w:r>
-      </w:hyperlink>
-      <w:r>
-        <w:rPr>
-          <w:lang w:val="id_ID" w:bidi="id_ID"/>
-        </w:rPr>
-        <w:t>), pasti yakin bahwa tanpa kebangkitan Yesus, tidak akan ada iman Kristen sama sekali. Lebih dari itu, kebangkitan memberikan cap persetujuan Allah atas kehidupan dan pelayanan Yesus, mengesahkan kebenaran dari klaim-klaim-Nya. Lukas menyatakan ketertarikannya pada tema ini sejak awal: kriteria utama bagi seorang pengganti Yudas adalah bahwa ia haruslah seorang yang, bersama dengan murid-murid yang lain, menjadi saksi dari kebangkitan Yesus. Di sepanjang Kisah Para Rasul, mulai dari khotbah Pentakosta Petrus dan pembelaannya di hadapan Mahkamah Agama hingga pidato Paulus di hadapan Feliks dan Agripa, ia memperlihatkan bagaimana gereja memberikan kesaksian tentang kebangkitan Yesus sebagai sebuah pembalikan yang luar biasa yang dilakukan oleh Allah (</w:t>
-      </w:r>
-      <w:hyperlink r:id="rId803">
-        <w:r>
-          <w:rPr>
-            <w:lang w:val="id_ID" w:bidi="id_ID"/>
-          </w:rPr>
-          <w:rPr>
-            <w:color w:val="0000EE"/>
-            <w:u w:val="single"/>
-          </w:rPr>
-          <w:t>Kisah 2:22–24, 36</w:t>
-        </w:r>
-      </w:hyperlink>
-      <w:r>
-        <w:rPr>
-          <w:lang w:val="id_ID" w:bidi="id_ID"/>
-        </w:rPr>
-        <w:t xml:space="preserve">; </w:t>
-      </w:r>
-      <w:hyperlink r:id="rId804">
-        <w:r>
-          <w:rPr>
-            <w:lang w:val="id_ID" w:bidi="id_ID"/>
-          </w:rPr>
-          <w:rPr>
-            <w:color w:val="0000EE"/>
-            <w:u w:val="single"/>
-          </w:rPr>
-          <w:t>3:14–15</w:t>
-        </w:r>
-      </w:hyperlink>
-      <w:r>
-        <w:rPr>
-          <w:lang w:val="id_ID" w:bidi="id_ID"/>
-        </w:rPr>
-        <w:t xml:space="preserve">; </w:t>
-      </w:r>
-      <w:hyperlink r:id="rId805">
-        <w:r>
-          <w:rPr>
-            <w:lang w:val="id_ID" w:bidi="id_ID"/>
-          </w:rPr>
-          <w:rPr>
-            <w:color w:val="0000EE"/>
-            <w:u w:val="single"/>
-          </w:rPr>
-          <w:t>5:30–31</w:t>
-        </w:r>
-      </w:hyperlink>
-      <w:r>
-        <w:rPr>
-          <w:lang w:val="id_ID" w:bidi="id_ID"/>
-        </w:rPr>
-        <w:t xml:space="preserve">; </w:t>
-      </w:r>
-      <w:hyperlink r:id="rId806">
-        <w:r>
-          <w:rPr>
-            <w:lang w:val="id_ID" w:bidi="id_ID"/>
-          </w:rPr>
-          <w:rPr>
-            <w:color w:val="0000EE"/>
-            <w:u w:val="single"/>
-          </w:rPr>
-          <w:t>10:39–42</w:t>
-        </w:r>
-      </w:hyperlink>
-      <w:r>
-        <w:rPr>
-          <w:lang w:val="id_ID" w:bidi="id_ID"/>
-        </w:rPr>
-        <w:t>).</w:t>
-      </w:r>
-    </w:p>
-    <w:p>
-      <w:pPr/>
-      <w:r>
-        <w:rPr>
-          <w:lang w:val="id_ID" w:bidi="id_ID"/>
-        </w:rPr>
-      </w:r>
-      <w:r>
-        <w:rPr>
-          <w:lang w:val="id_ID" w:bidi="id_ID"/>
-        </w:rPr>
-        <w:t xml:space="preserve">Kisah Para Rasul secara alami terbagi menjadi dua bagian, pasal </w:t>
-      </w:r>
-      <w:hyperlink r:id="rId744">
-        <w:r>
-          <w:rPr>
-            <w:lang w:val="id_ID" w:bidi="id_ID"/>
-          </w:rPr>
-          <w:rPr>
-            <w:color w:val="0000EE"/>
-            <w:u w:val="single"/>
-          </w:rPr>
-          <w:t>1–12,</w:t>
-        </w:r>
-      </w:hyperlink>
-      <w:r>
-        <w:rPr>
-          <w:lang w:val="id_ID" w:bidi="id_ID"/>
-        </w:rPr>
-        <w:t xml:space="preserve"> dan </w:t>
-      </w:r>
-      <w:hyperlink r:id="rId807">
-        <w:r>
-          <w:rPr>
-            <w:lang w:val="id_ID" w:bidi="id_ID"/>
-          </w:rPr>
-          <w:rPr>
-            <w:color w:val="0000EE"/>
-            <w:u w:val="single"/>
-          </w:rPr>
-          <w:t>13–28</w:t>
-        </w:r>
-      </w:hyperlink>
-      <w:r>
-        <w:rPr>
-          <w:lang w:val="id_ID" w:bidi="id_ID"/>
-        </w:rPr>
-        <w:t>. Bagian pertama, secara garis besar, berisi “Tindakan-tindakan (Kisah-kisah) Petrus.” Bagian kedua sebagian besar membahas tentang “tindakan-tindakan (kisah-kisah) Paulus”. Dalam 12 pasal pertama, Petrus adalah tokoh sentral yang memulai pemilihan pengganti Yudas Iskariot (</w:t>
-      </w:r>
-      <w:hyperlink r:id="rId808">
-        <w:r>
-          <w:rPr>
-            <w:lang w:val="id_ID" w:bidi="id_ID"/>
-          </w:rPr>
-          <w:rPr>
-            <w:color w:val="0000EE"/>
-            <w:u w:val="single"/>
-          </w:rPr>
-          <w:t>psl. 1</w:t>
-        </w:r>
-      </w:hyperlink>
-      <w:r>
-        <w:rPr>
-          <w:lang w:val="id_ID" w:bidi="id_ID"/>
-        </w:rPr>
-        <w:t>); berbicara kepada orang banyak pada hari Pentakosta (</w:t>
-      </w:r>
-      <w:hyperlink r:id="rId782">
-        <w:r>
-          <w:rPr>
-            <w:lang w:val="id_ID" w:bidi="id_ID"/>
-          </w:rPr>
-          <w:rPr>
-            <w:color w:val="0000EE"/>
-            <w:u w:val="single"/>
-          </w:rPr>
-          <w:t>psl. 2</w:t>
-        </w:r>
-      </w:hyperlink>
-      <w:r>
-        <w:rPr>
-          <w:lang w:val="id_ID" w:bidi="id_ID"/>
-        </w:rPr>
-        <w:t>); menafsirkan arti penting penyembuhan seorang lumpuh kepada kerumunan orang di Bait Allah (</w:t>
-      </w:r>
-      <w:hyperlink r:id="rId809">
-        <w:r>
-          <w:rPr>
-            <w:lang w:val="id_ID" w:bidi="id_ID"/>
-          </w:rPr>
-          <w:rPr>
-            <w:color w:val="0000EE"/>
-            <w:u w:val="single"/>
-          </w:rPr>
-          <w:t>psl. 3</w:t>
-        </w:r>
-      </w:hyperlink>
-      <w:r>
-        <w:rPr>
-          <w:lang w:val="id_ID" w:bidi="id_ID"/>
-        </w:rPr>
-        <w:t>); menyampaikan pembelaan atas proklamasi Kristen di hadapan mahkamah tertinggi Yahudi (</w:t>
-      </w:r>
-      <w:hyperlink r:id="rId810">
-        <w:r>
-          <w:rPr>
-            <w:lang w:val="id_ID" w:bidi="id_ID"/>
-          </w:rPr>
-          <w:rPr>
-            <w:color w:val="0000EE"/>
-            <w:u w:val="single"/>
-          </w:rPr>
-          <w:t>psl. 4</w:t>
-        </w:r>
-      </w:hyperlink>
-      <w:r>
-        <w:rPr>
-          <w:lang w:val="id_ID" w:bidi="id_ID"/>
-        </w:rPr>
-        <w:t>); memimpin para rasul dalam pelayanan penyembuhan dan berbicara mewakili mereka (</w:t>
-      </w:r>
-      <w:hyperlink r:id="rId811">
-        <w:r>
-          <w:rPr>
-            <w:lang w:val="id_ID" w:bidi="id_ID"/>
-          </w:rPr>
-          <w:rPr>
-            <w:color w:val="0000EE"/>
-            <w:u w:val="single"/>
-          </w:rPr>
-          <w:t>psl. 5</w:t>
-        </w:r>
-      </w:hyperlink>
-      <w:r>
-        <w:rPr>
-          <w:lang w:val="id_ID" w:bidi="id_ID"/>
-        </w:rPr>
-        <w:t>); berdiri di garis depan dalam konflik dengan seorang penyihir Samaria, “Simon Agung” (</w:t>
-      </w:r>
-      <w:hyperlink r:id="rId780">
-        <w:r>
-          <w:rPr>
-            <w:lang w:val="id_ID" w:bidi="id_ID"/>
-          </w:rPr>
-          <w:rPr>
-            <w:color w:val="0000EE"/>
-            <w:u w:val="single"/>
-          </w:rPr>
-          <w:t>psl. 8</w:t>
-        </w:r>
-      </w:hyperlink>
-      <w:r>
-        <w:rPr>
-          <w:lang w:val="id_ID" w:bidi="id_ID"/>
-        </w:rPr>
-        <w:t xml:space="preserve">); meluncurkan pergerakan Injil—meskipun dengan terpaksa—kepada bangsa-bangsa lain melalui Kornelius (psl. </w:t>
-      </w:r>
-      <w:hyperlink r:id="rId801">
-        <w:r>
-          <w:rPr>
-            <w:lang w:val="id_ID" w:bidi="id_ID"/>
-          </w:rPr>
-          <w:rPr>
-            <w:color w:val="0000EE"/>
-            <w:u w:val="single"/>
-          </w:rPr>
-          <w:t>10–11</w:t>
-        </w:r>
-      </w:hyperlink>
-      <w:r>
-        <w:rPr>
-          <w:lang w:val="id_ID" w:bidi="id_ID"/>
-        </w:rPr>
-        <w:t>); dan menarik perhatian Herodes dalam kampanyenya melawan gereja, tetapi secara ajaib dibebaskan dari penjara (</w:t>
-      </w:r>
-      <w:hyperlink r:id="rId750">
-        <w:r>
-          <w:rPr>
-            <w:lang w:val="id_ID" w:bidi="id_ID"/>
-          </w:rPr>
-          <w:rPr>
-            <w:color w:val="0000EE"/>
-            <w:u w:val="single"/>
-          </w:rPr>
-          <w:t>psl. 12</w:t>
-        </w:r>
-      </w:hyperlink>
-      <w:r>
-        <w:rPr>
-          <w:lang w:val="id_ID" w:bidi="id_ID"/>
-        </w:rPr>
-        <w:t>).</w:t>
-      </w:r>
-    </w:p>
-    <w:p>
-      <w:pPr/>
-      <w:r>
-        <w:rPr>
-          <w:lang w:val="id_ID" w:bidi="id_ID"/>
-        </w:rPr>
-      </w:r>
-      <w:r>
-        <w:rPr>
-          <w:lang w:val="id_ID" w:bidi="id_ID"/>
-        </w:rPr>
-        <w:t xml:space="preserve">Pemberitaan Injil kepada bangsa-bangsa lain melalui pelayanan Paulus adalah tema dari bagian kedua Kitab Kisah Para Rasul (psl. </w:t>
-      </w:r>
-      <w:hyperlink r:id="rId807">
-        <w:r>
-          <w:rPr>
-            <w:lang w:val="id_ID" w:bidi="id_ID"/>
-          </w:rPr>
-          <w:rPr>
-            <w:color w:val="0000EE"/>
-            <w:u w:val="single"/>
-          </w:rPr>
-          <w:t>13–28</w:t>
-        </w:r>
-      </w:hyperlink>
-      <w:r>
-        <w:rPr>
-          <w:lang w:val="id_ID" w:bidi="id_ID"/>
-        </w:rPr>
-        <w:t xml:space="preserve">). Kisah ini terutama menyangkut tiga perjalanan misi besar, yang masing-masing membawa Injil ke wilayah yang belum tersentuh dan memperluas upaya-upaya misi sebelumnya. Kisah kehidupan dan pekerjaan Paulus mencapai puncaknya pada saat ia ditangkap di Yerusalem (psl. </w:t>
-      </w:r>
-      <w:hyperlink r:id="rId812">
-        <w:r>
-          <w:rPr>
-            <w:lang w:val="id_ID" w:bidi="id_ID"/>
-          </w:rPr>
-          <w:rPr>
-            <w:color w:val="0000EE"/>
-            <w:u w:val="single"/>
-          </w:rPr>
-          <w:t>21–22</w:t>
-        </w:r>
-      </w:hyperlink>
-      <w:r>
-        <w:rPr>
-          <w:lang w:val="id_ID" w:bidi="id_ID"/>
-        </w:rPr>
-        <w:t xml:space="preserve">), penahanan dalam waktu yang lama di Kaisarea (psl. </w:t>
-      </w:r>
-      <w:hyperlink r:id="rId813">
-        <w:r>
-          <w:rPr>
-            <w:lang w:val="id_ID" w:bidi="id_ID"/>
-          </w:rPr>
-          <w:rPr>
-            <w:color w:val="0000EE"/>
-            <w:u w:val="single"/>
-          </w:rPr>
-          <w:t>23–26</w:t>
-        </w:r>
-      </w:hyperlink>
-      <w:r>
-        <w:rPr>
-          <w:lang w:val="id_ID" w:bidi="id_ID"/>
-        </w:rPr>
-        <w:t xml:space="preserve">), dan perjalanan ke Roma (psl. </w:t>
-      </w:r>
-      <w:hyperlink r:id="rId814">
-        <w:r>
-          <w:rPr>
-            <w:lang w:val="id_ID" w:bidi="id_ID"/>
-          </w:rPr>
-          <w:rPr>
-            <w:color w:val="0000EE"/>
-            <w:u w:val="single"/>
-          </w:rPr>
-          <w:t>27–28</w:t>
-        </w:r>
-      </w:hyperlink>
-      <w:r>
-        <w:rPr>
-          <w:lang w:val="id_ID" w:bidi="id_ID"/>
-        </w:rPr>
-        <w:t>).</w:t>
-      </w:r>
-    </w:p>
-    <w:p>
-      <w:pPr/>
-      <w:r>
-        <w:rPr>
-          <w:lang w:val="id_ID" w:bidi="id_ID"/>
-        </w:rPr>
-      </w:r>
-      <w:r>
-        <w:rPr>
-          <w:lang w:val="id_ID" w:bidi="id_ID"/>
-        </w:rPr>
-        <w:t>Cara lain untuk memahami struktur dan isi Kitab Kisah Para Rasul adalah secara tematis. Hal ini dimulai dengan pernyataan Yesus, “</w:t>
-      </w:r>
-      <w:r>
-        <w:rPr>
-          <w:lang w:val="id_ID" w:bidi="id_ID"/>
-        </w:rPr>
-        <w:t>Tetapi kamu akan menerima kuasa, kalau Roh Kudus turun ke atas kamu, dan kamu akan menjadi saksi-Ku di Yerusalem dan di seluruh Yudea dan Samaria dan sampai ke ujung bumi.”</w:t>
-      </w:r>
-      <w:r>
-        <w:rPr>
-          <w:lang w:val="id_ID" w:bidi="id_ID"/>
-        </w:rPr>
-        <w:t xml:space="preserve"> (</w:t>
-      </w:r>
-      <w:hyperlink r:id="rId795">
-        <w:r>
-          <w:rPr>
-            <w:lang w:val="id_ID" w:bidi="id_ID"/>
-          </w:rPr>
-          <w:rPr>
-            <w:color w:val="0000EE"/>
-            <w:u w:val="single"/>
-          </w:rPr>
-          <w:t>Kisah 1:8</w:t>
-        </w:r>
-      </w:hyperlink>
-      <w:r>
-        <w:rPr>
-          <w:lang w:val="id_ID" w:bidi="id_ID"/>
-        </w:rPr>
-        <w:t xml:space="preserve">). Kitab Kisah Para Rasul dapat dilihat sebagai kisah penggenapan “Amanat Agung,” yang pada dasarnya berlangsung dalam tiga tahap: (1) kesaksian tentang Yudaisme, yang berpusat di Yerusalem, tetapi juga meluas ke daerah-daerah di sekitar Yudea dan ke utara sampai ke Galilea (psl. </w:t>
-      </w:r>
-      <w:hyperlink r:id="rId815">
-        <w:r>
-          <w:rPr>
-            <w:lang w:val="id_ID" w:bidi="id_ID"/>
-          </w:rPr>
-          <w:rPr>
-            <w:color w:val="0000EE"/>
-            <w:u w:val="single"/>
-          </w:rPr>
-          <w:t>1–7</w:t>
-        </w:r>
-      </w:hyperlink>
-      <w:r>
-        <w:rPr>
-          <w:lang w:val="id_ID" w:bidi="id_ID"/>
-        </w:rPr>
-        <w:t>); (2) bersaksi kepada Samaria melalui Filipus, Petrus, dan Yohanes (</w:t>
-      </w:r>
-      <w:hyperlink r:id="rId816">
-        <w:r>
-          <w:rPr>
-            <w:lang w:val="id_ID" w:bidi="id_ID"/>
-          </w:rPr>
-          <w:rPr>
-            <w:color w:val="0000EE"/>
-            <w:u w:val="single"/>
-          </w:rPr>
-          <w:t>Kisah 8:1–9:31</w:t>
-        </w:r>
-      </w:hyperlink>
-      <w:r>
-        <w:rPr>
-          <w:lang w:val="id_ID" w:bidi="id_ID"/>
-        </w:rPr>
-        <w:t>); (3) bersaksi kepada dunia bukan Yahudi, pertama-tama melalui Petrus (</w:t>
-      </w:r>
-      <w:hyperlink r:id="rId817">
-        <w:r>
-          <w:rPr>
-            <w:lang w:val="id_ID" w:bidi="id_ID"/>
-          </w:rPr>
-          <w:rPr>
-            <w:color w:val="0000EE"/>
-            <w:u w:val="single"/>
-          </w:rPr>
-          <w:t>Kisah 9:32–12:25</w:t>
-        </w:r>
-      </w:hyperlink>
-      <w:r>
-        <w:rPr>
-          <w:lang w:val="id_ID" w:bidi="id_ID"/>
-        </w:rPr>
-        <w:t xml:space="preserve">), dan kemudian dengan tegas melalui Paulus (psl. </w:t>
-      </w:r>
-      <w:hyperlink r:id="rId807">
-        <w:r>
-          <w:rPr>
-            <w:lang w:val="id_ID" w:bidi="id_ID"/>
-          </w:rPr>
-          <w:rPr>
-            <w:color w:val="0000EE"/>
-            <w:u w:val="single"/>
-          </w:rPr>
-          <w:t>13–28</w:t>
-        </w:r>
-      </w:hyperlink>
-      <w:r>
-        <w:rPr>
-          <w:lang w:val="id_ID" w:bidi="id_ID"/>
-        </w:rPr>
-        <w:t>).</w:t>
-      </w:r>
-    </w:p>
-    <w:p>
-      <w:pPr/>
-      <w:r>
-        <w:rPr>
-          <w:lang w:val="id_ID" w:bidi="id_ID"/>
-        </w:rPr>
-      </w:r>
-      <w:r>
-        <w:rPr>
-          <w:i/>
-          <w:lang w:val="id_ID" w:bidi="id_ID"/>
-        </w:rPr>
-        <w:t>Lihat juga</w:t>
-      </w:r>
-      <w:r>
-        <w:rPr>
-          <w:lang w:val="id_ID" w:bidi="id_ID"/>
-        </w:rPr>
-        <w:t xml:space="preserve"> </w:t>
-      </w:r>
-      <w:r>
-        <w:rPr>
-          <w:lang w:val="id_ID" w:bidi="id_ID"/>
-        </w:rPr>
-        <w:t>Lukas (Pribadi)</w:t>
-      </w:r>
-      <w:r>
-        <w:rPr>
-          <w:lang w:val="id_ID" w:bidi="id_ID"/>
-        </w:rPr>
-        <w:t xml:space="preserve">; </w:t>
-      </w:r>
-      <w:r>
-        <w:rPr>
-          <w:lang w:val="id_ID" w:bidi="id_ID"/>
-        </w:rPr>
-        <w:t>Rasul, Paulus</w:t>
-      </w:r>
-      <w:r>
-        <w:rPr>
-          <w:lang w:val="id_ID" w:bidi="id_ID"/>
-        </w:rPr>
-        <w:t xml:space="preserve">; </w:t>
-      </w:r>
-      <w:r>
-        <w:rPr>
-          <w:lang w:val="id_ID" w:bidi="id_ID"/>
-        </w:rPr>
-        <w:t>Simon Petrus</w:t>
-      </w:r>
-      <w:r>
-        <w:rPr>
-          <w:lang w:val="id_ID" w:bidi="id_ID"/>
-        </w:rPr>
-        <w:t xml:space="preserve">; </w:t>
-      </w:r>
-      <w:r>
-        <w:rPr>
-          <w:lang w:val="id_ID" w:bidi="id_ID"/>
-        </w:rPr>
-        <w:t>Teofilus #1</w:t>
-      </w:r>
-      <w:r>
-        <w:rPr>
-          <w:lang w:val="id_ID" w:bidi="id_ID"/>
-        </w:rPr>
-        <w:t xml:space="preserve">; </w:t>
-      </w:r>
-      <w:r>
-        <w:rPr>
-          <w:lang w:val="id_ID" w:bidi="id_ID"/>
-        </w:rPr>
-        <w:t>Kronologi Alkitab (Perjanjian Baru)</w:t>
       </w:r>
       <w:r>
         <w:rPr>
@@ -25809,7 +25809,7 @@
         </w:rPr>
         <w:t xml:space="preserve">; </w:t>
       </w:r>
-      <w:hyperlink r:id="rId795">
+      <w:hyperlink r:id="rId571">
         <w:r>
           <w:rPr>
             <w:lang w:val="id_ID" w:bidi="id_ID"/>

--- a/ind/docx/009.content.docx
+++ b/ind/docx/009.content.docx
@@ -19,7 +19,7 @@
         <w:rPr>
           <w:lang w:val="id_ID" w:bidi="id_ID"/>
         </w:rPr>
-        <w:t>Resource: Tyndale Open Bible Dictionary</w:t>
+        <w:t>Resource: Aquifer Open Bible Dictionary</w:t>
       </w:r>
       <w:r>
         <w:rPr>
@@ -112,7 +112,7 @@
         <w:rPr>
           <w:lang w:val="id_ID" w:bidi="id_ID"/>
         </w:rPr>
-        <w:t>Tyndale Open Bible Dictionary</w:t>
+        <w:t>Aquifer Open Bible Dictionary</w:t>
       </w:r>
     </w:p>
     <w:p>
